--- a/certificate-app/docx-templates/New Liferaft certificate - (15 PERSON) DOLPHIN NO -06-17054.docx
+++ b/certificate-app/docx-templates/New Liferaft certificate - (15 PERSON) DOLPHIN NO -06-17054.docx
@@ -1,6 +1,6 @@
 
 <file path=word/document.xml><?xml version="1.0" encoding="utf-8"?>
-<w:document xmlns:wpc="http://schemas.microsoft.com/office/word/2010/wordprocessingCanvas" xmlns:cx="http://schemas.microsoft.com/office/drawing/2014/chartex" xmlns:cx1="http://schemas.microsoft.com/office/drawing/2015/9/8/chartex" xmlns:cx2="http://schemas.microsoft.com/office/drawing/2015/10/21/chartex" xmlns:cx3="http://schemas.microsoft.com/office/drawing/2016/5/9/chartex" xmlns:cx4="http://schemas.microsoft.com/office/drawing/2016/5/10/chartex" xmlns:cx5="http://schemas.microsoft.com/office/drawing/2016/5/11/chartex" xmlns:cx6="http://schemas.microsoft.com/office/drawing/2016/5/12/chartex" xmlns:cx7="http://schemas.microsoft.com/office/drawing/2016/5/13/chartex" xmlns:cx8="http://schemas.microsoft.com/office/drawing/2016/5/14/chartex" xmlns:mc="http://schemas.openxmlformats.org/markup-compatibility/2006" xmlns:aink="http://schemas.microsoft.com/office/drawing/2016/ink" xmlns:am3d="http://schemas.microsoft.com/office/drawing/2017/model3d" xmlns:o="urn:schemas-microsoft-com:office:office" xmlns:r="http://schemas.openxmlformats.org/officeDocument/2006/relationships" xmlns:m="http://schemas.openxmlformats.org/officeDocument/2006/math" xmlns:v="urn:schemas-microsoft-com:vml" xmlns:wp14="http://schemas.microsoft.com/office/word/2010/wordprocessingDrawing" xmlns:wp="http://schemas.openxmlformats.org/drawingml/2006/wordprocessingDrawing" xmlns:w10="urn:schemas-microsoft-com:office:word" xmlns:w="http://schemas.openxmlformats.org/wordprocessingml/2006/main" xmlns:w14="http://schemas.microsoft.com/office/word/2010/wordml" xmlns:w15="http://schemas.microsoft.com/office/word/2012/wordml" xmlns:w16cex="http://schemas.microsoft.com/office/word/2018/wordml/cex" xmlns:w16cid="http://schemas.microsoft.com/office/word/2016/wordml/cid" xmlns:w16="http://schemas.microsoft.com/office/word/2018/wordml" xmlns:w16sdtdh="http://schemas.microsoft.com/office/word/2020/wordml/sdtdatahash" xmlns:w16se="http://schemas.microsoft.com/office/word/2015/wordml/symex" xmlns:wpg="http://schemas.microsoft.com/office/word/2010/wordprocessingGroup" xmlns:wpi="http://schemas.microsoft.com/office/word/2010/wordprocessingInk" xmlns:wne="http://schemas.microsoft.com/office/word/2006/wordml" xmlns:wps="http://schemas.microsoft.com/office/word/2010/wordprocessingShape" mc:Ignorable="w14 w15 w16se w16cid w16 w16cex w16sdtdh wp14">
+<w:document xmlns:wpc="http://schemas.microsoft.com/office/word/2010/wordprocessingCanvas" xmlns:cx="http://schemas.microsoft.com/office/drawing/2014/chartex" xmlns:cx1="http://schemas.microsoft.com/office/drawing/2015/9/8/chartex" xmlns:cx2="http://schemas.microsoft.com/office/drawing/2015/10/21/chartex" xmlns:cx3="http://schemas.microsoft.com/office/drawing/2016/5/9/chartex" xmlns:cx4="http://schemas.microsoft.com/office/drawing/2016/5/10/chartex" xmlns:cx5="http://schemas.microsoft.com/office/drawing/2016/5/11/chartex" xmlns:cx6="http://schemas.microsoft.com/office/drawing/2016/5/12/chartex" xmlns:cx7="http://schemas.microsoft.com/office/drawing/2016/5/13/chartex" xmlns:cx8="http://schemas.microsoft.com/office/drawing/2016/5/14/chartex" xmlns:mc="http://schemas.openxmlformats.org/markup-compatibility/2006" xmlns:aink="http://schemas.microsoft.com/office/drawing/2016/ink" xmlns:am3d="http://schemas.microsoft.com/office/drawing/2017/model3d" xmlns:o="urn:schemas-microsoft-com:office:office" xmlns:oel="http://schemas.microsoft.com/office/2019/extlst" xmlns:r="http://schemas.openxmlformats.org/officeDocument/2006/relationships" xmlns:m="http://schemas.openxmlformats.org/officeDocument/2006/math" xmlns:v="urn:schemas-microsoft-com:vml" xmlns:wp14="http://schemas.microsoft.com/office/word/2010/wordprocessingDrawing" xmlns:wp="http://schemas.openxmlformats.org/drawingml/2006/wordprocessingDrawing" xmlns:w10="urn:schemas-microsoft-com:office:word" xmlns:w="http://schemas.openxmlformats.org/wordprocessingml/2006/main" xmlns:w14="http://schemas.microsoft.com/office/word/2010/wordml" xmlns:w15="http://schemas.microsoft.com/office/word/2012/wordml" xmlns:w16cex="http://schemas.microsoft.com/office/word/2018/wordml/cex" xmlns:w16cid="http://schemas.microsoft.com/office/word/2016/wordml/cid" xmlns:w16="http://schemas.microsoft.com/office/word/2018/wordml" xmlns:w16du="http://schemas.microsoft.com/office/word/2023/wordml/word16du" xmlns:w16sdtdh="http://schemas.microsoft.com/office/word/2020/wordml/sdtdatahash" xmlns:w16sdtfl="http://schemas.microsoft.com/office/word/2024/wordml/sdtformatlock" xmlns:w16se="http://schemas.microsoft.com/office/word/2015/wordml/symex" xmlns:wpg="http://schemas.microsoft.com/office/word/2010/wordprocessingGroup" xmlns:wpi="http://schemas.microsoft.com/office/word/2010/wordprocessingInk" xmlns:wne="http://schemas.microsoft.com/office/word/2006/wordml" xmlns:wps="http://schemas.microsoft.com/office/word/2010/wordprocessingShape" mc:Ignorable="w14 w15 w16se w16cid w16 w16cex w16sdtdh w16sdtfl w16du wp14">
   <w:body>
     <w:p>
       <w:pPr>
@@ -11,26 +11,6 @@
           <w:tab w:val="left" w:pos="703"/>
         </w:tabs>
         <w:spacing w:line="360" w:lineRule="auto"/>
-        <w:ind w:hanging="900"/>
-        <w:jc w:val="center"/>
-        <w:rPr>
-          <w:b/>
-          <w:sz w:val="32"/>
-          <w:szCs w:val="52"/>
-          <w:u w:val="single"/>
-        </w:rPr>
-      </w:pPr>
-    </w:p>
-    <w:p>
-      <w:pPr>
-        <w:pStyle w:val="Header"/>
-        <w:tabs>
-          <w:tab w:val="clear" w:pos="4680"/>
-          <w:tab w:val="clear" w:pos="9360"/>
-          <w:tab w:val="left" w:pos="703"/>
-        </w:tabs>
-        <w:spacing w:line="360" w:lineRule="auto"/>
-        <w:ind w:hanging="900"/>
         <w:jc w:val="center"/>
         <w:rPr>
           <w:b/>
@@ -59,7 +39,6 @@
         </w:rPr>
         <w:t>R</w:t>
       </w:r>
-      <w:proofErr w:type="spellStart"/>
       <w:r>
         <w:rPr>
           <w:b/>
@@ -67,29 +46,8 @@
           <w:szCs w:val="52"/>
           <w:u w:val="single"/>
         </w:rPr>
-        <w:t>eport</w:t>
+        <w:t>eport and Test Certificate for Inflatable Liferaft</w:t>
       </w:r>
-      <w:proofErr w:type="spellEnd"/>
-      <w:r>
-        <w:rPr>
-          <w:b/>
-          <w:sz w:val="32"/>
-          <w:szCs w:val="52"/>
-          <w:u w:val="single"/>
-        </w:rPr>
-        <w:t xml:space="preserve"> and Test Certificate for Inflatable </w:t>
-      </w:r>
-      <w:proofErr w:type="spellStart"/>
-      <w:r>
-        <w:rPr>
-          <w:b/>
-          <w:sz w:val="32"/>
-          <w:szCs w:val="52"/>
-          <w:u w:val="single"/>
-        </w:rPr>
-        <w:t>Liferaft</w:t>
-      </w:r>
-      <w:proofErr w:type="spellEnd"/>
     </w:p>
     <w:tbl>
       <w:tblPr>
@@ -201,29 +159,7 @@
                 <w:szCs w:val="18"/>
                 <w:lang w:val="en-IN"/>
               </w:rPr>
-              <w:t>{{</w:t>
-            </w:r>
-            <w:proofErr w:type="spellStart"/>
-            <w:r>
-              <w:rPr>
-                <w:b/>
-                <w:kern w:val="16"/>
-                <w:sz w:val="18"/>
-                <w:szCs w:val="18"/>
-                <w:lang w:val="en-IN"/>
-              </w:rPr>
-              <w:t>header.vesselName</w:t>
-            </w:r>
-            <w:proofErr w:type="spellEnd"/>
-            <w:r>
-              <w:rPr>
-                <w:b/>
-                <w:kern w:val="16"/>
-                <w:sz w:val="18"/>
-                <w:szCs w:val="18"/>
-                <w:lang w:val="en-IN"/>
-              </w:rPr>
-              <w:t xml:space="preserve">}} </w:t>
+              <w:t xml:space="preserve">{{header.vesselName}} </w:t>
             </w:r>
           </w:p>
         </w:tc>
@@ -302,29 +238,7 @@
                 <w:szCs w:val="18"/>
                 <w:lang w:val="en-IN"/>
               </w:rPr>
-              <w:t>{{</w:t>
-            </w:r>
-            <w:proofErr w:type="spellStart"/>
-            <w:r>
-              <w:rPr>
-                <w:b/>
-                <w:kern w:val="16"/>
-                <w:sz w:val="18"/>
-                <w:szCs w:val="18"/>
-                <w:lang w:val="en-IN"/>
-              </w:rPr>
-              <w:t>header.manufacturedBy</w:t>
-            </w:r>
-            <w:proofErr w:type="spellEnd"/>
-            <w:r>
-              <w:rPr>
-                <w:b/>
-                <w:kern w:val="16"/>
-                <w:sz w:val="18"/>
-                <w:szCs w:val="18"/>
-                <w:lang w:val="en-IN"/>
-              </w:rPr>
-              <w:t xml:space="preserve">}} </w:t>
+              <w:t xml:space="preserve">{{header.manufacturedBy}} </w:t>
             </w:r>
           </w:p>
         </w:tc>
@@ -380,27 +294,7 @@
                 <w:szCs w:val="18"/>
                 <w:lang w:val="en-IN"/>
               </w:rPr>
-              <w:t>{{</w:t>
-            </w:r>
-            <w:proofErr w:type="spellStart"/>
-            <w:r>
-              <w:rPr>
-                <w:b/>
-                <w:sz w:val="18"/>
-                <w:szCs w:val="18"/>
-                <w:lang w:val="en-IN"/>
-              </w:rPr>
-              <w:t>header.certificateNo</w:t>
-            </w:r>
-            <w:proofErr w:type="spellEnd"/>
-            <w:r>
-              <w:rPr>
-                <w:b/>
-                <w:sz w:val="18"/>
-                <w:szCs w:val="18"/>
-                <w:lang w:val="en-IN"/>
-              </w:rPr>
-              <w:t xml:space="preserve">}} </w:t>
+              <w:t xml:space="preserve">{{header.certificateNo}} </w:t>
             </w:r>
           </w:p>
         </w:tc>
@@ -458,27 +352,7 @@
                 <w:sz w:val="18"/>
                 <w:szCs w:val="20"/>
               </w:rPr>
-              <w:t>{{</w:t>
-            </w:r>
-            <w:proofErr w:type="spellStart"/>
-            <w:r>
-              <w:rPr>
-                <w:b/>
-                <w:kern w:val="16"/>
-                <w:sz w:val="18"/>
-                <w:szCs w:val="20"/>
-              </w:rPr>
-              <w:t>header.ownerName</w:t>
-            </w:r>
-            <w:proofErr w:type="spellEnd"/>
-            <w:r>
-              <w:rPr>
-                <w:b/>
-                <w:kern w:val="16"/>
-                <w:sz w:val="18"/>
-                <w:szCs w:val="20"/>
-              </w:rPr>
-              <w:t>}}</w:t>
+              <w:t>{{header.ownerName}}</w:t>
             </w:r>
           </w:p>
         </w:tc>
@@ -546,27 +420,7 @@
                 <w:sz w:val="18"/>
                 <w:szCs w:val="18"/>
               </w:rPr>
-              <w:t>{{</w:t>
-            </w:r>
-            <w:proofErr w:type="spellStart"/>
-            <w:r>
-              <w:rPr>
-                <w:b/>
-                <w:kern w:val="16"/>
-                <w:sz w:val="18"/>
-                <w:szCs w:val="18"/>
-              </w:rPr>
-              <w:t>header.manufacturingDate</w:t>
-            </w:r>
-            <w:proofErr w:type="spellEnd"/>
-            <w:r>
-              <w:rPr>
-                <w:b/>
-                <w:kern w:val="16"/>
-                <w:sz w:val="18"/>
-                <w:szCs w:val="18"/>
-              </w:rPr>
-              <w:t>}}</w:t>
+              <w:t>{{header.manufacturingDate}}</w:t>
             </w:r>
           </w:p>
         </w:tc>
@@ -625,27 +479,7 @@
                 <w:sz w:val="18"/>
                 <w:szCs w:val="18"/>
               </w:rPr>
-              <w:t>{{</w:t>
-            </w:r>
-            <w:proofErr w:type="spellStart"/>
-            <w:r>
-              <w:rPr>
-                <w:b/>
-                <w:kern w:val="16"/>
-                <w:sz w:val="18"/>
-                <w:szCs w:val="18"/>
-              </w:rPr>
-              <w:t>header.dateOfService</w:t>
-            </w:r>
-            <w:proofErr w:type="spellEnd"/>
-            <w:r>
-              <w:rPr>
-                <w:b/>
-                <w:kern w:val="16"/>
-                <w:sz w:val="18"/>
-                <w:szCs w:val="18"/>
-              </w:rPr>
-              <w:t>}}</w:t>
+              <w:t>{{header.dateOfService}}</w:t>
             </w:r>
           </w:p>
         </w:tc>
@@ -708,27 +542,7 @@
                 <w:sz w:val="18"/>
                 <w:szCs w:val="18"/>
               </w:rPr>
-              <w:t>{{</w:t>
-            </w:r>
-            <w:proofErr w:type="spellStart"/>
-            <w:r>
-              <w:rPr>
-                <w:b/>
-                <w:kern w:val="16"/>
-                <w:sz w:val="18"/>
-                <w:szCs w:val="18"/>
-              </w:rPr>
-              <w:t>header.imoNo</w:t>
-            </w:r>
-            <w:proofErr w:type="spellEnd"/>
-            <w:r>
-              <w:rPr>
-                <w:b/>
-                <w:kern w:val="16"/>
-                <w:sz w:val="18"/>
-                <w:szCs w:val="18"/>
-              </w:rPr>
-              <w:t>}}</w:t>
+              <w:t>{{header.imoNo}}</w:t>
             </w:r>
           </w:p>
         </w:tc>
@@ -791,27 +605,7 @@
                 <w:sz w:val="18"/>
                 <w:szCs w:val="18"/>
               </w:rPr>
-              <w:t>{{</w:t>
-            </w:r>
-            <w:proofErr w:type="spellStart"/>
-            <w:r>
-              <w:rPr>
-                <w:b/>
-                <w:kern w:val="16"/>
-                <w:sz w:val="18"/>
-                <w:szCs w:val="18"/>
-              </w:rPr>
-              <w:t>header.type</w:t>
-            </w:r>
-            <w:proofErr w:type="spellEnd"/>
-            <w:r>
-              <w:rPr>
-                <w:b/>
-                <w:kern w:val="16"/>
-                <w:sz w:val="18"/>
-                <w:szCs w:val="18"/>
-              </w:rPr>
-              <w:t>}}</w:t>
+              <w:t>{{header.type}}</w:t>
             </w:r>
           </w:p>
         </w:tc>
@@ -868,27 +662,7 @@
                 <w:sz w:val="18"/>
                 <w:szCs w:val="18"/>
               </w:rPr>
-              <w:t>{{</w:t>
-            </w:r>
-            <w:proofErr w:type="spellStart"/>
-            <w:r>
-              <w:rPr>
-                <w:b/>
-                <w:kern w:val="16"/>
-                <w:sz w:val="18"/>
-                <w:szCs w:val="18"/>
-              </w:rPr>
-              <w:t>header.nextServiceDue</w:t>
-            </w:r>
-            <w:proofErr w:type="spellEnd"/>
-            <w:r>
-              <w:rPr>
-                <w:b/>
-                <w:kern w:val="16"/>
-                <w:sz w:val="18"/>
-                <w:szCs w:val="18"/>
-              </w:rPr>
-              <w:t>}}</w:t>
+              <w:t>{{header.nextServiceDue}}</w:t>
             </w:r>
           </w:p>
         </w:tc>
@@ -944,27 +718,7 @@
                 <w:sz w:val="18"/>
                 <w:szCs w:val="18"/>
               </w:rPr>
-              <w:t>{{</w:t>
-            </w:r>
-            <w:proofErr w:type="spellStart"/>
-            <w:r>
-              <w:rPr>
-                <w:b/>
-                <w:kern w:val="16"/>
-                <w:sz w:val="18"/>
-                <w:szCs w:val="18"/>
-              </w:rPr>
-              <w:t>header.capacity</w:t>
-            </w:r>
-            <w:proofErr w:type="spellEnd"/>
-            <w:r>
-              <w:rPr>
-                <w:b/>
-                <w:kern w:val="16"/>
-                <w:sz w:val="18"/>
-                <w:szCs w:val="18"/>
-              </w:rPr>
-              <w:t>}}</w:t>
+              <w:t>{{header.capacity}}</w:t>
             </w:r>
           </w:p>
         </w:tc>
@@ -1022,27 +776,7 @@
                 <w:sz w:val="18"/>
                 <w:szCs w:val="18"/>
               </w:rPr>
-              <w:t>{{</w:t>
-            </w:r>
-            <w:proofErr w:type="spellStart"/>
-            <w:r>
-              <w:rPr>
-                <w:b/>
-                <w:kern w:val="16"/>
-                <w:sz w:val="18"/>
-                <w:szCs w:val="18"/>
-              </w:rPr>
-              <w:t>header.liferaftSerialNo</w:t>
-            </w:r>
-            <w:proofErr w:type="spellEnd"/>
-            <w:r>
-              <w:rPr>
-                <w:b/>
-                <w:kern w:val="16"/>
-                <w:sz w:val="18"/>
-                <w:szCs w:val="18"/>
-              </w:rPr>
-              <w:t>}}</w:t>
+              <w:t>{{header.liferaftSerialNo}}</w:t>
             </w:r>
           </w:p>
         </w:tc>
@@ -1099,27 +833,7 @@
                 <w:sz w:val="18"/>
                 <w:szCs w:val="20"/>
               </w:rPr>
-              <w:t>{{</w:t>
-            </w:r>
-            <w:proofErr w:type="spellStart"/>
-            <w:r>
-              <w:rPr>
-                <w:b/>
-                <w:kern w:val="16"/>
-                <w:sz w:val="18"/>
-                <w:szCs w:val="20"/>
-              </w:rPr>
-              <w:t>header.lastServiceDate</w:t>
-            </w:r>
-            <w:proofErr w:type="spellEnd"/>
-            <w:r>
-              <w:rPr>
-                <w:b/>
-                <w:kern w:val="16"/>
-                <w:sz w:val="18"/>
-                <w:szCs w:val="20"/>
-              </w:rPr>
-              <w:t>}}</w:t>
+              <w:t>{{header.lastServiceDate}}</w:t>
             </w:r>
           </w:p>
         </w:tc>
@@ -1523,327 +1237,147 @@
                 <w:sz w:val="16"/>
                 <w:szCs w:val="16"/>
               </w:rPr>
-              <w:t>{{</w:t>
-            </w:r>
-            <w:proofErr w:type="spellStart"/>
-            <w:r>
-              <w:rPr>
-                <w:b/>
-                <w:kern w:val="16"/>
-                <w:sz w:val="16"/>
-                <w:szCs w:val="16"/>
-              </w:rPr>
-              <w:t>buoyancy.arches</w:t>
-            </w:r>
-            <w:proofErr w:type="spellEnd"/>
-            <w:r>
-              <w:rPr>
-                <w:b/>
-                <w:kern w:val="16"/>
-                <w:sz w:val="16"/>
-                <w:szCs w:val="16"/>
-              </w:rPr>
-              <w:t>}}</w:t>
-            </w:r>
-          </w:p>
-          <w:p>
-            <w:pPr>
-              <w:jc w:val="center"/>
-              <w:rPr>
-                <w:b/>
-                <w:kern w:val="16"/>
-                <w:sz w:val="16"/>
-                <w:szCs w:val="16"/>
-              </w:rPr>
-            </w:pPr>
-            <w:r>
-              <w:rPr>
-                <w:b/>
-                <w:kern w:val="16"/>
-                <w:sz w:val="16"/>
-                <w:szCs w:val="16"/>
-              </w:rPr>
-              <w:t>{{</w:t>
-            </w:r>
-            <w:proofErr w:type="spellStart"/>
-            <w:r>
-              <w:rPr>
-                <w:b/>
-                <w:kern w:val="16"/>
-                <w:sz w:val="16"/>
-                <w:szCs w:val="16"/>
-              </w:rPr>
-              <w:t>buoyancy.arches</w:t>
-            </w:r>
-            <w:proofErr w:type="spellEnd"/>
-            <w:r>
-              <w:rPr>
-                <w:b/>
-                <w:kern w:val="16"/>
-                <w:sz w:val="16"/>
-                <w:szCs w:val="16"/>
-              </w:rPr>
-              <w:t>}}</w:t>
-            </w:r>
-          </w:p>
-          <w:p>
-            <w:pPr>
-              <w:jc w:val="center"/>
-              <w:rPr>
-                <w:b/>
-                <w:kern w:val="16"/>
-                <w:sz w:val="16"/>
-                <w:szCs w:val="16"/>
-              </w:rPr>
-            </w:pPr>
-            <w:r>
-              <w:rPr>
-                <w:b/>
-                <w:kern w:val="16"/>
-                <w:sz w:val="16"/>
-                <w:szCs w:val="16"/>
-              </w:rPr>
-              <w:t>{{</w:t>
-            </w:r>
-            <w:proofErr w:type="spellStart"/>
-            <w:r>
-              <w:rPr>
-                <w:b/>
-                <w:kern w:val="16"/>
-                <w:sz w:val="16"/>
-                <w:szCs w:val="16"/>
-              </w:rPr>
-              <w:t>buoyancy.centreStrut</w:t>
-            </w:r>
-            <w:proofErr w:type="spellEnd"/>
-            <w:r>
-              <w:rPr>
-                <w:b/>
-                <w:kern w:val="16"/>
-                <w:sz w:val="16"/>
-                <w:szCs w:val="16"/>
-              </w:rPr>
-              <w:t>}}</w:t>
-            </w:r>
-          </w:p>
-          <w:p>
-            <w:pPr>
-              <w:jc w:val="center"/>
-              <w:rPr>
-                <w:b/>
-                <w:kern w:val="16"/>
-                <w:sz w:val="16"/>
-                <w:szCs w:val="16"/>
-              </w:rPr>
-            </w:pPr>
-            <w:r>
-              <w:rPr>
-                <w:b/>
-                <w:kern w:val="16"/>
-                <w:sz w:val="16"/>
-                <w:szCs w:val="16"/>
-              </w:rPr>
-              <w:t>{{</w:t>
-            </w:r>
-            <w:proofErr w:type="spellStart"/>
-            <w:r>
-              <w:rPr>
-                <w:b/>
-                <w:kern w:val="16"/>
-                <w:sz w:val="16"/>
-                <w:szCs w:val="16"/>
-              </w:rPr>
-              <w:t>buoyancy.inflateDeflateValve</w:t>
-            </w:r>
-            <w:proofErr w:type="spellEnd"/>
-            <w:r>
-              <w:rPr>
-                <w:b/>
-                <w:kern w:val="16"/>
-                <w:sz w:val="16"/>
-                <w:szCs w:val="16"/>
-              </w:rPr>
-              <w:t>}}{{</w:t>
-            </w:r>
-            <w:proofErr w:type="spellStart"/>
-            <w:r>
-              <w:rPr>
-                <w:b/>
-                <w:kern w:val="16"/>
-                <w:sz w:val="16"/>
-                <w:szCs w:val="16"/>
-              </w:rPr>
-              <w:t>buoyancy.lifeline</w:t>
-            </w:r>
-            <w:proofErr w:type="spellEnd"/>
-            <w:r>
-              <w:rPr>
-                <w:b/>
-                <w:kern w:val="16"/>
-                <w:sz w:val="16"/>
-                <w:szCs w:val="16"/>
-              </w:rPr>
-              <w:t>}}</w:t>
-            </w:r>
-          </w:p>
-          <w:p>
-            <w:pPr>
-              <w:jc w:val="center"/>
-              <w:rPr>
-                <w:b/>
-                <w:kern w:val="16"/>
-                <w:sz w:val="16"/>
-                <w:szCs w:val="16"/>
-              </w:rPr>
-            </w:pPr>
-            <w:r>
-              <w:rPr>
-                <w:b/>
-                <w:kern w:val="16"/>
-                <w:sz w:val="16"/>
-                <w:szCs w:val="16"/>
-              </w:rPr>
-              <w:t>{{</w:t>
-            </w:r>
-            <w:proofErr w:type="spellStart"/>
-            <w:r>
-              <w:rPr>
-                <w:b/>
-                <w:kern w:val="16"/>
-                <w:sz w:val="16"/>
-                <w:szCs w:val="16"/>
-              </w:rPr>
-              <w:t>buoyancy.lifelinePatch</w:t>
-            </w:r>
-            <w:proofErr w:type="spellEnd"/>
-            <w:r>
-              <w:rPr>
-                <w:b/>
-                <w:kern w:val="16"/>
-                <w:sz w:val="16"/>
-                <w:szCs w:val="16"/>
-              </w:rPr>
-              <w:t>}}</w:t>
-            </w:r>
-          </w:p>
-          <w:p>
-            <w:pPr>
-              <w:jc w:val="center"/>
-              <w:rPr>
-                <w:b/>
-                <w:kern w:val="16"/>
-                <w:sz w:val="16"/>
-                <w:szCs w:val="16"/>
-              </w:rPr>
-            </w:pPr>
-            <w:r>
-              <w:rPr>
-                <w:b/>
-                <w:kern w:val="16"/>
-                <w:sz w:val="16"/>
-                <w:szCs w:val="16"/>
-              </w:rPr>
-              <w:t>{{</w:t>
-            </w:r>
-            <w:proofErr w:type="spellStart"/>
-            <w:r>
-              <w:rPr>
-                <w:b/>
-                <w:kern w:val="16"/>
-                <w:sz w:val="16"/>
-                <w:szCs w:val="16"/>
-              </w:rPr>
-              <w:t>buoyancy.reliefValves</w:t>
-            </w:r>
-            <w:proofErr w:type="spellEnd"/>
-            <w:r>
-              <w:rPr>
-                <w:b/>
-                <w:kern w:val="16"/>
-                <w:sz w:val="16"/>
-                <w:szCs w:val="16"/>
-              </w:rPr>
-              <w:t>}}</w:t>
-            </w:r>
-          </w:p>
-          <w:p>
-            <w:pPr>
-              <w:jc w:val="center"/>
-              <w:rPr>
-                <w:b/>
-                <w:kern w:val="16"/>
-                <w:sz w:val="16"/>
-                <w:szCs w:val="16"/>
-              </w:rPr>
-            </w:pPr>
-            <w:r>
-              <w:rPr>
-                <w:b/>
-                <w:kern w:val="16"/>
-                <w:sz w:val="16"/>
-                <w:szCs w:val="16"/>
-              </w:rPr>
-              <w:t>{{</w:t>
-            </w:r>
-            <w:proofErr w:type="spellStart"/>
-            <w:r>
-              <w:rPr>
-                <w:b/>
-                <w:kern w:val="16"/>
-                <w:sz w:val="16"/>
-                <w:szCs w:val="16"/>
-              </w:rPr>
-              <w:t>buoyancy.towingBridleLine</w:t>
-            </w:r>
-            <w:proofErr w:type="spellEnd"/>
-            <w:r>
-              <w:rPr>
-                <w:b/>
-                <w:kern w:val="16"/>
-                <w:sz w:val="16"/>
-                <w:szCs w:val="16"/>
-              </w:rPr>
-              <w:t>}}</w:t>
-            </w:r>
-          </w:p>
-          <w:p>
-            <w:pPr>
-              <w:jc w:val="center"/>
-              <w:rPr>
-                <w:b/>
-                <w:kern w:val="16"/>
-                <w:sz w:val="16"/>
-                <w:szCs w:val="16"/>
-              </w:rPr>
-            </w:pPr>
-            <w:r>
-              <w:rPr>
-                <w:b/>
-                <w:kern w:val="16"/>
-                <w:sz w:val="16"/>
-                <w:szCs w:val="16"/>
-              </w:rPr>
-              <w:t>{{</w:t>
-            </w:r>
-            <w:proofErr w:type="spellStart"/>
-            <w:r>
-              <w:rPr>
-                <w:b/>
-                <w:kern w:val="16"/>
-                <w:sz w:val="16"/>
-                <w:szCs w:val="16"/>
-              </w:rPr>
-              <w:t>buoyancy.gasInflationValve</w:t>
-            </w:r>
-            <w:proofErr w:type="spellEnd"/>
-            <w:r>
-              <w:rPr>
-                <w:b/>
-                <w:kern w:val="16"/>
-                <w:sz w:val="16"/>
-                <w:szCs w:val="16"/>
-              </w:rPr>
-              <w:t>}}</w:t>
+              <w:t>{{buoyancy.arches}}</w:t>
+            </w:r>
+          </w:p>
+          <w:p>
+            <w:pPr>
+              <w:jc w:val="center"/>
+              <w:rPr>
+                <w:b/>
+                <w:kern w:val="16"/>
+                <w:sz w:val="16"/>
+                <w:szCs w:val="16"/>
+              </w:rPr>
+            </w:pPr>
+            <w:r>
+              <w:rPr>
+                <w:b/>
+                <w:kern w:val="16"/>
+                <w:sz w:val="16"/>
+                <w:szCs w:val="16"/>
+              </w:rPr>
+              <w:t>{{buoyancy.arches}}</w:t>
+            </w:r>
+          </w:p>
+          <w:p>
+            <w:pPr>
+              <w:jc w:val="center"/>
+              <w:rPr>
+                <w:b/>
+                <w:kern w:val="16"/>
+                <w:sz w:val="16"/>
+                <w:szCs w:val="16"/>
+              </w:rPr>
+            </w:pPr>
+            <w:r>
+              <w:rPr>
+                <w:b/>
+                <w:kern w:val="16"/>
+                <w:sz w:val="16"/>
+                <w:szCs w:val="16"/>
+              </w:rPr>
+              <w:t>{{buoyancy.centreStrut}}</w:t>
+            </w:r>
+          </w:p>
+          <w:p>
+            <w:pPr>
+              <w:jc w:val="center"/>
+              <w:rPr>
+                <w:b/>
+                <w:kern w:val="16"/>
+                <w:sz w:val="16"/>
+                <w:szCs w:val="16"/>
+              </w:rPr>
+            </w:pPr>
+            <w:r>
+              <w:rPr>
+                <w:b/>
+                <w:kern w:val="16"/>
+                <w:sz w:val="16"/>
+                <w:szCs w:val="16"/>
+              </w:rPr>
+              <w:t>{{buoyancy.inflateDeflateValve}}{{buoyancy.lifeline}}</w:t>
+            </w:r>
+          </w:p>
+          <w:p>
+            <w:pPr>
+              <w:jc w:val="center"/>
+              <w:rPr>
+                <w:b/>
+                <w:kern w:val="16"/>
+                <w:sz w:val="16"/>
+                <w:szCs w:val="16"/>
+              </w:rPr>
+            </w:pPr>
+            <w:r>
+              <w:rPr>
+                <w:b/>
+                <w:kern w:val="16"/>
+                <w:sz w:val="16"/>
+                <w:szCs w:val="16"/>
+              </w:rPr>
+              <w:t>{{buoyancy.lifelinePatch}}</w:t>
+            </w:r>
+          </w:p>
+          <w:p>
+            <w:pPr>
+              <w:jc w:val="center"/>
+              <w:rPr>
+                <w:b/>
+                <w:kern w:val="16"/>
+                <w:sz w:val="16"/>
+                <w:szCs w:val="16"/>
+              </w:rPr>
+            </w:pPr>
+            <w:r>
+              <w:rPr>
+                <w:b/>
+                <w:kern w:val="16"/>
+                <w:sz w:val="16"/>
+                <w:szCs w:val="16"/>
+              </w:rPr>
+              <w:t>{{buoyancy.reliefValves}}</w:t>
+            </w:r>
+          </w:p>
+          <w:p>
+            <w:pPr>
+              <w:jc w:val="center"/>
+              <w:rPr>
+                <w:b/>
+                <w:kern w:val="16"/>
+                <w:sz w:val="16"/>
+                <w:szCs w:val="16"/>
+              </w:rPr>
+            </w:pPr>
+            <w:r>
+              <w:rPr>
+                <w:b/>
+                <w:kern w:val="16"/>
+                <w:sz w:val="16"/>
+                <w:szCs w:val="16"/>
+              </w:rPr>
+              <w:t>{{buoyancy.towingBridleLine}}</w:t>
+            </w:r>
+          </w:p>
+          <w:p>
+            <w:pPr>
+              <w:jc w:val="center"/>
+              <w:rPr>
+                <w:b/>
+                <w:kern w:val="16"/>
+                <w:sz w:val="16"/>
+                <w:szCs w:val="16"/>
+              </w:rPr>
+            </w:pPr>
+            <w:r>
+              <w:rPr>
+                <w:b/>
+                <w:kern w:val="16"/>
+                <w:sz w:val="16"/>
+                <w:szCs w:val="16"/>
+              </w:rPr>
+              <w:t>{{buoyancy.gasInflationValve}}</w:t>
             </w:r>
           </w:p>
         </w:tc>
@@ -2521,613 +2055,293 @@
                 <w:sz w:val="16"/>
                 <w:szCs w:val="16"/>
               </w:rPr>
-              <w:t>{{</w:t>
-            </w:r>
-            <w:proofErr w:type="spellStart"/>
-            <w:r>
-              <w:rPr>
-                <w:b/>
-                <w:kern w:val="16"/>
-                <w:sz w:val="16"/>
-                <w:szCs w:val="16"/>
-              </w:rPr>
-              <w:t>inflatable.firingCable</w:t>
-            </w:r>
-            <w:proofErr w:type="spellEnd"/>
-            <w:r>
-              <w:rPr>
-                <w:b/>
-                <w:kern w:val="16"/>
-                <w:sz w:val="16"/>
-                <w:szCs w:val="16"/>
-              </w:rPr>
-              <w:t>}}</w:t>
-            </w:r>
-          </w:p>
-          <w:p>
-            <w:pPr>
-              <w:keepLines/>
-              <w:jc w:val="center"/>
-              <w:rPr>
-                <w:b/>
-                <w:kern w:val="16"/>
-                <w:sz w:val="16"/>
-                <w:szCs w:val="16"/>
-              </w:rPr>
-            </w:pPr>
-            <w:r>
-              <w:rPr>
-                <w:b/>
-                <w:kern w:val="16"/>
-                <w:sz w:val="16"/>
-                <w:szCs w:val="16"/>
-              </w:rPr>
-              <w:t>{{</w:t>
-            </w:r>
-            <w:proofErr w:type="spellStart"/>
-            <w:r>
-              <w:rPr>
-                <w:b/>
-                <w:kern w:val="16"/>
-                <w:sz w:val="16"/>
-                <w:szCs w:val="16"/>
-              </w:rPr>
-              <w:t>inflatable.conduit</w:t>
-            </w:r>
-            <w:proofErr w:type="spellEnd"/>
-            <w:r>
-              <w:rPr>
-                <w:b/>
-                <w:kern w:val="16"/>
-                <w:sz w:val="16"/>
-                <w:szCs w:val="16"/>
-              </w:rPr>
-              <w:t>}}</w:t>
-            </w:r>
-          </w:p>
-          <w:p>
-            <w:pPr>
-              <w:keepLines/>
-              <w:jc w:val="center"/>
-              <w:rPr>
-                <w:b/>
-                <w:kern w:val="16"/>
-                <w:sz w:val="16"/>
-                <w:szCs w:val="16"/>
-              </w:rPr>
-            </w:pPr>
-            <w:r>
-              <w:rPr>
-                <w:b/>
-                <w:kern w:val="16"/>
-                <w:sz w:val="16"/>
-                <w:szCs w:val="16"/>
-              </w:rPr>
-              <w:t>{{</w:t>
-            </w:r>
-            <w:proofErr w:type="spellStart"/>
-            <w:r>
-              <w:rPr>
-                <w:b/>
-                <w:kern w:val="16"/>
-                <w:sz w:val="16"/>
-                <w:szCs w:val="16"/>
-              </w:rPr>
-              <w:t>inflatable.operatingHandle</w:t>
-            </w:r>
-            <w:proofErr w:type="spellEnd"/>
-            <w:r>
-              <w:rPr>
-                <w:b/>
-                <w:kern w:val="16"/>
-                <w:sz w:val="16"/>
-                <w:szCs w:val="16"/>
-              </w:rPr>
-              <w:t>}}</w:t>
-            </w:r>
-          </w:p>
-          <w:p>
-            <w:pPr>
-              <w:keepLines/>
-              <w:jc w:val="center"/>
-              <w:rPr>
-                <w:b/>
-                <w:kern w:val="16"/>
-                <w:sz w:val="16"/>
-                <w:szCs w:val="16"/>
-              </w:rPr>
-            </w:pPr>
-            <w:r>
-              <w:rPr>
-                <w:b/>
-                <w:kern w:val="16"/>
-                <w:sz w:val="16"/>
-                <w:szCs w:val="16"/>
-              </w:rPr>
-              <w:t>{{</w:t>
-            </w:r>
-            <w:proofErr w:type="spellStart"/>
-            <w:r>
-              <w:rPr>
-                <w:b/>
-                <w:kern w:val="16"/>
-                <w:sz w:val="16"/>
-                <w:szCs w:val="16"/>
-              </w:rPr>
-              <w:t>inflatable.highPressureHose</w:t>
-            </w:r>
-            <w:proofErr w:type="spellEnd"/>
-            <w:r>
-              <w:rPr>
-                <w:b/>
-                <w:kern w:val="16"/>
-                <w:sz w:val="16"/>
-                <w:szCs w:val="16"/>
-              </w:rPr>
-              <w:t>}}</w:t>
-            </w:r>
-          </w:p>
-          <w:p>
-            <w:pPr>
-              <w:keepLines/>
-              <w:jc w:val="center"/>
-              <w:rPr>
-                <w:b/>
-                <w:kern w:val="16"/>
-                <w:sz w:val="16"/>
-                <w:szCs w:val="16"/>
-              </w:rPr>
-            </w:pPr>
-            <w:r>
-              <w:rPr>
-                <w:b/>
-                <w:kern w:val="16"/>
-                <w:sz w:val="16"/>
-                <w:szCs w:val="16"/>
-              </w:rPr>
-              <w:t>{{</w:t>
-            </w:r>
-            <w:proofErr w:type="spellStart"/>
-            <w:r>
-              <w:rPr>
-                <w:b/>
-                <w:kern w:val="16"/>
-                <w:sz w:val="16"/>
-                <w:szCs w:val="16"/>
-              </w:rPr>
-              <w:t>inflatable.tConnection</w:t>
-            </w:r>
-            <w:proofErr w:type="spellEnd"/>
-            <w:r>
-              <w:rPr>
-                <w:b/>
-                <w:kern w:val="16"/>
-                <w:sz w:val="16"/>
-                <w:szCs w:val="16"/>
-              </w:rPr>
-              <w:t>}}</w:t>
-            </w:r>
-          </w:p>
-          <w:p>
-            <w:pPr>
-              <w:keepLines/>
-              <w:jc w:val="center"/>
-              <w:rPr>
-                <w:b/>
-                <w:kern w:val="16"/>
-                <w:sz w:val="16"/>
-                <w:szCs w:val="16"/>
-              </w:rPr>
-            </w:pPr>
-            <w:r>
-              <w:rPr>
-                <w:b/>
-                <w:kern w:val="16"/>
-                <w:sz w:val="16"/>
-                <w:szCs w:val="16"/>
-              </w:rPr>
-              <w:t>{{</w:t>
-            </w:r>
-            <w:proofErr w:type="spellStart"/>
-            <w:r>
-              <w:rPr>
-                <w:b/>
-                <w:kern w:val="16"/>
-                <w:sz w:val="16"/>
-                <w:szCs w:val="16"/>
-              </w:rPr>
-              <w:t>inflatable.deflationPlugKey</w:t>
-            </w:r>
-            <w:proofErr w:type="spellEnd"/>
-            <w:r>
-              <w:rPr>
-                <w:b/>
-                <w:kern w:val="16"/>
-                <w:sz w:val="16"/>
-                <w:szCs w:val="16"/>
-              </w:rPr>
-              <w:t>}}</w:t>
-            </w:r>
-          </w:p>
-          <w:p>
-            <w:pPr>
-              <w:keepLines/>
-              <w:jc w:val="center"/>
-              <w:rPr>
-                <w:b/>
-                <w:kern w:val="16"/>
-                <w:sz w:val="16"/>
-                <w:szCs w:val="16"/>
-              </w:rPr>
-            </w:pPr>
-            <w:r>
-              <w:rPr>
-                <w:b/>
-                <w:kern w:val="16"/>
-                <w:sz w:val="16"/>
-                <w:szCs w:val="16"/>
-              </w:rPr>
-              <w:t>{{</w:t>
-            </w:r>
-            <w:proofErr w:type="spellStart"/>
-            <w:r>
-              <w:rPr>
-                <w:b/>
-                <w:kern w:val="16"/>
-                <w:sz w:val="16"/>
-                <w:szCs w:val="16"/>
-              </w:rPr>
-              <w:t>inflatable.container</w:t>
-            </w:r>
-            <w:proofErr w:type="spellEnd"/>
-            <w:r>
-              <w:rPr>
-                <w:b/>
-                <w:kern w:val="16"/>
-                <w:sz w:val="16"/>
-                <w:szCs w:val="16"/>
-              </w:rPr>
-              <w:t>}}</w:t>
-            </w:r>
-          </w:p>
-          <w:p>
-            <w:pPr>
-              <w:keepLines/>
-              <w:rPr>
-                <w:b/>
-                <w:kern w:val="16"/>
-                <w:sz w:val="16"/>
-                <w:szCs w:val="16"/>
-              </w:rPr>
-            </w:pPr>
-            <w:r>
-              <w:rPr>
-                <w:b/>
-                <w:kern w:val="16"/>
-                <w:sz w:val="16"/>
-                <w:szCs w:val="16"/>
-              </w:rPr>
-              <w:t>{{</w:t>
-            </w:r>
-            <w:proofErr w:type="spellStart"/>
-            <w:r>
-              <w:rPr>
-                <w:b/>
-                <w:kern w:val="16"/>
-                <w:sz w:val="16"/>
-                <w:szCs w:val="16"/>
-              </w:rPr>
-              <w:t>inflatable.labels</w:t>
-            </w:r>
-            <w:proofErr w:type="spellEnd"/>
-            <w:r>
-              <w:rPr>
-                <w:b/>
-                <w:kern w:val="16"/>
-                <w:sz w:val="16"/>
-                <w:szCs w:val="16"/>
-              </w:rPr>
-              <w:t>}}</w:t>
-            </w:r>
-          </w:p>
-          <w:p>
-            <w:pPr>
-              <w:keepLines/>
-              <w:rPr>
-                <w:b/>
-                <w:kern w:val="16"/>
-                <w:sz w:val="16"/>
-                <w:szCs w:val="16"/>
-              </w:rPr>
-            </w:pPr>
-            <w:r>
-              <w:rPr>
-                <w:b/>
-                <w:kern w:val="16"/>
-                <w:sz w:val="16"/>
-                <w:szCs w:val="16"/>
-              </w:rPr>
-              <w:t>{{</w:t>
-            </w:r>
-            <w:proofErr w:type="spellStart"/>
-            <w:r>
-              <w:rPr>
-                <w:b/>
-                <w:kern w:val="16"/>
-                <w:sz w:val="16"/>
-                <w:szCs w:val="16"/>
-              </w:rPr>
-              <w:t>inflatable.painterPocketLines</w:t>
-            </w:r>
-            <w:proofErr w:type="spellEnd"/>
-            <w:r>
-              <w:rPr>
-                <w:b/>
-                <w:kern w:val="16"/>
-                <w:sz w:val="16"/>
-                <w:szCs w:val="16"/>
-              </w:rPr>
-              <w:t>}}</w:t>
-            </w:r>
-          </w:p>
-          <w:p>
-            <w:pPr>
-              <w:keepLines/>
-              <w:rPr>
-                <w:b/>
-                <w:kern w:val="16"/>
-                <w:sz w:val="16"/>
-                <w:szCs w:val="16"/>
-              </w:rPr>
-            </w:pPr>
-            <w:r>
-              <w:rPr>
-                <w:b/>
-                <w:kern w:val="16"/>
-                <w:sz w:val="16"/>
-                <w:szCs w:val="16"/>
-              </w:rPr>
-              <w:t>{{</w:t>
-            </w:r>
-            <w:proofErr w:type="spellStart"/>
-            <w:r>
-              <w:rPr>
-                <w:b/>
-                <w:kern w:val="16"/>
-                <w:sz w:val="16"/>
-                <w:szCs w:val="16"/>
-              </w:rPr>
-              <w:t>inflatable.burstingBandsStraps</w:t>
-            </w:r>
-            <w:proofErr w:type="spellEnd"/>
-            <w:r>
-              <w:rPr>
-                <w:b/>
-                <w:kern w:val="16"/>
-                <w:sz w:val="16"/>
-                <w:szCs w:val="16"/>
-              </w:rPr>
-              <w:t>}}</w:t>
-            </w:r>
-          </w:p>
-          <w:p>
-            <w:pPr>
-              <w:keepLines/>
-              <w:rPr>
-                <w:b/>
-                <w:kern w:val="16"/>
-                <w:sz w:val="16"/>
-                <w:szCs w:val="16"/>
-              </w:rPr>
-            </w:pPr>
-            <w:r>
-              <w:rPr>
-                <w:b/>
-                <w:kern w:val="16"/>
-                <w:sz w:val="16"/>
-                <w:szCs w:val="16"/>
-              </w:rPr>
-              <w:t>{{</w:t>
-            </w:r>
-            <w:proofErr w:type="spellStart"/>
-            <w:r>
-              <w:rPr>
-                <w:b/>
-                <w:kern w:val="16"/>
-                <w:sz w:val="16"/>
-                <w:szCs w:val="16"/>
-              </w:rPr>
-              <w:t>inflatable.sealingGaskets</w:t>
-            </w:r>
-            <w:proofErr w:type="spellEnd"/>
-            <w:r>
-              <w:rPr>
-                <w:b/>
-                <w:kern w:val="16"/>
-                <w:sz w:val="16"/>
-                <w:szCs w:val="16"/>
-              </w:rPr>
-              <w:t>}}</w:t>
-            </w:r>
-          </w:p>
-          <w:p>
-            <w:pPr>
-              <w:keepLines/>
-              <w:rPr>
-                <w:b/>
-                <w:kern w:val="16"/>
-                <w:sz w:val="16"/>
-                <w:szCs w:val="16"/>
-              </w:rPr>
-            </w:pPr>
-            <w:r>
-              <w:rPr>
-                <w:b/>
-                <w:kern w:val="16"/>
-                <w:sz w:val="16"/>
-                <w:szCs w:val="16"/>
-              </w:rPr>
-              <w:t>{{</w:t>
-            </w:r>
-            <w:proofErr w:type="spellStart"/>
-            <w:r>
-              <w:rPr>
-                <w:b/>
-                <w:kern w:val="16"/>
-                <w:sz w:val="16"/>
-                <w:szCs w:val="16"/>
-              </w:rPr>
-              <w:t>inflatable.drainHoles</w:t>
-            </w:r>
-            <w:proofErr w:type="spellEnd"/>
-            <w:r>
-              <w:rPr>
-                <w:b/>
-                <w:kern w:val="16"/>
-                <w:sz w:val="16"/>
-                <w:szCs w:val="16"/>
-              </w:rPr>
-              <w:t>}}</w:t>
-            </w:r>
-          </w:p>
-          <w:p>
-            <w:pPr>
-              <w:keepLines/>
-              <w:rPr>
-                <w:b/>
-                <w:kern w:val="16"/>
-                <w:sz w:val="16"/>
-                <w:szCs w:val="16"/>
-              </w:rPr>
-            </w:pPr>
-            <w:r>
-              <w:rPr>
-                <w:b/>
-                <w:kern w:val="16"/>
-                <w:sz w:val="16"/>
-                <w:szCs w:val="16"/>
-              </w:rPr>
-              <w:t>{{</w:t>
-            </w:r>
-            <w:proofErr w:type="spellStart"/>
-            <w:r>
-              <w:rPr>
-                <w:b/>
-                <w:kern w:val="16"/>
-                <w:sz w:val="16"/>
-                <w:szCs w:val="16"/>
-              </w:rPr>
-              <w:t>inflatable.containerLining</w:t>
-            </w:r>
-            <w:proofErr w:type="spellEnd"/>
-            <w:r>
-              <w:rPr>
-                <w:b/>
-                <w:kern w:val="16"/>
-                <w:sz w:val="16"/>
-                <w:szCs w:val="16"/>
-              </w:rPr>
-              <w:t>}}{{</w:t>
-            </w:r>
-            <w:proofErr w:type="spellStart"/>
-            <w:r>
-              <w:rPr>
-                <w:b/>
-                <w:kern w:val="16"/>
-                <w:sz w:val="16"/>
-                <w:szCs w:val="16"/>
-              </w:rPr>
-              <w:t>inflatable.containerIdKit</w:t>
-            </w:r>
-            <w:proofErr w:type="spellEnd"/>
-            <w:r>
-              <w:rPr>
-                <w:b/>
-                <w:kern w:val="16"/>
-                <w:sz w:val="16"/>
-                <w:szCs w:val="16"/>
-              </w:rPr>
-              <w:t>}}</w:t>
-            </w:r>
-          </w:p>
-          <w:p>
-            <w:pPr>
-              <w:keepLines/>
-              <w:rPr>
-                <w:b/>
-                <w:kern w:val="16"/>
-                <w:sz w:val="16"/>
-                <w:szCs w:val="16"/>
-              </w:rPr>
-            </w:pPr>
-            <w:r>
-              <w:rPr>
-                <w:b/>
-                <w:kern w:val="16"/>
-                <w:sz w:val="16"/>
-                <w:szCs w:val="16"/>
-              </w:rPr>
-              <w:t>{{</w:t>
-            </w:r>
-            <w:proofErr w:type="spellStart"/>
-            <w:r>
-              <w:rPr>
-                <w:b/>
-                <w:kern w:val="16"/>
-                <w:sz w:val="16"/>
-                <w:szCs w:val="16"/>
-              </w:rPr>
-              <w:t>equipment.emergencyEquipmentDrumValise</w:t>
-            </w:r>
-            <w:proofErr w:type="spellEnd"/>
-            <w:r>
-              <w:rPr>
-                <w:b/>
-                <w:kern w:val="16"/>
-                <w:sz w:val="16"/>
-                <w:szCs w:val="16"/>
-              </w:rPr>
-              <w:t>}}</w:t>
-            </w:r>
-          </w:p>
-          <w:p>
-            <w:pPr>
-              <w:keepLines/>
-              <w:rPr>
-                <w:b/>
-                <w:kern w:val="16"/>
-                <w:sz w:val="16"/>
-                <w:szCs w:val="16"/>
-              </w:rPr>
-            </w:pPr>
-            <w:r>
-              <w:rPr>
-                <w:b/>
-                <w:kern w:val="16"/>
-                <w:sz w:val="16"/>
-                <w:szCs w:val="16"/>
-              </w:rPr>
-              <w:t>{{</w:t>
-            </w:r>
-            <w:proofErr w:type="spellStart"/>
-            <w:r>
-              <w:rPr>
-                <w:b/>
-                <w:kern w:val="16"/>
-                <w:sz w:val="16"/>
-                <w:szCs w:val="16"/>
-              </w:rPr>
-              <w:t>equipment.bailers</w:t>
-            </w:r>
-            <w:proofErr w:type="spellEnd"/>
-            <w:r>
-              <w:rPr>
-                <w:b/>
-                <w:kern w:val="16"/>
-                <w:sz w:val="16"/>
-                <w:szCs w:val="16"/>
-              </w:rPr>
-              <w:t>}}</w:t>
+              <w:t>{{inflatable.firingCable}}</w:t>
+            </w:r>
+          </w:p>
+          <w:p>
+            <w:pPr>
+              <w:keepLines/>
+              <w:jc w:val="center"/>
+              <w:rPr>
+                <w:b/>
+                <w:kern w:val="16"/>
+                <w:sz w:val="16"/>
+                <w:szCs w:val="16"/>
+              </w:rPr>
+            </w:pPr>
+            <w:r>
+              <w:rPr>
+                <w:b/>
+                <w:kern w:val="16"/>
+                <w:sz w:val="16"/>
+                <w:szCs w:val="16"/>
+              </w:rPr>
+              <w:t>{{inflatable.conduit}}</w:t>
+            </w:r>
+          </w:p>
+          <w:p>
+            <w:pPr>
+              <w:keepLines/>
+              <w:jc w:val="center"/>
+              <w:rPr>
+                <w:b/>
+                <w:kern w:val="16"/>
+                <w:sz w:val="16"/>
+                <w:szCs w:val="16"/>
+              </w:rPr>
+            </w:pPr>
+            <w:r>
+              <w:rPr>
+                <w:b/>
+                <w:kern w:val="16"/>
+                <w:sz w:val="16"/>
+                <w:szCs w:val="16"/>
+              </w:rPr>
+              <w:t>{{inflatable.operatingHandle}}</w:t>
+            </w:r>
+          </w:p>
+          <w:p>
+            <w:pPr>
+              <w:keepLines/>
+              <w:jc w:val="center"/>
+              <w:rPr>
+                <w:b/>
+                <w:kern w:val="16"/>
+                <w:sz w:val="16"/>
+                <w:szCs w:val="16"/>
+              </w:rPr>
+            </w:pPr>
+            <w:r>
+              <w:rPr>
+                <w:b/>
+                <w:kern w:val="16"/>
+                <w:sz w:val="16"/>
+                <w:szCs w:val="16"/>
+              </w:rPr>
+              <w:t>{{inflatable.highPressureHose}}</w:t>
+            </w:r>
+          </w:p>
+          <w:p>
+            <w:pPr>
+              <w:keepLines/>
+              <w:jc w:val="center"/>
+              <w:rPr>
+                <w:b/>
+                <w:kern w:val="16"/>
+                <w:sz w:val="16"/>
+                <w:szCs w:val="16"/>
+              </w:rPr>
+            </w:pPr>
+            <w:r>
+              <w:rPr>
+                <w:b/>
+                <w:kern w:val="16"/>
+                <w:sz w:val="16"/>
+                <w:szCs w:val="16"/>
+              </w:rPr>
+              <w:t>{{inflatable.tConnection}}</w:t>
+            </w:r>
+          </w:p>
+          <w:p>
+            <w:pPr>
+              <w:keepLines/>
+              <w:jc w:val="center"/>
+              <w:rPr>
+                <w:b/>
+                <w:kern w:val="16"/>
+                <w:sz w:val="16"/>
+                <w:szCs w:val="16"/>
+              </w:rPr>
+            </w:pPr>
+            <w:r>
+              <w:rPr>
+                <w:b/>
+                <w:kern w:val="16"/>
+                <w:sz w:val="16"/>
+                <w:szCs w:val="16"/>
+              </w:rPr>
+              <w:t>{{inflatable.deflationPlugKey}}</w:t>
+            </w:r>
+          </w:p>
+          <w:p>
+            <w:pPr>
+              <w:keepLines/>
+              <w:jc w:val="center"/>
+              <w:rPr>
+                <w:b/>
+                <w:kern w:val="16"/>
+                <w:sz w:val="16"/>
+                <w:szCs w:val="16"/>
+              </w:rPr>
+            </w:pPr>
+            <w:r>
+              <w:rPr>
+                <w:b/>
+                <w:kern w:val="16"/>
+                <w:sz w:val="16"/>
+                <w:szCs w:val="16"/>
+              </w:rPr>
+              <w:t>{{inflatable.container}}</w:t>
+            </w:r>
+          </w:p>
+          <w:p>
+            <w:pPr>
+              <w:keepLines/>
+              <w:rPr>
+                <w:b/>
+                <w:kern w:val="16"/>
+                <w:sz w:val="16"/>
+                <w:szCs w:val="16"/>
+              </w:rPr>
+            </w:pPr>
+            <w:r>
+              <w:rPr>
+                <w:b/>
+                <w:kern w:val="16"/>
+                <w:sz w:val="16"/>
+                <w:szCs w:val="16"/>
+              </w:rPr>
+              <w:t>{{inflatable.labels}}</w:t>
+            </w:r>
+          </w:p>
+          <w:p>
+            <w:pPr>
+              <w:keepLines/>
+              <w:rPr>
+                <w:b/>
+                <w:kern w:val="16"/>
+                <w:sz w:val="16"/>
+                <w:szCs w:val="16"/>
+              </w:rPr>
+            </w:pPr>
+            <w:r>
+              <w:rPr>
+                <w:b/>
+                <w:kern w:val="16"/>
+                <w:sz w:val="16"/>
+                <w:szCs w:val="16"/>
+              </w:rPr>
+              <w:t>{{inflatable.painterPocketLines}}</w:t>
+            </w:r>
+          </w:p>
+          <w:p>
+            <w:pPr>
+              <w:keepLines/>
+              <w:rPr>
+                <w:b/>
+                <w:kern w:val="16"/>
+                <w:sz w:val="16"/>
+                <w:szCs w:val="16"/>
+              </w:rPr>
+            </w:pPr>
+            <w:r>
+              <w:rPr>
+                <w:b/>
+                <w:kern w:val="16"/>
+                <w:sz w:val="16"/>
+                <w:szCs w:val="16"/>
+              </w:rPr>
+              <w:t>{{inflatable.burstingBandsStraps}}</w:t>
+            </w:r>
+          </w:p>
+          <w:p>
+            <w:pPr>
+              <w:keepLines/>
+              <w:rPr>
+                <w:b/>
+                <w:kern w:val="16"/>
+                <w:sz w:val="16"/>
+                <w:szCs w:val="16"/>
+              </w:rPr>
+            </w:pPr>
+            <w:r>
+              <w:rPr>
+                <w:b/>
+                <w:kern w:val="16"/>
+                <w:sz w:val="16"/>
+                <w:szCs w:val="16"/>
+              </w:rPr>
+              <w:t>{{inflatable.sealingGaskets}}</w:t>
+            </w:r>
+          </w:p>
+          <w:p>
+            <w:pPr>
+              <w:keepLines/>
+              <w:rPr>
+                <w:b/>
+                <w:kern w:val="16"/>
+                <w:sz w:val="16"/>
+                <w:szCs w:val="16"/>
+              </w:rPr>
+            </w:pPr>
+            <w:r>
+              <w:rPr>
+                <w:b/>
+                <w:kern w:val="16"/>
+                <w:sz w:val="16"/>
+                <w:szCs w:val="16"/>
+              </w:rPr>
+              <w:t>{{inflatable.drainHoles}}</w:t>
+            </w:r>
+          </w:p>
+          <w:p>
+            <w:pPr>
+              <w:keepLines/>
+              <w:rPr>
+                <w:b/>
+                <w:kern w:val="16"/>
+                <w:sz w:val="16"/>
+                <w:szCs w:val="16"/>
+              </w:rPr>
+            </w:pPr>
+            <w:r>
+              <w:rPr>
+                <w:b/>
+                <w:kern w:val="16"/>
+                <w:sz w:val="16"/>
+                <w:szCs w:val="16"/>
+              </w:rPr>
+              <w:t>{{inflatable.containerLining}}{{inflatable.containerIdKit}}</w:t>
+            </w:r>
+          </w:p>
+          <w:p>
+            <w:pPr>
+              <w:keepLines/>
+              <w:rPr>
+                <w:b/>
+                <w:kern w:val="16"/>
+                <w:sz w:val="16"/>
+                <w:szCs w:val="16"/>
+              </w:rPr>
+            </w:pPr>
+            <w:r>
+              <w:rPr>
+                <w:b/>
+                <w:kern w:val="16"/>
+                <w:sz w:val="16"/>
+                <w:szCs w:val="16"/>
+              </w:rPr>
+              <w:t>{{equipment.emergencyEquipmentDrumValise}}</w:t>
+            </w:r>
+          </w:p>
+          <w:p>
+            <w:pPr>
+              <w:keepLines/>
+              <w:rPr>
+                <w:b/>
+                <w:kern w:val="16"/>
+                <w:sz w:val="16"/>
+                <w:szCs w:val="16"/>
+              </w:rPr>
+            </w:pPr>
+            <w:r>
+              <w:rPr>
+                <w:b/>
+                <w:kern w:val="16"/>
+                <w:sz w:val="16"/>
+                <w:szCs w:val="16"/>
+              </w:rPr>
+              <w:t>{{equipment.bailers}}</w:t>
             </w:r>
             <w:r>
               <w:rPr>
@@ -3156,147 +2370,67 @@
                 <w:sz w:val="16"/>
                 <w:szCs w:val="16"/>
               </w:rPr>
-              <w:t>{{</w:t>
-            </w:r>
-            <w:proofErr w:type="spellStart"/>
-            <w:r>
-              <w:rPr>
-                <w:b/>
-                <w:kern w:val="16"/>
-                <w:sz w:val="16"/>
-                <w:szCs w:val="16"/>
-              </w:rPr>
-              <w:t>equipment.bellow</w:t>
-            </w:r>
-            <w:proofErr w:type="spellEnd"/>
-            <w:r>
-              <w:rPr>
-                <w:b/>
-                <w:kern w:val="16"/>
-                <w:sz w:val="16"/>
-                <w:szCs w:val="16"/>
-              </w:rPr>
-              <w:t>}}</w:t>
-            </w:r>
-          </w:p>
-          <w:p>
-            <w:pPr>
-              <w:keepLines/>
-              <w:rPr>
-                <w:b/>
-                <w:kern w:val="16"/>
-                <w:sz w:val="16"/>
-                <w:szCs w:val="16"/>
-              </w:rPr>
-            </w:pPr>
-            <w:r>
-              <w:rPr>
-                <w:b/>
-                <w:kern w:val="16"/>
-                <w:sz w:val="16"/>
-                <w:szCs w:val="16"/>
-              </w:rPr>
-              <w:t>{{</w:t>
-            </w:r>
-            <w:proofErr w:type="spellStart"/>
-            <w:r>
-              <w:rPr>
-                <w:b/>
-                <w:kern w:val="16"/>
-                <w:sz w:val="16"/>
-                <w:szCs w:val="16"/>
-              </w:rPr>
-              <w:t>equipment.bungs</w:t>
-            </w:r>
-            <w:proofErr w:type="spellEnd"/>
-            <w:r>
-              <w:rPr>
-                <w:b/>
-                <w:kern w:val="16"/>
-                <w:sz w:val="16"/>
-                <w:szCs w:val="16"/>
-              </w:rPr>
-              <w:t>}}</w:t>
-            </w:r>
-          </w:p>
-          <w:p>
-            <w:pPr>
-              <w:keepLines/>
-              <w:rPr>
-                <w:b/>
-                <w:kern w:val="16"/>
-                <w:sz w:val="16"/>
-                <w:szCs w:val="16"/>
-              </w:rPr>
-            </w:pPr>
-            <w:r>
-              <w:rPr>
-                <w:b/>
-                <w:kern w:val="16"/>
-                <w:sz w:val="16"/>
-                <w:szCs w:val="16"/>
-              </w:rPr>
-              <w:t>{{</w:t>
-            </w:r>
-            <w:proofErr w:type="spellStart"/>
-            <w:r>
-              <w:rPr>
-                <w:b/>
-                <w:kern w:val="16"/>
-                <w:sz w:val="16"/>
-                <w:szCs w:val="16"/>
-              </w:rPr>
-              <w:t>equipment.drinkingVessel</w:t>
-            </w:r>
-            <w:proofErr w:type="spellEnd"/>
-            <w:r>
-              <w:rPr>
-                <w:b/>
-                <w:kern w:val="16"/>
-                <w:sz w:val="16"/>
-                <w:szCs w:val="16"/>
-              </w:rPr>
-              <w:t>}}</w:t>
-            </w:r>
-          </w:p>
-          <w:p>
-            <w:pPr>
-              <w:keepLines/>
-              <w:rPr>
-                <w:b/>
-                <w:kern w:val="16"/>
-                <w:sz w:val="16"/>
-                <w:szCs w:val="16"/>
-              </w:rPr>
-            </w:pPr>
-            <w:r>
-              <w:rPr>
-                <w:b/>
-                <w:kern w:val="16"/>
-                <w:sz w:val="16"/>
-                <w:szCs w:val="16"/>
-              </w:rPr>
-              <w:t>{{</w:t>
-            </w:r>
-            <w:proofErr w:type="spellStart"/>
-            <w:r>
-              <w:rPr>
-                <w:b/>
-                <w:kern w:val="16"/>
-                <w:sz w:val="16"/>
-                <w:szCs w:val="16"/>
-              </w:rPr>
-              <w:t>equipment.fishingKit</w:t>
-            </w:r>
-            <w:proofErr w:type="spellEnd"/>
-            <w:r>
-              <w:rPr>
-                <w:b/>
-                <w:kern w:val="16"/>
-                <w:sz w:val="16"/>
-                <w:szCs w:val="16"/>
-              </w:rPr>
-              <w:t>}}</w:t>
+              <w:t>{{equipment.bellow}}</w:t>
+            </w:r>
+          </w:p>
+          <w:p>
+            <w:pPr>
+              <w:keepLines/>
+              <w:rPr>
+                <w:b/>
+                <w:kern w:val="16"/>
+                <w:sz w:val="16"/>
+                <w:szCs w:val="16"/>
+              </w:rPr>
+            </w:pPr>
+            <w:r>
+              <w:rPr>
+                <w:b/>
+                <w:kern w:val="16"/>
+                <w:sz w:val="16"/>
+                <w:szCs w:val="16"/>
+              </w:rPr>
+              <w:t>{{equipment.bungs}}</w:t>
+            </w:r>
+          </w:p>
+          <w:p>
+            <w:pPr>
+              <w:keepLines/>
+              <w:rPr>
+                <w:b/>
+                <w:kern w:val="16"/>
+                <w:sz w:val="16"/>
+                <w:szCs w:val="16"/>
+              </w:rPr>
+            </w:pPr>
+            <w:r>
+              <w:rPr>
+                <w:b/>
+                <w:kern w:val="16"/>
+                <w:sz w:val="16"/>
+                <w:szCs w:val="16"/>
+              </w:rPr>
+              <w:t>{{equipment.drinkingVessel}}</w:t>
+            </w:r>
+          </w:p>
+          <w:p>
+            <w:pPr>
+              <w:keepLines/>
+              <w:rPr>
+                <w:b/>
+                <w:kern w:val="16"/>
+                <w:sz w:val="16"/>
+                <w:szCs w:val="16"/>
+              </w:rPr>
+            </w:pPr>
+            <w:r>
+              <w:rPr>
+                <w:b/>
+                <w:kern w:val="16"/>
+                <w:sz w:val="16"/>
+                <w:szCs w:val="16"/>
+              </w:rPr>
+              <w:t>{{equipment.fishingKit}}</w:t>
             </w:r>
             <w:r>
               <w:rPr>
@@ -3314,27 +2448,7 @@
                 <w:sz w:val="16"/>
                 <w:szCs w:val="16"/>
               </w:rPr>
-              <w:t>{{</w:t>
-            </w:r>
-            <w:proofErr w:type="spellStart"/>
-            <w:r>
-              <w:rPr>
-                <w:b/>
-                <w:kern w:val="16"/>
-                <w:sz w:val="16"/>
-                <w:szCs w:val="16"/>
-              </w:rPr>
-              <w:t>equipment.heliograph</w:t>
-            </w:r>
-            <w:proofErr w:type="spellEnd"/>
-            <w:r>
-              <w:rPr>
-                <w:b/>
-                <w:kern w:val="16"/>
-                <w:sz w:val="16"/>
-                <w:szCs w:val="16"/>
-              </w:rPr>
-              <w:t>}}</w:t>
+              <w:t>{{equipment.heliograph}}</w:t>
             </w:r>
           </w:p>
           <w:p>
@@ -3355,387 +2469,187 @@
                 <w:szCs w:val="16"/>
               </w:rPr>
               <w:lastRenderedPageBreak/>
-              <w:t>{{</w:t>
-            </w:r>
-            <w:proofErr w:type="spellStart"/>
-            <w:r>
-              <w:rPr>
-                <w:b/>
-                <w:kern w:val="16"/>
-                <w:sz w:val="16"/>
-                <w:szCs w:val="16"/>
-              </w:rPr>
-              <w:t>equipment.knife</w:t>
-            </w:r>
-            <w:proofErr w:type="spellEnd"/>
-            <w:r>
-              <w:rPr>
-                <w:b/>
-                <w:kern w:val="16"/>
-                <w:sz w:val="16"/>
-                <w:szCs w:val="16"/>
-              </w:rPr>
-              <w:t>}}</w:t>
-            </w:r>
-          </w:p>
-          <w:p>
-            <w:pPr>
-              <w:keepLines/>
-              <w:rPr>
-                <w:b/>
-                <w:kern w:val="16"/>
-                <w:sz w:val="16"/>
-                <w:szCs w:val="16"/>
-              </w:rPr>
-            </w:pPr>
-            <w:r>
-              <w:rPr>
-                <w:b/>
-                <w:kern w:val="16"/>
-                <w:sz w:val="16"/>
-                <w:szCs w:val="16"/>
-              </w:rPr>
-              <w:t>{{</w:t>
-            </w:r>
-            <w:proofErr w:type="spellStart"/>
-            <w:r>
-              <w:rPr>
-                <w:b/>
-                <w:kern w:val="16"/>
-                <w:sz w:val="16"/>
-                <w:szCs w:val="16"/>
-              </w:rPr>
-              <w:t>equipment.leakStopper</w:t>
-            </w:r>
-            <w:proofErr w:type="spellEnd"/>
-            <w:r>
-              <w:rPr>
-                <w:b/>
-                <w:kern w:val="16"/>
-                <w:sz w:val="16"/>
-                <w:szCs w:val="16"/>
-              </w:rPr>
-              <w:t>}}</w:t>
-            </w:r>
-          </w:p>
-          <w:p>
-            <w:pPr>
-              <w:keepLines/>
-              <w:rPr>
-                <w:b/>
-                <w:kern w:val="16"/>
-                <w:sz w:val="16"/>
-                <w:szCs w:val="16"/>
-              </w:rPr>
-            </w:pPr>
-            <w:r>
-              <w:rPr>
-                <w:b/>
-                <w:kern w:val="16"/>
-                <w:sz w:val="16"/>
-                <w:szCs w:val="16"/>
-              </w:rPr>
-              <w:t>{{</w:t>
-            </w:r>
-            <w:proofErr w:type="spellStart"/>
-            <w:r>
-              <w:rPr>
-                <w:b/>
-                <w:kern w:val="16"/>
-                <w:sz w:val="16"/>
-                <w:szCs w:val="16"/>
-              </w:rPr>
-              <w:t>equipment.paddles</w:t>
-            </w:r>
-            <w:proofErr w:type="spellEnd"/>
-            <w:r>
-              <w:rPr>
-                <w:b/>
-                <w:kern w:val="16"/>
-                <w:sz w:val="16"/>
-                <w:szCs w:val="16"/>
-              </w:rPr>
-              <w:t>}}</w:t>
-            </w:r>
-          </w:p>
-          <w:p>
-            <w:pPr>
-              <w:keepLines/>
-              <w:rPr>
-                <w:b/>
-                <w:kern w:val="16"/>
-                <w:sz w:val="16"/>
-                <w:szCs w:val="16"/>
-              </w:rPr>
-            </w:pPr>
-            <w:r>
-              <w:rPr>
-                <w:b/>
-                <w:kern w:val="16"/>
-                <w:sz w:val="16"/>
-                <w:szCs w:val="16"/>
-              </w:rPr>
-              <w:t>{{</w:t>
-            </w:r>
-            <w:proofErr w:type="spellStart"/>
-            <w:r>
-              <w:rPr>
-                <w:b/>
-                <w:kern w:val="16"/>
-                <w:sz w:val="16"/>
-                <w:szCs w:val="16"/>
-              </w:rPr>
-              <w:t>equipment.repairKit</w:t>
-            </w:r>
-            <w:proofErr w:type="spellEnd"/>
-            <w:r>
-              <w:rPr>
-                <w:b/>
-                <w:kern w:val="16"/>
-                <w:sz w:val="16"/>
-                <w:szCs w:val="16"/>
-              </w:rPr>
-              <w:t>}}</w:t>
-            </w:r>
-          </w:p>
-          <w:p>
-            <w:pPr>
-              <w:keepLines/>
-              <w:rPr>
-                <w:b/>
-                <w:kern w:val="16"/>
-                <w:sz w:val="16"/>
-                <w:szCs w:val="16"/>
-              </w:rPr>
-            </w:pPr>
-            <w:r>
-              <w:rPr>
-                <w:b/>
-                <w:kern w:val="16"/>
-                <w:sz w:val="16"/>
-                <w:szCs w:val="16"/>
-              </w:rPr>
-              <w:t>{{</w:t>
-            </w:r>
-            <w:proofErr w:type="spellStart"/>
-            <w:r>
-              <w:rPr>
-                <w:b/>
-                <w:kern w:val="16"/>
-                <w:sz w:val="16"/>
-                <w:szCs w:val="16"/>
-              </w:rPr>
-              <w:t>equipment.thermalProtectiveAids</w:t>
-            </w:r>
-            <w:proofErr w:type="spellEnd"/>
-            <w:r>
-              <w:rPr>
-                <w:b/>
-                <w:kern w:val="16"/>
-                <w:sz w:val="16"/>
-                <w:szCs w:val="16"/>
-              </w:rPr>
-              <w:t>}}</w:t>
-            </w:r>
-          </w:p>
-          <w:p>
-            <w:pPr>
-              <w:keepLines/>
-              <w:rPr>
-                <w:b/>
-                <w:kern w:val="16"/>
-                <w:sz w:val="16"/>
-                <w:szCs w:val="16"/>
-              </w:rPr>
-            </w:pPr>
-            <w:r>
-              <w:rPr>
-                <w:b/>
-                <w:kern w:val="16"/>
-                <w:sz w:val="16"/>
-                <w:szCs w:val="16"/>
-              </w:rPr>
-              <w:t>{{</w:t>
-            </w:r>
-            <w:proofErr w:type="spellStart"/>
-            <w:r>
-              <w:rPr>
-                <w:b/>
-                <w:kern w:val="16"/>
-                <w:sz w:val="16"/>
-                <w:szCs w:val="16"/>
-              </w:rPr>
-              <w:t>equipment.survivalManual</w:t>
-            </w:r>
-            <w:proofErr w:type="spellEnd"/>
-            <w:r>
-              <w:rPr>
-                <w:b/>
-                <w:kern w:val="16"/>
-                <w:sz w:val="16"/>
-                <w:szCs w:val="16"/>
-              </w:rPr>
-              <w:t>}}</w:t>
-            </w:r>
-          </w:p>
-          <w:p>
-            <w:pPr>
-              <w:keepLines/>
-              <w:rPr>
-                <w:b/>
-                <w:kern w:val="16"/>
-                <w:sz w:val="16"/>
-                <w:szCs w:val="16"/>
-              </w:rPr>
-            </w:pPr>
-            <w:r>
-              <w:rPr>
-                <w:b/>
-                <w:kern w:val="16"/>
-                <w:sz w:val="16"/>
-                <w:szCs w:val="16"/>
-              </w:rPr>
-              <w:t>{{</w:t>
-            </w:r>
-            <w:proofErr w:type="spellStart"/>
-            <w:r>
-              <w:rPr>
-                <w:b/>
-                <w:kern w:val="16"/>
-                <w:sz w:val="16"/>
-                <w:szCs w:val="16"/>
-              </w:rPr>
-              <w:t>equipment.signalingChart</w:t>
-            </w:r>
-            <w:proofErr w:type="spellEnd"/>
-            <w:r>
-              <w:rPr>
-                <w:b/>
-                <w:kern w:val="16"/>
-                <w:sz w:val="16"/>
-                <w:szCs w:val="16"/>
-              </w:rPr>
-              <w:t>}}</w:t>
-            </w:r>
-          </w:p>
-          <w:p>
-            <w:pPr>
-              <w:keepLines/>
-              <w:rPr>
-                <w:b/>
-                <w:kern w:val="16"/>
-                <w:sz w:val="16"/>
-                <w:szCs w:val="16"/>
-              </w:rPr>
-            </w:pPr>
-            <w:r>
-              <w:rPr>
-                <w:b/>
-                <w:kern w:val="16"/>
-                <w:sz w:val="16"/>
-                <w:szCs w:val="16"/>
-              </w:rPr>
-              <w:t>{{</w:t>
-            </w:r>
-            <w:proofErr w:type="spellStart"/>
-            <w:r>
-              <w:rPr>
-                <w:b/>
-                <w:kern w:val="16"/>
-                <w:sz w:val="16"/>
-                <w:szCs w:val="16"/>
-              </w:rPr>
-              <w:t>equipment.seaSickBags</w:t>
-            </w:r>
-            <w:proofErr w:type="spellEnd"/>
-            <w:r>
-              <w:rPr>
-                <w:b/>
-                <w:kern w:val="16"/>
-                <w:sz w:val="16"/>
-                <w:szCs w:val="16"/>
-              </w:rPr>
-              <w:t>}}</w:t>
-            </w:r>
-          </w:p>
-          <w:p>
-            <w:pPr>
-              <w:keepLines/>
-              <w:rPr>
-                <w:b/>
-                <w:kern w:val="16"/>
-                <w:sz w:val="16"/>
-                <w:szCs w:val="16"/>
-              </w:rPr>
-            </w:pPr>
-            <w:r>
-              <w:rPr>
-                <w:b/>
-                <w:kern w:val="16"/>
-                <w:sz w:val="16"/>
-                <w:szCs w:val="16"/>
-              </w:rPr>
-              <w:t>{{</w:t>
-            </w:r>
-            <w:proofErr w:type="spellStart"/>
-            <w:r>
-              <w:rPr>
-                <w:b/>
-                <w:kern w:val="16"/>
-                <w:sz w:val="16"/>
-                <w:szCs w:val="16"/>
-              </w:rPr>
-              <w:t>equipment.sponges</w:t>
-            </w:r>
-            <w:proofErr w:type="spellEnd"/>
-            <w:r>
-              <w:rPr>
-                <w:b/>
-                <w:kern w:val="16"/>
-                <w:sz w:val="16"/>
-                <w:szCs w:val="16"/>
-              </w:rPr>
-              <w:t>}}</w:t>
-            </w:r>
-          </w:p>
-          <w:p>
-            <w:pPr>
-              <w:keepLines/>
-              <w:rPr>
-                <w:b/>
-                <w:kern w:val="16"/>
-                <w:sz w:val="16"/>
-                <w:szCs w:val="16"/>
-              </w:rPr>
-            </w:pPr>
-            <w:r>
-              <w:rPr>
-                <w:b/>
-                <w:kern w:val="16"/>
-                <w:sz w:val="16"/>
-                <w:szCs w:val="16"/>
-              </w:rPr>
-              <w:t>{{</w:t>
-            </w:r>
-            <w:proofErr w:type="spellStart"/>
-            <w:r>
-              <w:rPr>
-                <w:b/>
-                <w:kern w:val="16"/>
-                <w:sz w:val="16"/>
-                <w:szCs w:val="16"/>
-              </w:rPr>
-              <w:t>equipment.scissors</w:t>
-            </w:r>
-            <w:proofErr w:type="spellEnd"/>
-            <w:r>
-              <w:rPr>
-                <w:b/>
-                <w:kern w:val="16"/>
-                <w:sz w:val="16"/>
-                <w:szCs w:val="16"/>
-              </w:rPr>
-              <w:t>}} </w:t>
+              <w:t>{{equipment.knife}}</w:t>
+            </w:r>
+          </w:p>
+          <w:p>
+            <w:pPr>
+              <w:keepLines/>
+              <w:rPr>
+                <w:b/>
+                <w:kern w:val="16"/>
+                <w:sz w:val="16"/>
+                <w:szCs w:val="16"/>
+              </w:rPr>
+            </w:pPr>
+            <w:r>
+              <w:rPr>
+                <w:b/>
+                <w:kern w:val="16"/>
+                <w:sz w:val="16"/>
+                <w:szCs w:val="16"/>
+              </w:rPr>
+              <w:t>{{equipment.leakStopper}}</w:t>
+            </w:r>
+          </w:p>
+          <w:p>
+            <w:pPr>
+              <w:keepLines/>
+              <w:rPr>
+                <w:b/>
+                <w:kern w:val="16"/>
+                <w:sz w:val="16"/>
+                <w:szCs w:val="16"/>
+              </w:rPr>
+            </w:pPr>
+            <w:r>
+              <w:rPr>
+                <w:b/>
+                <w:kern w:val="16"/>
+                <w:sz w:val="16"/>
+                <w:szCs w:val="16"/>
+              </w:rPr>
+              <w:t>{{equipment.paddles}}</w:t>
+            </w:r>
+          </w:p>
+          <w:p>
+            <w:pPr>
+              <w:keepLines/>
+              <w:rPr>
+                <w:b/>
+                <w:kern w:val="16"/>
+                <w:sz w:val="16"/>
+                <w:szCs w:val="16"/>
+              </w:rPr>
+            </w:pPr>
+            <w:r>
+              <w:rPr>
+                <w:b/>
+                <w:kern w:val="16"/>
+                <w:sz w:val="16"/>
+                <w:szCs w:val="16"/>
+              </w:rPr>
+              <w:t>{{equipment.repairKit}}</w:t>
+            </w:r>
+          </w:p>
+          <w:p>
+            <w:pPr>
+              <w:keepLines/>
+              <w:rPr>
+                <w:b/>
+                <w:kern w:val="16"/>
+                <w:sz w:val="16"/>
+                <w:szCs w:val="16"/>
+              </w:rPr>
+            </w:pPr>
+            <w:r>
+              <w:rPr>
+                <w:b/>
+                <w:kern w:val="16"/>
+                <w:sz w:val="16"/>
+                <w:szCs w:val="16"/>
+              </w:rPr>
+              <w:t>{{equipment.thermalProtectiveAids}}</w:t>
+            </w:r>
+          </w:p>
+          <w:p>
+            <w:pPr>
+              <w:keepLines/>
+              <w:rPr>
+                <w:b/>
+                <w:kern w:val="16"/>
+                <w:sz w:val="16"/>
+                <w:szCs w:val="16"/>
+              </w:rPr>
+            </w:pPr>
+            <w:r>
+              <w:rPr>
+                <w:b/>
+                <w:kern w:val="16"/>
+                <w:sz w:val="16"/>
+                <w:szCs w:val="16"/>
+              </w:rPr>
+              <w:t>{{equipment.survivalManual}}</w:t>
+            </w:r>
+          </w:p>
+          <w:p>
+            <w:pPr>
+              <w:keepLines/>
+              <w:rPr>
+                <w:b/>
+                <w:kern w:val="16"/>
+                <w:sz w:val="16"/>
+                <w:szCs w:val="16"/>
+              </w:rPr>
+            </w:pPr>
+            <w:r>
+              <w:rPr>
+                <w:b/>
+                <w:kern w:val="16"/>
+                <w:sz w:val="16"/>
+                <w:szCs w:val="16"/>
+              </w:rPr>
+              <w:t>{{equipment.signalingChart}}</w:t>
+            </w:r>
+          </w:p>
+          <w:p>
+            <w:pPr>
+              <w:keepLines/>
+              <w:rPr>
+                <w:b/>
+                <w:kern w:val="16"/>
+                <w:sz w:val="16"/>
+                <w:szCs w:val="16"/>
+              </w:rPr>
+            </w:pPr>
+            <w:r>
+              <w:rPr>
+                <w:b/>
+                <w:kern w:val="16"/>
+                <w:sz w:val="16"/>
+                <w:szCs w:val="16"/>
+              </w:rPr>
+              <w:t>{{equipment.seaSickBags}}</w:t>
+            </w:r>
+          </w:p>
+          <w:p>
+            <w:pPr>
+              <w:keepLines/>
+              <w:rPr>
+                <w:b/>
+                <w:kern w:val="16"/>
+                <w:sz w:val="16"/>
+                <w:szCs w:val="16"/>
+              </w:rPr>
+            </w:pPr>
+            <w:r>
+              <w:rPr>
+                <w:b/>
+                <w:kern w:val="16"/>
+                <w:sz w:val="16"/>
+                <w:szCs w:val="16"/>
+              </w:rPr>
+              <w:t>{{equipment.sponges}}</w:t>
+            </w:r>
+          </w:p>
+          <w:p>
+            <w:pPr>
+              <w:keepLines/>
+              <w:rPr>
+                <w:b/>
+                <w:kern w:val="16"/>
+                <w:sz w:val="16"/>
+                <w:szCs w:val="16"/>
+              </w:rPr>
+            </w:pPr>
+            <w:r>
+              <w:rPr>
+                <w:b/>
+                <w:kern w:val="16"/>
+                <w:sz w:val="16"/>
+                <w:szCs w:val="16"/>
+              </w:rPr>
+              <w:t>{{equipment.scissors}} </w:t>
             </w:r>
           </w:p>
           <w:p>
@@ -3802,27 +2716,7 @@
                 <w:sz w:val="16"/>
                 <w:szCs w:val="16"/>
               </w:rPr>
-              <w:t>{{</w:t>
-            </w:r>
-            <w:proofErr w:type="spellStart"/>
-            <w:r>
-              <w:rPr>
-                <w:b/>
-                <w:kern w:val="16"/>
-                <w:sz w:val="16"/>
-                <w:szCs w:val="16"/>
-              </w:rPr>
-              <w:t>equipment.seaAnchorAndLines</w:t>
-            </w:r>
-            <w:proofErr w:type="spellEnd"/>
-            <w:r>
-              <w:rPr>
-                <w:b/>
-                <w:kern w:val="16"/>
-                <w:sz w:val="16"/>
-                <w:szCs w:val="16"/>
-              </w:rPr>
-              <w:t>}}</w:t>
+              <w:t>{{equipment.seaAnchorAndLines}}</w:t>
             </w:r>
           </w:p>
         </w:tc>
@@ -3954,27 +2848,7 @@
                 <w:sz w:val="16"/>
                 <w:szCs w:val="16"/>
               </w:rPr>
-              <w:t>{{</w:t>
-            </w:r>
-            <w:proofErr w:type="spellStart"/>
-            <w:r>
-              <w:rPr>
-                <w:b/>
-                <w:kern w:val="16"/>
-                <w:sz w:val="16"/>
-                <w:szCs w:val="16"/>
-              </w:rPr>
-              <w:t>equipment.torchCells</w:t>
-            </w:r>
-            <w:proofErr w:type="spellEnd"/>
-            <w:r>
-              <w:rPr>
-                <w:b/>
-                <w:kern w:val="16"/>
-                <w:sz w:val="16"/>
-                <w:szCs w:val="16"/>
-              </w:rPr>
-              <w:t>}}</w:t>
+              <w:t>{{equipment.torchCells}}</w:t>
             </w:r>
           </w:p>
         </w:tc>
@@ -4093,15 +2967,7 @@
               <w:jc w:val="center"/>
             </w:pPr>
             <w:r>
-              <w:t>{{</w:t>
-            </w:r>
-            <w:proofErr w:type="spellStart"/>
-            <w:r>
-              <w:t>equipment.torch</w:t>
-            </w:r>
-            <w:proofErr w:type="spellEnd"/>
-            <w:r>
-              <w:t>}}</w:t>
+              <w:t>{{equipment.torch}}</w:t>
             </w:r>
           </w:p>
         </w:tc>
@@ -4220,15 +3086,7 @@
               <w:jc w:val="center"/>
             </w:pPr>
             <w:r>
-              <w:t>{{</w:t>
-            </w:r>
-            <w:proofErr w:type="spellStart"/>
-            <w:r>
-              <w:t>equipment.torchBulb</w:t>
-            </w:r>
-            <w:proofErr w:type="spellEnd"/>
-            <w:r>
-              <w:t>}}</w:t>
+              <w:t>{{equipment.torchBulb}}</w:t>
             </w:r>
           </w:p>
         </w:tc>
@@ -4347,15 +3205,7 @@
               <w:jc w:val="center"/>
             </w:pPr>
             <w:r>
-              <w:t>{{</w:t>
-            </w:r>
-            <w:proofErr w:type="spellStart"/>
-            <w:r>
-              <w:t>equipment.tinOpener</w:t>
-            </w:r>
-            <w:proofErr w:type="spellEnd"/>
-            <w:r>
-              <w:t>}}</w:t>
+              <w:t>{{equipment.tinOpener}}</w:t>
             </w:r>
           </w:p>
         </w:tc>
@@ -4474,15 +3324,7 @@
               <w:jc w:val="center"/>
             </w:pPr>
             <w:r>
-              <w:t>{{</w:t>
-            </w:r>
-            <w:proofErr w:type="spellStart"/>
-            <w:r>
-              <w:t>equipment.whistle</w:t>
-            </w:r>
-            <w:proofErr w:type="spellEnd"/>
-            <w:r>
-              <w:t>}} </w:t>
+              <w:t>{{equipment.whistle}} </w:t>
             </w:r>
           </w:p>
         </w:tc>
@@ -4609,23 +3451,7 @@
                 <w:sz w:val="18"/>
                 <w:szCs w:val="18"/>
               </w:rPr>
-              <w:t>{{</w:t>
-            </w:r>
-            <w:proofErr w:type="spellStart"/>
-            <w:r>
-              <w:rPr>
-                <w:sz w:val="18"/>
-                <w:szCs w:val="18"/>
-              </w:rPr>
-              <w:t>equipment.radarReflector</w:t>
-            </w:r>
-            <w:proofErr w:type="spellEnd"/>
-            <w:r>
-              <w:rPr>
-                <w:sz w:val="18"/>
-                <w:szCs w:val="18"/>
-              </w:rPr>
-              <w:t>}}</w:t>
+              <w:t>{{equipment.radarReflector}}</w:t>
             </w:r>
           </w:p>
         </w:tc>
@@ -4751,23 +3577,7 @@
                 <w:sz w:val="18"/>
                 <w:szCs w:val="18"/>
               </w:rPr>
-              <w:t>{</w:t>
-            </w:r>
-            <w:proofErr w:type="spellStart"/>
-            <w:r>
-              <w:rPr>
-                <w:sz w:val="18"/>
-                <w:szCs w:val="18"/>
-              </w:rPr>
-              <w:t>equipment.radarReflectorPatch</w:t>
-            </w:r>
-            <w:proofErr w:type="spellEnd"/>
-            <w:r>
-              <w:rPr>
-                <w:sz w:val="18"/>
-                <w:szCs w:val="18"/>
-              </w:rPr>
-              <w:t>}}</w:t>
+              <w:t>{equipment.radarReflectorPatch}}</w:t>
             </w:r>
           </w:p>
         </w:tc>
@@ -4896,29 +3706,7 @@
                 <w:sz w:val="16"/>
                 <w:szCs w:val="16"/>
               </w:rPr>
-              <w:t>{{</w:t>
-            </w:r>
-            <w:proofErr w:type="spellStart"/>
-            <w:r>
-              <w:rPr>
-                <w:b/>
-                <w:iCs/>
-                <w:kern w:val="16"/>
-                <w:sz w:val="16"/>
-                <w:szCs w:val="16"/>
-              </w:rPr>
-              <w:t>handFlares.quantity</w:t>
-            </w:r>
-            <w:proofErr w:type="spellEnd"/>
-            <w:r>
-              <w:rPr>
-                <w:b/>
-                <w:iCs/>
-                <w:kern w:val="16"/>
-                <w:sz w:val="16"/>
-                <w:szCs w:val="16"/>
-              </w:rPr>
-              <w:t>}}</w:t>
+              <w:t>{{handFlares.quantity}}</w:t>
             </w:r>
           </w:p>
         </w:tc>
@@ -5038,29 +3826,7 @@
                 <w:sz w:val="16"/>
                 <w:szCs w:val="16"/>
               </w:rPr>
-              <w:t>{{</w:t>
-            </w:r>
-            <w:proofErr w:type="spellStart"/>
-            <w:r>
-              <w:rPr>
-                <w:b/>
-                <w:iCs/>
-                <w:kern w:val="16"/>
-                <w:sz w:val="16"/>
-                <w:szCs w:val="16"/>
-              </w:rPr>
-              <w:t>handFlares.expiry</w:t>
-            </w:r>
-            <w:proofErr w:type="spellEnd"/>
-            <w:r>
-              <w:rPr>
-                <w:b/>
-                <w:iCs/>
-                <w:kern w:val="16"/>
-                <w:sz w:val="16"/>
-                <w:szCs w:val="16"/>
-              </w:rPr>
-              <w:t>}}</w:t>
+              <w:t>{{handFlares.expiry}}</w:t>
             </w:r>
           </w:p>
           <w:p>
@@ -5112,29 +3878,7 @@
                 <w:sz w:val="16"/>
                 <w:szCs w:val="16"/>
               </w:rPr>
-              <w:t>{{</w:t>
-            </w:r>
-            <w:proofErr w:type="spellStart"/>
-            <w:r>
-              <w:rPr>
-                <w:b/>
-                <w:iCs/>
-                <w:kern w:val="16"/>
-                <w:sz w:val="16"/>
-                <w:szCs w:val="16"/>
-              </w:rPr>
-              <w:t>handFlares.lotNo</w:t>
-            </w:r>
-            <w:proofErr w:type="spellEnd"/>
-            <w:r>
-              <w:rPr>
-                <w:b/>
-                <w:iCs/>
-                <w:kern w:val="16"/>
-                <w:sz w:val="16"/>
-                <w:szCs w:val="16"/>
-              </w:rPr>
-              <w:t>}}</w:t>
+              <w:t>{{handFlares.lotNo}}</w:t>
             </w:r>
           </w:p>
         </w:tc>
@@ -5198,29 +3942,7 @@
                 <w:sz w:val="16"/>
                 <w:szCs w:val="16"/>
               </w:rPr>
-              <w:t>{{</w:t>
-            </w:r>
-            <w:proofErr w:type="spellStart"/>
-            <w:r>
-              <w:rPr>
-                <w:b/>
-                <w:iCs/>
-                <w:kern w:val="16"/>
-                <w:sz w:val="16"/>
-                <w:szCs w:val="16"/>
-              </w:rPr>
-              <w:t>handFlares.status</w:t>
-            </w:r>
-            <w:proofErr w:type="spellEnd"/>
-            <w:r>
-              <w:rPr>
-                <w:b/>
-                <w:iCs/>
-                <w:kern w:val="16"/>
-                <w:sz w:val="16"/>
-                <w:szCs w:val="16"/>
-              </w:rPr>
-              <w:t>}}</w:t>
+              <w:t>{{handFlares.status}}</w:t>
             </w:r>
           </w:p>
           <w:p>
@@ -5272,29 +3994,7 @@
                 <w:sz w:val="16"/>
                 <w:szCs w:val="16"/>
               </w:rPr>
-              <w:t>{{</w:t>
-            </w:r>
-            <w:proofErr w:type="spellStart"/>
-            <w:r>
-              <w:rPr>
-                <w:b/>
-                <w:iCs/>
-                <w:kern w:val="16"/>
-                <w:sz w:val="16"/>
-                <w:szCs w:val="16"/>
-              </w:rPr>
-              <w:t>handFlares.make</w:t>
-            </w:r>
-            <w:proofErr w:type="spellEnd"/>
-            <w:r>
-              <w:rPr>
-                <w:b/>
-                <w:iCs/>
-                <w:kern w:val="16"/>
-                <w:sz w:val="16"/>
-                <w:szCs w:val="16"/>
-              </w:rPr>
-              <w:t>}} </w:t>
+              <w:t>{{handFlares.make}} </w:t>
             </w:r>
           </w:p>
         </w:tc>
@@ -5553,334 +4253,154 @@
                 <w:sz w:val="16"/>
                 <w:szCs w:val="16"/>
               </w:rPr>
-              <w:t>{{</w:t>
-            </w:r>
-            <w:proofErr w:type="spellStart"/>
-            <w:r>
-              <w:rPr>
-                <w:b/>
-                <w:kern w:val="16"/>
-                <w:sz w:val="16"/>
-                <w:szCs w:val="16"/>
-              </w:rPr>
-              <w:t>canopy.outerCanopy</w:t>
-            </w:r>
-            <w:proofErr w:type="spellEnd"/>
-            <w:r>
-              <w:rPr>
-                <w:b/>
-                <w:kern w:val="16"/>
-                <w:sz w:val="16"/>
-                <w:szCs w:val="16"/>
-              </w:rPr>
-              <w:t>}}</w:t>
-            </w:r>
-          </w:p>
-          <w:p>
-            <w:pPr>
-              <w:keepLines/>
-              <w:jc w:val="center"/>
-              <w:rPr>
-                <w:b/>
-                <w:kern w:val="16"/>
-                <w:sz w:val="16"/>
-                <w:szCs w:val="16"/>
-              </w:rPr>
-            </w:pPr>
-            <w:r>
-              <w:rPr>
-                <w:b/>
-                <w:kern w:val="16"/>
-                <w:sz w:val="16"/>
-                <w:szCs w:val="16"/>
-              </w:rPr>
-              <w:t>{{</w:t>
-            </w:r>
-            <w:proofErr w:type="spellStart"/>
-            <w:r>
-              <w:rPr>
-                <w:b/>
-                <w:kern w:val="16"/>
-                <w:sz w:val="16"/>
-                <w:szCs w:val="16"/>
-              </w:rPr>
-              <w:t>canopy.innerCanopy</w:t>
-            </w:r>
-            <w:proofErr w:type="spellEnd"/>
-            <w:r>
-              <w:rPr>
-                <w:b/>
-                <w:kern w:val="16"/>
-                <w:sz w:val="16"/>
-                <w:szCs w:val="16"/>
-              </w:rPr>
-              <w:t>}}</w:t>
-            </w:r>
-          </w:p>
-          <w:p>
-            <w:pPr>
-              <w:keepLines/>
-              <w:jc w:val="center"/>
-              <w:rPr>
-                <w:b/>
-                <w:kern w:val="16"/>
-                <w:sz w:val="16"/>
-                <w:szCs w:val="16"/>
-              </w:rPr>
-            </w:pPr>
-            <w:r>
-              <w:rPr>
-                <w:b/>
-                <w:kern w:val="16"/>
-                <w:sz w:val="16"/>
-                <w:szCs w:val="16"/>
-              </w:rPr>
-              <w:t>{{</w:t>
-            </w:r>
-            <w:proofErr w:type="spellStart"/>
-            <w:r>
-              <w:rPr>
-                <w:b/>
-                <w:kern w:val="16"/>
-                <w:sz w:val="16"/>
-                <w:szCs w:val="16"/>
-              </w:rPr>
-              <w:t>canopy.entranceFlap</w:t>
-            </w:r>
-            <w:proofErr w:type="spellEnd"/>
-            <w:r>
-              <w:rPr>
-                <w:b/>
-                <w:kern w:val="16"/>
-                <w:sz w:val="16"/>
-                <w:szCs w:val="16"/>
-              </w:rPr>
-              <w:t>}}</w:t>
-            </w:r>
-          </w:p>
-          <w:p>
-            <w:pPr>
-              <w:keepLines/>
-              <w:jc w:val="center"/>
-              <w:rPr>
-                <w:b/>
-                <w:kern w:val="16"/>
-                <w:sz w:val="16"/>
-                <w:szCs w:val="16"/>
-              </w:rPr>
-            </w:pPr>
-            <w:r>
-              <w:rPr>
-                <w:b/>
-                <w:kern w:val="16"/>
-                <w:sz w:val="16"/>
-                <w:szCs w:val="16"/>
-              </w:rPr>
-              <w:t>{{</w:t>
-            </w:r>
-            <w:proofErr w:type="spellStart"/>
-            <w:r>
-              <w:rPr>
-                <w:b/>
-                <w:kern w:val="16"/>
-                <w:sz w:val="16"/>
-                <w:szCs w:val="16"/>
-              </w:rPr>
-              <w:t>canopy.rainCatchments</w:t>
-            </w:r>
-            <w:proofErr w:type="spellEnd"/>
-            <w:r>
-              <w:rPr>
-                <w:b/>
-                <w:kern w:val="16"/>
-                <w:sz w:val="16"/>
-                <w:szCs w:val="16"/>
-              </w:rPr>
-              <w:t>}} </w:t>
-            </w:r>
-          </w:p>
-          <w:p>
-            <w:pPr>
-              <w:keepLines/>
-              <w:jc w:val="center"/>
-              <w:rPr>
-                <w:b/>
-                <w:kern w:val="16"/>
-                <w:sz w:val="16"/>
-                <w:szCs w:val="16"/>
-              </w:rPr>
-            </w:pPr>
-            <w:r>
-              <w:rPr>
-                <w:b/>
-                <w:kern w:val="16"/>
-                <w:sz w:val="16"/>
-                <w:szCs w:val="16"/>
-              </w:rPr>
-              <w:t>{{</w:t>
-            </w:r>
-            <w:proofErr w:type="spellStart"/>
-            <w:r>
-              <w:rPr>
-                <w:b/>
-                <w:kern w:val="16"/>
-                <w:sz w:val="16"/>
-                <w:szCs w:val="16"/>
-              </w:rPr>
-              <w:t>canopy.reflectorTape</w:t>
-            </w:r>
-            <w:proofErr w:type="spellEnd"/>
-            <w:r>
-              <w:rPr>
-                <w:b/>
-                <w:kern w:val="16"/>
-                <w:sz w:val="16"/>
-                <w:szCs w:val="16"/>
-              </w:rPr>
-              <w:t>}}{{</w:t>
-            </w:r>
-            <w:proofErr w:type="spellStart"/>
-            <w:r>
-              <w:rPr>
-                <w:b/>
-                <w:kern w:val="16"/>
-                <w:sz w:val="16"/>
-                <w:szCs w:val="16"/>
-              </w:rPr>
-              <w:t>canopy.viewingPort</w:t>
-            </w:r>
-            <w:proofErr w:type="spellEnd"/>
-            <w:r>
-              <w:rPr>
-                <w:b/>
-                <w:kern w:val="16"/>
-                <w:sz w:val="16"/>
-                <w:szCs w:val="16"/>
-              </w:rPr>
-              <w:t>}}</w:t>
-            </w:r>
-          </w:p>
-          <w:p>
-            <w:pPr>
-              <w:keepLines/>
-              <w:jc w:val="center"/>
-              <w:rPr>
-                <w:b/>
-                <w:kern w:val="16"/>
-                <w:sz w:val="16"/>
-                <w:szCs w:val="16"/>
-              </w:rPr>
-            </w:pPr>
-            <w:r>
-              <w:rPr>
-                <w:b/>
-                <w:kern w:val="16"/>
-                <w:sz w:val="16"/>
-                <w:szCs w:val="16"/>
-              </w:rPr>
-              <w:t>{{</w:t>
-            </w:r>
-            <w:proofErr w:type="spellStart"/>
-            <w:r>
-              <w:rPr>
-                <w:b/>
-                <w:kern w:val="16"/>
-                <w:sz w:val="16"/>
-                <w:szCs w:val="16"/>
-              </w:rPr>
-              <w:t>canopy.lightUnits</w:t>
-            </w:r>
-            <w:proofErr w:type="spellEnd"/>
-            <w:r>
-              <w:rPr>
-                <w:b/>
-                <w:kern w:val="16"/>
-                <w:sz w:val="16"/>
-                <w:szCs w:val="16"/>
-              </w:rPr>
-              <w:t>}} </w:t>
-            </w:r>
-          </w:p>
-          <w:p>
-            <w:pPr>
-              <w:keepLines/>
-              <w:jc w:val="center"/>
-              <w:rPr>
-                <w:b/>
-                <w:kern w:val="16"/>
-                <w:sz w:val="16"/>
-                <w:szCs w:val="16"/>
-              </w:rPr>
-            </w:pPr>
-            <w:r>
-              <w:rPr>
-                <w:b/>
-                <w:kern w:val="16"/>
-                <w:sz w:val="16"/>
-                <w:szCs w:val="16"/>
-              </w:rPr>
-              <w:t>{{</w:t>
-            </w:r>
-            <w:proofErr w:type="spellStart"/>
-            <w:r>
-              <w:rPr>
-                <w:b/>
-                <w:kern w:val="16"/>
-                <w:sz w:val="16"/>
-                <w:szCs w:val="16"/>
-              </w:rPr>
-              <w:t>seaCells.make</w:t>
-            </w:r>
-            <w:proofErr w:type="spellEnd"/>
-            <w:r>
-              <w:rPr>
-                <w:b/>
-                <w:kern w:val="16"/>
-                <w:sz w:val="16"/>
-                <w:szCs w:val="16"/>
-              </w:rPr>
-              <w:t>}}</w:t>
-            </w:r>
-          </w:p>
-          <w:p>
-            <w:pPr>
-              <w:keepLines/>
-              <w:jc w:val="center"/>
-              <w:rPr>
-                <w:b/>
-                <w:kern w:val="16"/>
-                <w:sz w:val="16"/>
-                <w:szCs w:val="16"/>
-              </w:rPr>
-            </w:pPr>
-            <w:r>
-              <w:rPr>
-                <w:b/>
-                <w:kern w:val="16"/>
-                <w:sz w:val="16"/>
-                <w:szCs w:val="16"/>
-              </w:rPr>
-              <w:t>{{</w:t>
-            </w:r>
-            <w:proofErr w:type="spellStart"/>
-            <w:r>
-              <w:rPr>
-                <w:b/>
-                <w:kern w:val="16"/>
-                <w:sz w:val="16"/>
-                <w:szCs w:val="16"/>
-              </w:rPr>
-              <w:t>seaCells.expiry</w:t>
-            </w:r>
-            <w:proofErr w:type="spellEnd"/>
-            <w:r>
-              <w:rPr>
-                <w:b/>
-                <w:kern w:val="16"/>
-                <w:sz w:val="16"/>
-                <w:szCs w:val="16"/>
-              </w:rPr>
-              <w:t>}} </w:t>
+              <w:t>{{canopy.outerCanopy}}</w:t>
+            </w:r>
+          </w:p>
+          <w:p>
+            <w:pPr>
+              <w:keepLines/>
+              <w:jc w:val="center"/>
+              <w:rPr>
+                <w:b/>
+                <w:kern w:val="16"/>
+                <w:sz w:val="16"/>
+                <w:szCs w:val="16"/>
+              </w:rPr>
+            </w:pPr>
+            <w:r>
+              <w:rPr>
+                <w:b/>
+                <w:kern w:val="16"/>
+                <w:sz w:val="16"/>
+                <w:szCs w:val="16"/>
+              </w:rPr>
+              <w:t>{{canopy.innerCanopy}}</w:t>
+            </w:r>
+          </w:p>
+          <w:p>
+            <w:pPr>
+              <w:keepLines/>
+              <w:jc w:val="center"/>
+              <w:rPr>
+                <w:b/>
+                <w:kern w:val="16"/>
+                <w:sz w:val="16"/>
+                <w:szCs w:val="16"/>
+              </w:rPr>
+            </w:pPr>
+            <w:r>
+              <w:rPr>
+                <w:b/>
+                <w:kern w:val="16"/>
+                <w:sz w:val="16"/>
+                <w:szCs w:val="16"/>
+              </w:rPr>
+              <w:t>{{canopy.entranceFlap}}</w:t>
+            </w:r>
+          </w:p>
+          <w:p>
+            <w:pPr>
+              <w:keepLines/>
+              <w:jc w:val="center"/>
+              <w:rPr>
+                <w:b/>
+                <w:kern w:val="16"/>
+                <w:sz w:val="16"/>
+                <w:szCs w:val="16"/>
+              </w:rPr>
+            </w:pPr>
+            <w:r>
+              <w:rPr>
+                <w:b/>
+                <w:kern w:val="16"/>
+                <w:sz w:val="16"/>
+                <w:szCs w:val="16"/>
+              </w:rPr>
+              <w:t>{{canopy.rainCatchments}} </w:t>
+            </w:r>
+          </w:p>
+          <w:p>
+            <w:pPr>
+              <w:keepLines/>
+              <w:jc w:val="center"/>
+              <w:rPr>
+                <w:b/>
+                <w:kern w:val="16"/>
+                <w:sz w:val="16"/>
+                <w:szCs w:val="16"/>
+              </w:rPr>
+            </w:pPr>
+            <w:r>
+              <w:rPr>
+                <w:b/>
+                <w:kern w:val="16"/>
+                <w:sz w:val="16"/>
+                <w:szCs w:val="16"/>
+              </w:rPr>
+              <w:t>{{canopy.reflectorTape}}{{canopy.viewingPort}}</w:t>
+            </w:r>
+          </w:p>
+          <w:p>
+            <w:pPr>
+              <w:keepLines/>
+              <w:jc w:val="center"/>
+              <w:rPr>
+                <w:b/>
+                <w:kern w:val="16"/>
+                <w:sz w:val="16"/>
+                <w:szCs w:val="16"/>
+              </w:rPr>
+            </w:pPr>
+            <w:r>
+              <w:rPr>
+                <w:b/>
+                <w:kern w:val="16"/>
+                <w:sz w:val="16"/>
+                <w:szCs w:val="16"/>
+              </w:rPr>
+              <w:t>{{canopy.lightUnits}} </w:t>
+            </w:r>
+          </w:p>
+          <w:p>
+            <w:pPr>
+              <w:keepLines/>
+              <w:jc w:val="center"/>
+              <w:rPr>
+                <w:b/>
+                <w:kern w:val="16"/>
+                <w:sz w:val="16"/>
+                <w:szCs w:val="16"/>
+              </w:rPr>
+            </w:pPr>
+            <w:r>
+              <w:rPr>
+                <w:b/>
+                <w:kern w:val="16"/>
+                <w:sz w:val="16"/>
+                <w:szCs w:val="16"/>
+              </w:rPr>
+              <w:t>{{seaCells.make}}</w:t>
+            </w:r>
+          </w:p>
+          <w:p>
+            <w:pPr>
+              <w:keepLines/>
+              <w:jc w:val="center"/>
+              <w:rPr>
+                <w:b/>
+                <w:kern w:val="16"/>
+                <w:sz w:val="16"/>
+                <w:szCs w:val="16"/>
+              </w:rPr>
+            </w:pPr>
+            <w:r>
+              <w:rPr>
+                <w:b/>
+                <w:kern w:val="16"/>
+                <w:sz w:val="16"/>
+                <w:szCs w:val="16"/>
+              </w:rPr>
+              <w:t>{{seaCells.expiry}} </w:t>
             </w:r>
           </w:p>
         </w:tc>
@@ -6097,29 +4617,7 @@
                 <w:sz w:val="16"/>
                 <w:szCs w:val="16"/>
               </w:rPr>
-              <w:t>{{</w:t>
-            </w:r>
-            <w:proofErr w:type="spellStart"/>
-            <w:r>
-              <w:rPr>
-                <w:b/>
-                <w:iCs/>
-                <w:kern w:val="16"/>
-                <w:sz w:val="16"/>
-                <w:szCs w:val="16"/>
-              </w:rPr>
-              <w:t>parachuteSignals.quantity</w:t>
-            </w:r>
-            <w:proofErr w:type="spellEnd"/>
-            <w:r>
-              <w:rPr>
-                <w:b/>
-                <w:iCs/>
-                <w:kern w:val="16"/>
-                <w:sz w:val="16"/>
-                <w:szCs w:val="16"/>
-              </w:rPr>
-              <w:t>}}</w:t>
+              <w:t>{{parachuteSignals.quantity}}</w:t>
             </w:r>
           </w:p>
         </w:tc>
@@ -6243,29 +4741,7 @@
                 <w:sz w:val="16"/>
                 <w:szCs w:val="16"/>
               </w:rPr>
-              <w:t>{{</w:t>
-            </w:r>
-            <w:proofErr w:type="spellStart"/>
-            <w:r>
-              <w:rPr>
-                <w:b/>
-                <w:iCs/>
-                <w:kern w:val="16"/>
-                <w:sz w:val="16"/>
-                <w:szCs w:val="16"/>
-              </w:rPr>
-              <w:t>parachuteSignals.expiry</w:t>
-            </w:r>
-            <w:proofErr w:type="spellEnd"/>
-            <w:r>
-              <w:rPr>
-                <w:b/>
-                <w:iCs/>
-                <w:kern w:val="16"/>
-                <w:sz w:val="16"/>
-                <w:szCs w:val="16"/>
-              </w:rPr>
-              <w:t>}}</w:t>
+              <w:t>{{parachuteSignals.expiry}}</w:t>
             </w:r>
           </w:p>
           <w:p>
@@ -6307,29 +4783,7 @@
                 <w:sz w:val="16"/>
                 <w:szCs w:val="16"/>
               </w:rPr>
-              <w:t>{{</w:t>
-            </w:r>
-            <w:proofErr w:type="spellStart"/>
-            <w:r>
-              <w:rPr>
-                <w:b/>
-                <w:iCs/>
-                <w:kern w:val="16"/>
-                <w:sz w:val="16"/>
-                <w:szCs w:val="16"/>
-              </w:rPr>
-              <w:t>parachuteSignals.lotNo</w:t>
-            </w:r>
-            <w:proofErr w:type="spellEnd"/>
-            <w:r>
-              <w:rPr>
-                <w:b/>
-                <w:iCs/>
-                <w:kern w:val="16"/>
-                <w:sz w:val="16"/>
-                <w:szCs w:val="16"/>
-              </w:rPr>
-              <w:t>}}</w:t>
+              <w:t>{{parachuteSignals.lotNo}}</w:t>
             </w:r>
           </w:p>
         </w:tc>
@@ -6373,29 +4827,7 @@
                 <w:sz w:val="16"/>
                 <w:szCs w:val="16"/>
               </w:rPr>
-              <w:t>{{</w:t>
-            </w:r>
-            <w:proofErr w:type="spellStart"/>
-            <w:r>
-              <w:rPr>
-                <w:b/>
-                <w:iCs/>
-                <w:kern w:val="16"/>
-                <w:sz w:val="16"/>
-                <w:szCs w:val="16"/>
-              </w:rPr>
-              <w:t>parachuteSignals.status</w:t>
-            </w:r>
-            <w:proofErr w:type="spellEnd"/>
-            <w:r>
-              <w:rPr>
-                <w:b/>
-                <w:iCs/>
-                <w:kern w:val="16"/>
-                <w:sz w:val="16"/>
-                <w:szCs w:val="16"/>
-              </w:rPr>
-              <w:t>}}</w:t>
+              <w:t>{{parachuteSignals.status}}</w:t>
             </w:r>
           </w:p>
           <w:p>
@@ -6427,29 +4859,7 @@
                 <w:sz w:val="16"/>
                 <w:szCs w:val="16"/>
               </w:rPr>
-              <w:t>{{</w:t>
-            </w:r>
-            <w:proofErr w:type="spellStart"/>
-            <w:r>
-              <w:rPr>
-                <w:b/>
-                <w:iCs/>
-                <w:kern w:val="16"/>
-                <w:sz w:val="16"/>
-                <w:szCs w:val="16"/>
-              </w:rPr>
-              <w:t>parachuteSignals.make</w:t>
-            </w:r>
-            <w:proofErr w:type="spellEnd"/>
-            <w:r>
-              <w:rPr>
-                <w:b/>
-                <w:iCs/>
-                <w:kern w:val="16"/>
-                <w:sz w:val="16"/>
-                <w:szCs w:val="16"/>
-              </w:rPr>
-              <w:t>}}</w:t>
+              <w:t>{{parachuteSignals.make}}</w:t>
             </w:r>
           </w:p>
         </w:tc>
@@ -6582,29 +4992,7 @@
                 <w:sz w:val="16"/>
                 <w:szCs w:val="16"/>
               </w:rPr>
-              <w:t>{{</w:t>
-            </w:r>
-            <w:proofErr w:type="spellStart"/>
-            <w:r>
-              <w:rPr>
-                <w:b/>
-                <w:iCs/>
-                <w:kern w:val="16"/>
-                <w:sz w:val="16"/>
-                <w:szCs w:val="16"/>
-              </w:rPr>
-              <w:t>smokeFloats.quantity</w:t>
-            </w:r>
-            <w:proofErr w:type="spellEnd"/>
-            <w:r>
-              <w:rPr>
-                <w:b/>
-                <w:iCs/>
-                <w:kern w:val="16"/>
-                <w:sz w:val="16"/>
-                <w:szCs w:val="16"/>
-              </w:rPr>
-              <w:t>}}</w:t>
+              <w:t>{{smokeFloats.quantity}}</w:t>
             </w:r>
           </w:p>
         </w:tc>
@@ -6728,29 +5116,7 @@
                 <w:sz w:val="16"/>
                 <w:szCs w:val="16"/>
               </w:rPr>
-              <w:t>{{</w:t>
-            </w:r>
-            <w:proofErr w:type="spellStart"/>
-            <w:r>
-              <w:rPr>
-                <w:b/>
-                <w:iCs/>
-                <w:kern w:val="16"/>
-                <w:sz w:val="16"/>
-                <w:szCs w:val="16"/>
-              </w:rPr>
-              <w:t>smokeFloats.expiry</w:t>
-            </w:r>
-            <w:proofErr w:type="spellEnd"/>
-            <w:r>
-              <w:rPr>
-                <w:b/>
-                <w:iCs/>
-                <w:kern w:val="16"/>
-                <w:sz w:val="16"/>
-                <w:szCs w:val="16"/>
-              </w:rPr>
-              <w:t>}}</w:t>
+              <w:t>{{smokeFloats.expiry}}</w:t>
             </w:r>
           </w:p>
           <w:p>
@@ -6782,29 +5148,7 @@
                 <w:sz w:val="16"/>
                 <w:szCs w:val="16"/>
               </w:rPr>
-              <w:t>{{</w:t>
-            </w:r>
-            <w:proofErr w:type="spellStart"/>
-            <w:r>
-              <w:rPr>
-                <w:b/>
-                <w:iCs/>
-                <w:kern w:val="16"/>
-                <w:sz w:val="16"/>
-                <w:szCs w:val="16"/>
-              </w:rPr>
-              <w:t>smokeFloats.lotNo</w:t>
-            </w:r>
-            <w:proofErr w:type="spellEnd"/>
-            <w:r>
-              <w:rPr>
-                <w:b/>
-                <w:iCs/>
-                <w:kern w:val="16"/>
-                <w:sz w:val="16"/>
-                <w:szCs w:val="16"/>
-              </w:rPr>
-              <w:t>}}</w:t>
+              <w:t>{{smokeFloats.lotNo}}</w:t>
             </w:r>
           </w:p>
         </w:tc>
@@ -6848,29 +5192,7 @@
                 <w:sz w:val="16"/>
                 <w:szCs w:val="16"/>
               </w:rPr>
-              <w:t>{{</w:t>
-            </w:r>
-            <w:proofErr w:type="spellStart"/>
-            <w:r>
-              <w:rPr>
-                <w:b/>
-                <w:iCs/>
-                <w:kern w:val="16"/>
-                <w:sz w:val="16"/>
-                <w:szCs w:val="16"/>
-              </w:rPr>
-              <w:t>smokeFloats.status</w:t>
-            </w:r>
-            <w:proofErr w:type="spellEnd"/>
-            <w:r>
-              <w:rPr>
-                <w:b/>
-                <w:iCs/>
-                <w:kern w:val="16"/>
-                <w:sz w:val="16"/>
-                <w:szCs w:val="16"/>
-              </w:rPr>
-              <w:t>}}</w:t>
+              <w:t>{{smokeFloats.status}}</w:t>
             </w:r>
           </w:p>
           <w:p>
@@ -6912,29 +5234,7 @@
                 <w:sz w:val="16"/>
                 <w:szCs w:val="16"/>
               </w:rPr>
-              <w:t>{{</w:t>
-            </w:r>
-            <w:proofErr w:type="spellStart"/>
-            <w:r>
-              <w:rPr>
-                <w:b/>
-                <w:iCs/>
-                <w:kern w:val="16"/>
-                <w:sz w:val="16"/>
-                <w:szCs w:val="16"/>
-              </w:rPr>
-              <w:t>smokeFloats.make</w:t>
-            </w:r>
-            <w:proofErr w:type="spellEnd"/>
-            <w:r>
-              <w:rPr>
-                <w:b/>
-                <w:iCs/>
-                <w:kern w:val="16"/>
-                <w:sz w:val="16"/>
-                <w:szCs w:val="16"/>
-              </w:rPr>
-              <w:t>}}</w:t>
+              <w:t>{{smokeFloats.make}}</w:t>
             </w:r>
           </w:p>
         </w:tc>
@@ -7067,29 +5367,7 @@
                 <w:sz w:val="16"/>
                 <w:szCs w:val="16"/>
               </w:rPr>
-              <w:t>{{</w:t>
-            </w:r>
-            <w:proofErr w:type="spellStart"/>
-            <w:r>
-              <w:rPr>
-                <w:b/>
-                <w:iCs/>
-                <w:kern w:val="16"/>
-                <w:sz w:val="16"/>
-                <w:szCs w:val="16"/>
-              </w:rPr>
-              <w:t>firstAidKit.quantity</w:t>
-            </w:r>
-            <w:proofErr w:type="spellEnd"/>
-            <w:r>
-              <w:rPr>
-                <w:b/>
-                <w:iCs/>
-                <w:kern w:val="16"/>
-                <w:sz w:val="16"/>
-                <w:szCs w:val="16"/>
-              </w:rPr>
-              <w:t>}}</w:t>
+              <w:t>{{firstAidKit.quantity}}</w:t>
             </w:r>
           </w:p>
         </w:tc>
@@ -7219,29 +5497,7 @@
                 <w:sz w:val="16"/>
                 <w:szCs w:val="16"/>
               </w:rPr>
-              <w:t>{{</w:t>
-            </w:r>
-            <w:proofErr w:type="spellStart"/>
-            <w:r>
-              <w:rPr>
-                <w:b/>
-                <w:iCs/>
-                <w:kern w:val="16"/>
-                <w:sz w:val="16"/>
-                <w:szCs w:val="16"/>
-              </w:rPr>
-              <w:t>firstAidKit.expiry</w:t>
-            </w:r>
-            <w:proofErr w:type="spellEnd"/>
-            <w:r>
-              <w:rPr>
-                <w:b/>
-                <w:iCs/>
-                <w:kern w:val="16"/>
-                <w:sz w:val="16"/>
-                <w:szCs w:val="16"/>
-              </w:rPr>
-              <w:t>}} </w:t>
+              <w:t>{{firstAidKit.expiry}} </w:t>
             </w:r>
           </w:p>
           <w:p>
@@ -7283,29 +5539,7 @@
                 <w:sz w:val="16"/>
                 <w:szCs w:val="16"/>
               </w:rPr>
-              <w:t>{{</w:t>
-            </w:r>
-            <w:proofErr w:type="spellStart"/>
-            <w:r>
-              <w:rPr>
-                <w:b/>
-                <w:iCs/>
-                <w:kern w:val="16"/>
-                <w:sz w:val="16"/>
-                <w:szCs w:val="16"/>
-              </w:rPr>
-              <w:t>firstAidKit.lotNo</w:t>
-            </w:r>
-            <w:proofErr w:type="spellEnd"/>
-            <w:r>
-              <w:rPr>
-                <w:b/>
-                <w:iCs/>
-                <w:kern w:val="16"/>
-                <w:sz w:val="16"/>
-                <w:szCs w:val="16"/>
-              </w:rPr>
-              <w:t>}}</w:t>
+              <w:t>{{firstAidKit.lotNo}}</w:t>
             </w:r>
           </w:p>
         </w:tc>
@@ -7349,29 +5583,7 @@
                 <w:sz w:val="16"/>
                 <w:szCs w:val="16"/>
               </w:rPr>
-              <w:t>{{</w:t>
-            </w:r>
-            <w:proofErr w:type="spellStart"/>
-            <w:r>
-              <w:rPr>
-                <w:b/>
-                <w:iCs/>
-                <w:kern w:val="16"/>
-                <w:sz w:val="16"/>
-                <w:szCs w:val="16"/>
-              </w:rPr>
-              <w:t>firstAidKit.status</w:t>
-            </w:r>
-            <w:proofErr w:type="spellEnd"/>
-            <w:r>
-              <w:rPr>
-                <w:b/>
-                <w:iCs/>
-                <w:kern w:val="16"/>
-                <w:sz w:val="16"/>
-                <w:szCs w:val="16"/>
-              </w:rPr>
-              <w:t>}}</w:t>
+              <w:t>{{firstAidKit.status}}</w:t>
             </w:r>
           </w:p>
           <w:p>
@@ -7403,29 +5615,7 @@
                 <w:sz w:val="16"/>
                 <w:szCs w:val="16"/>
               </w:rPr>
-              <w:t>{{</w:t>
-            </w:r>
-            <w:proofErr w:type="spellStart"/>
-            <w:r>
-              <w:rPr>
-                <w:b/>
-                <w:iCs/>
-                <w:kern w:val="16"/>
-                <w:sz w:val="16"/>
-                <w:szCs w:val="16"/>
-              </w:rPr>
-              <w:t>firstAidKit.make</w:t>
-            </w:r>
-            <w:proofErr w:type="spellEnd"/>
-            <w:r>
-              <w:rPr>
-                <w:b/>
-                <w:iCs/>
-                <w:kern w:val="16"/>
-                <w:sz w:val="16"/>
-                <w:szCs w:val="16"/>
-              </w:rPr>
-              <w:t>}}</w:t>
+              <w:t>{{firstAidKit.make}}</w:t>
             </w:r>
           </w:p>
         </w:tc>
@@ -7668,140 +5858,70 @@
                 <w:szCs w:val="16"/>
               </w:rPr>
               <w:lastRenderedPageBreak/>
-              <w:t>{{</w:t>
-            </w:r>
-            <w:proofErr w:type="spellStart"/>
-            <w:r>
-              <w:rPr>
-                <w:b/>
-                <w:kern w:val="16"/>
-                <w:sz w:val="16"/>
-                <w:szCs w:val="16"/>
-              </w:rPr>
-              <w:t>floor.outerFloor</w:t>
-            </w:r>
-            <w:proofErr w:type="spellEnd"/>
-            <w:r>
-              <w:rPr>
-                <w:b/>
-                <w:kern w:val="16"/>
-                <w:sz w:val="16"/>
-                <w:szCs w:val="16"/>
-              </w:rPr>
-              <w:t>}}</w:t>
-            </w:r>
-          </w:p>
-          <w:p>
-            <w:pPr>
-              <w:keepLines/>
-              <w:jc w:val="center"/>
-              <w:rPr>
-                <w:b/>
-                <w:kern w:val="16"/>
-                <w:sz w:val="16"/>
-                <w:szCs w:val="16"/>
-              </w:rPr>
-            </w:pPr>
-            <w:r>
-              <w:rPr>
-                <w:b/>
-                <w:kern w:val="16"/>
-                <w:sz w:val="16"/>
-                <w:szCs w:val="16"/>
-              </w:rPr>
-              <w:t>{{</w:t>
-            </w:r>
-            <w:proofErr w:type="spellStart"/>
-            <w:r>
-              <w:rPr>
-                <w:b/>
-                <w:kern w:val="16"/>
-                <w:sz w:val="16"/>
-                <w:szCs w:val="16"/>
-              </w:rPr>
-              <w:t>floor.innerFloor</w:t>
-            </w:r>
-            <w:proofErr w:type="spellEnd"/>
-            <w:r>
-              <w:rPr>
-                <w:b/>
-                <w:kern w:val="16"/>
-                <w:sz w:val="16"/>
-                <w:szCs w:val="16"/>
-              </w:rPr>
-              <w:t>}}</w:t>
-            </w:r>
-          </w:p>
-          <w:p>
-            <w:pPr>
-              <w:keepLines/>
-              <w:jc w:val="center"/>
-              <w:rPr>
-                <w:b/>
-                <w:kern w:val="16"/>
-                <w:sz w:val="16"/>
-                <w:szCs w:val="16"/>
-              </w:rPr>
-            </w:pPr>
-            <w:r>
-              <w:rPr>
-                <w:b/>
-                <w:kern w:val="16"/>
-                <w:sz w:val="16"/>
-                <w:szCs w:val="16"/>
-              </w:rPr>
-              <w:t>{{</w:t>
-            </w:r>
-            <w:proofErr w:type="spellStart"/>
-            <w:r>
-              <w:rPr>
-                <w:b/>
-                <w:kern w:val="16"/>
-                <w:sz w:val="16"/>
-                <w:szCs w:val="16"/>
-              </w:rPr>
-              <w:t>floor.inflateDeflateValve</w:t>
-            </w:r>
-            <w:proofErr w:type="spellEnd"/>
-            <w:r>
-              <w:rPr>
-                <w:b/>
-                <w:kern w:val="16"/>
-                <w:sz w:val="16"/>
-                <w:szCs w:val="16"/>
-              </w:rPr>
-              <w:t>}}</w:t>
-            </w:r>
-          </w:p>
-          <w:p>
-            <w:pPr>
-              <w:keepLines/>
-              <w:jc w:val="center"/>
-              <w:rPr>
-                <w:b/>
-                <w:kern w:val="16"/>
-                <w:sz w:val="16"/>
-                <w:szCs w:val="16"/>
-              </w:rPr>
-            </w:pPr>
-            <w:r>
-              <w:rPr>
-                <w:b/>
-                <w:kern w:val="16"/>
-                <w:sz w:val="16"/>
-                <w:szCs w:val="16"/>
-              </w:rPr>
-              <w:t>{{</w:t>
-            </w:r>
-            <w:proofErr w:type="spellStart"/>
-            <w:r>
-              <w:rPr>
-                <w:b/>
-                <w:kern w:val="16"/>
-                <w:sz w:val="16"/>
-                <w:szCs w:val="16"/>
-              </w:rPr>
-              <w:t>floor.aerial</w:t>
+              <w:t>{{floor.outerFloor}}</w:t>
+            </w:r>
+          </w:p>
+          <w:p>
+            <w:pPr>
+              <w:keepLines/>
+              <w:jc w:val="center"/>
+              <w:rPr>
+                <w:b/>
+                <w:kern w:val="16"/>
+                <w:sz w:val="16"/>
+                <w:szCs w:val="16"/>
+              </w:rPr>
+            </w:pPr>
+            <w:r>
+              <w:rPr>
+                <w:b/>
+                <w:kern w:val="16"/>
+                <w:sz w:val="16"/>
+                <w:szCs w:val="16"/>
+              </w:rPr>
+              <w:t>{{floor.innerFloor}}</w:t>
+            </w:r>
+          </w:p>
+          <w:p>
+            <w:pPr>
+              <w:keepLines/>
+              <w:jc w:val="center"/>
+              <w:rPr>
+                <w:b/>
+                <w:kern w:val="16"/>
+                <w:sz w:val="16"/>
+                <w:szCs w:val="16"/>
+              </w:rPr>
+            </w:pPr>
+            <w:r>
+              <w:rPr>
+                <w:b/>
+                <w:kern w:val="16"/>
+                <w:sz w:val="16"/>
+                <w:szCs w:val="16"/>
+              </w:rPr>
+              <w:t>{{floor.inflateDeflateValve}}</w:t>
+            </w:r>
+          </w:p>
+          <w:p>
+            <w:pPr>
+              <w:keepLines/>
+              <w:jc w:val="center"/>
+              <w:rPr>
+                <w:b/>
+                <w:kern w:val="16"/>
+                <w:sz w:val="16"/>
+                <w:szCs w:val="16"/>
+              </w:rPr>
+            </w:pPr>
+            <w:r>
+              <w:rPr>
+                <w:b/>
+                <w:kern w:val="16"/>
+                <w:sz w:val="16"/>
+                <w:szCs w:val="16"/>
+              </w:rPr>
+              <w:t>{{floor.aerial</w:t>
             </w:r>
             <w:r>
               <w:rPr>
@@ -7811,263 +5931,133 @@
                 <w:szCs w:val="16"/>
               </w:rPr>
               <w:lastRenderedPageBreak/>
-              <w:t>Support</w:t>
-            </w:r>
-            <w:proofErr w:type="spellEnd"/>
-            <w:r>
-              <w:rPr>
-                <w:b/>
-                <w:kern w:val="16"/>
-                <w:sz w:val="16"/>
-                <w:szCs w:val="16"/>
-              </w:rPr>
-              <w:t>}}</w:t>
-            </w:r>
-          </w:p>
-          <w:p>
-            <w:pPr>
-              <w:keepLines/>
-              <w:jc w:val="center"/>
-              <w:rPr>
-                <w:b/>
-                <w:kern w:val="16"/>
-                <w:sz w:val="16"/>
-                <w:szCs w:val="16"/>
-              </w:rPr>
-            </w:pPr>
-            <w:r>
-              <w:rPr>
-                <w:b/>
-                <w:kern w:val="16"/>
-                <w:sz w:val="16"/>
-                <w:szCs w:val="16"/>
-              </w:rPr>
-              <w:t>{{</w:t>
-            </w:r>
-            <w:proofErr w:type="spellStart"/>
-            <w:r>
-              <w:rPr>
-                <w:b/>
-                <w:kern w:val="16"/>
-                <w:sz w:val="16"/>
-                <w:szCs w:val="16"/>
-              </w:rPr>
-              <w:t>floor.cylinderPocket</w:t>
-            </w:r>
-            <w:proofErr w:type="spellEnd"/>
-            <w:r>
-              <w:rPr>
-                <w:b/>
-                <w:kern w:val="16"/>
-                <w:sz w:val="16"/>
-                <w:szCs w:val="16"/>
-              </w:rPr>
-              <w:t>}}</w:t>
-            </w:r>
-          </w:p>
-          <w:p>
-            <w:pPr>
-              <w:keepLines/>
-              <w:jc w:val="center"/>
-              <w:rPr>
-                <w:b/>
-                <w:kern w:val="16"/>
-                <w:sz w:val="16"/>
-                <w:szCs w:val="16"/>
-              </w:rPr>
-            </w:pPr>
-            <w:r>
-              <w:rPr>
-                <w:b/>
-                <w:kern w:val="16"/>
-                <w:sz w:val="16"/>
-                <w:szCs w:val="16"/>
-              </w:rPr>
-              <w:t>{{</w:t>
-            </w:r>
-            <w:proofErr w:type="spellStart"/>
-            <w:r>
-              <w:rPr>
-                <w:b/>
-                <w:kern w:val="16"/>
-                <w:sz w:val="16"/>
-                <w:szCs w:val="16"/>
-              </w:rPr>
-              <w:t>floor.waterPocket</w:t>
-            </w:r>
-            <w:proofErr w:type="spellEnd"/>
-            <w:r>
-              <w:rPr>
-                <w:b/>
-                <w:kern w:val="16"/>
-                <w:sz w:val="16"/>
-                <w:szCs w:val="16"/>
-              </w:rPr>
-              <w:t>}}</w:t>
-            </w:r>
-          </w:p>
-          <w:p>
-            <w:pPr>
-              <w:keepLines/>
-              <w:jc w:val="center"/>
-              <w:rPr>
-                <w:b/>
-                <w:kern w:val="16"/>
-                <w:sz w:val="16"/>
-                <w:szCs w:val="16"/>
-              </w:rPr>
-            </w:pPr>
-            <w:r>
-              <w:rPr>
-                <w:b/>
-                <w:kern w:val="16"/>
-                <w:sz w:val="16"/>
-                <w:szCs w:val="16"/>
-              </w:rPr>
-              <w:t>{{</w:t>
-            </w:r>
-            <w:proofErr w:type="spellStart"/>
-            <w:r>
-              <w:rPr>
-                <w:b/>
-                <w:kern w:val="16"/>
-                <w:sz w:val="16"/>
-                <w:szCs w:val="16"/>
-              </w:rPr>
-              <w:t>floor.ernPackTapes</w:t>
-            </w:r>
-            <w:proofErr w:type="spellEnd"/>
-            <w:r>
-              <w:rPr>
-                <w:b/>
-                <w:kern w:val="16"/>
-                <w:sz w:val="16"/>
-                <w:szCs w:val="16"/>
-              </w:rPr>
-              <w:t>}} </w:t>
-            </w:r>
-          </w:p>
-          <w:p>
-            <w:pPr>
-              <w:keepLines/>
-              <w:jc w:val="center"/>
-              <w:rPr>
-                <w:b/>
-                <w:kern w:val="16"/>
-                <w:sz w:val="16"/>
-                <w:szCs w:val="16"/>
-              </w:rPr>
-            </w:pPr>
-            <w:r>
-              <w:rPr>
-                <w:b/>
-                <w:kern w:val="16"/>
-                <w:sz w:val="16"/>
-                <w:szCs w:val="16"/>
-              </w:rPr>
-              <w:t>{{</w:t>
-            </w:r>
-            <w:proofErr w:type="spellStart"/>
-            <w:r>
-              <w:rPr>
-                <w:b/>
-                <w:kern w:val="16"/>
-                <w:sz w:val="16"/>
-                <w:szCs w:val="16"/>
-              </w:rPr>
-              <w:t>floor.rescueLine</w:t>
-            </w:r>
-            <w:proofErr w:type="spellEnd"/>
-            <w:r>
-              <w:rPr>
-                <w:b/>
-                <w:kern w:val="16"/>
-                <w:sz w:val="16"/>
-                <w:szCs w:val="16"/>
-              </w:rPr>
-              <w:t>}}</w:t>
-            </w:r>
-          </w:p>
-          <w:p>
-            <w:pPr>
-              <w:keepLines/>
-              <w:jc w:val="center"/>
-              <w:rPr>
-                <w:b/>
-                <w:kern w:val="16"/>
-                <w:sz w:val="16"/>
-                <w:szCs w:val="16"/>
-              </w:rPr>
-            </w:pPr>
-            <w:r>
-              <w:rPr>
-                <w:b/>
-                <w:kern w:val="16"/>
-                <w:sz w:val="16"/>
-                <w:szCs w:val="16"/>
-              </w:rPr>
-              <w:t>{{</w:t>
-            </w:r>
-            <w:proofErr w:type="spellStart"/>
-            <w:r>
-              <w:rPr>
-                <w:b/>
-                <w:kern w:val="16"/>
-                <w:sz w:val="16"/>
-                <w:szCs w:val="16"/>
-              </w:rPr>
-              <w:t>floor.rightingStrap</w:t>
-            </w:r>
-            <w:proofErr w:type="spellEnd"/>
-            <w:r>
-              <w:rPr>
-                <w:b/>
-                <w:kern w:val="16"/>
-                <w:sz w:val="16"/>
-                <w:szCs w:val="16"/>
-              </w:rPr>
-              <w:t>}}</w:t>
-            </w:r>
-          </w:p>
-          <w:p>
-            <w:pPr>
-              <w:keepLines/>
-              <w:jc w:val="center"/>
-              <w:rPr>
-                <w:b/>
-                <w:kern w:val="16"/>
-                <w:sz w:val="16"/>
-                <w:szCs w:val="16"/>
-              </w:rPr>
-            </w:pPr>
-            <w:r>
-              <w:rPr>
-                <w:b/>
-                <w:kern w:val="16"/>
-                <w:sz w:val="16"/>
-                <w:szCs w:val="16"/>
-              </w:rPr>
-              <w:t>{{</w:t>
-            </w:r>
-            <w:proofErr w:type="spellStart"/>
-            <w:r>
-              <w:rPr>
-                <w:b/>
-                <w:kern w:val="16"/>
-                <w:sz w:val="16"/>
-                <w:szCs w:val="16"/>
-              </w:rPr>
-              <w:t>floor.polytheneLiner</w:t>
-            </w:r>
-            <w:proofErr w:type="spellEnd"/>
-            <w:r>
-              <w:rPr>
-                <w:b/>
-                <w:kern w:val="16"/>
-                <w:sz w:val="16"/>
-                <w:szCs w:val="16"/>
-              </w:rPr>
-              <w:t>}}</w:t>
+              <w:t>Support}}</w:t>
+            </w:r>
+          </w:p>
+          <w:p>
+            <w:pPr>
+              <w:keepLines/>
+              <w:jc w:val="center"/>
+              <w:rPr>
+                <w:b/>
+                <w:kern w:val="16"/>
+                <w:sz w:val="16"/>
+                <w:szCs w:val="16"/>
+              </w:rPr>
+            </w:pPr>
+            <w:r>
+              <w:rPr>
+                <w:b/>
+                <w:kern w:val="16"/>
+                <w:sz w:val="16"/>
+                <w:szCs w:val="16"/>
+              </w:rPr>
+              <w:t>{{floor.cylinderPocket}}</w:t>
+            </w:r>
+          </w:p>
+          <w:p>
+            <w:pPr>
+              <w:keepLines/>
+              <w:jc w:val="center"/>
+              <w:rPr>
+                <w:b/>
+                <w:kern w:val="16"/>
+                <w:sz w:val="16"/>
+                <w:szCs w:val="16"/>
+              </w:rPr>
+            </w:pPr>
+            <w:r>
+              <w:rPr>
+                <w:b/>
+                <w:kern w:val="16"/>
+                <w:sz w:val="16"/>
+                <w:szCs w:val="16"/>
+              </w:rPr>
+              <w:t>{{floor.waterPocket}}</w:t>
+            </w:r>
+          </w:p>
+          <w:p>
+            <w:pPr>
+              <w:keepLines/>
+              <w:jc w:val="center"/>
+              <w:rPr>
+                <w:b/>
+                <w:kern w:val="16"/>
+                <w:sz w:val="16"/>
+                <w:szCs w:val="16"/>
+              </w:rPr>
+            </w:pPr>
+            <w:r>
+              <w:rPr>
+                <w:b/>
+                <w:kern w:val="16"/>
+                <w:sz w:val="16"/>
+                <w:szCs w:val="16"/>
+              </w:rPr>
+              <w:t>{{floor.ernPackTapes}} </w:t>
+            </w:r>
+          </w:p>
+          <w:p>
+            <w:pPr>
+              <w:keepLines/>
+              <w:jc w:val="center"/>
+              <w:rPr>
+                <w:b/>
+                <w:kern w:val="16"/>
+                <w:sz w:val="16"/>
+                <w:szCs w:val="16"/>
+              </w:rPr>
+            </w:pPr>
+            <w:r>
+              <w:rPr>
+                <w:b/>
+                <w:kern w:val="16"/>
+                <w:sz w:val="16"/>
+                <w:szCs w:val="16"/>
+              </w:rPr>
+              <w:t>{{floor.rescueLine}}</w:t>
+            </w:r>
+          </w:p>
+          <w:p>
+            <w:pPr>
+              <w:keepLines/>
+              <w:jc w:val="center"/>
+              <w:rPr>
+                <w:b/>
+                <w:kern w:val="16"/>
+                <w:sz w:val="16"/>
+                <w:szCs w:val="16"/>
+              </w:rPr>
+            </w:pPr>
+            <w:r>
+              <w:rPr>
+                <w:b/>
+                <w:kern w:val="16"/>
+                <w:sz w:val="16"/>
+                <w:szCs w:val="16"/>
+              </w:rPr>
+              <w:t>{{floor.rightingStrap}}</w:t>
+            </w:r>
+          </w:p>
+          <w:p>
+            <w:pPr>
+              <w:keepLines/>
+              <w:jc w:val="center"/>
+              <w:rPr>
+                <w:b/>
+                <w:kern w:val="16"/>
+                <w:sz w:val="16"/>
+                <w:szCs w:val="16"/>
+              </w:rPr>
+            </w:pPr>
+            <w:r>
+              <w:rPr>
+                <w:b/>
+                <w:kern w:val="16"/>
+                <w:sz w:val="16"/>
+                <w:szCs w:val="16"/>
+              </w:rPr>
+              <w:t>{{floor.polytheneLiner}}</w:t>
             </w:r>
           </w:p>
         </w:tc>
@@ -8275,29 +6265,7 @@
                 <w:sz w:val="16"/>
                 <w:szCs w:val="16"/>
               </w:rPr>
-              <w:t>{{</w:t>
-            </w:r>
-            <w:proofErr w:type="spellStart"/>
-            <w:r>
-              <w:rPr>
-                <w:b/>
-                <w:iCs/>
-                <w:kern w:val="16"/>
-                <w:sz w:val="16"/>
-                <w:szCs w:val="16"/>
-              </w:rPr>
-              <w:t>rations.quantity</w:t>
-            </w:r>
-            <w:proofErr w:type="spellEnd"/>
-            <w:r>
-              <w:rPr>
-                <w:b/>
-                <w:iCs/>
-                <w:kern w:val="16"/>
-                <w:sz w:val="16"/>
-                <w:szCs w:val="16"/>
-              </w:rPr>
-              <w:t>}} </w:t>
+              <w:t>{{rations.quantity}} </w:t>
             </w:r>
           </w:p>
         </w:tc>
@@ -8421,20 +6389,8 @@
                 <w:sz w:val="16"/>
                 <w:szCs w:val="16"/>
               </w:rPr>
-              <w:t>{{</w:t>
-            </w:r>
-            <w:proofErr w:type="spellStart"/>
-            <w:r>
-              <w:rPr>
-                <w:b/>
-                <w:iCs/>
-                <w:kern w:val="16"/>
-                <w:sz w:val="16"/>
-                <w:szCs w:val="16"/>
-              </w:rPr>
-              <w:t>rations.expiry</w:t>
-            </w:r>
-            <w:proofErr w:type="spellEnd"/>
+              <w:t>{{rations.expiry}</w:t>
+            </w:r>
             <w:r>
               <w:rPr>
                 <w:b/>
@@ -8475,29 +6431,7 @@
                 <w:sz w:val="16"/>
                 <w:szCs w:val="16"/>
               </w:rPr>
-              <w:t>{{</w:t>
-            </w:r>
-            <w:proofErr w:type="spellStart"/>
-            <w:r>
-              <w:rPr>
-                <w:b/>
-                <w:iCs/>
-                <w:kern w:val="16"/>
-                <w:sz w:val="16"/>
-                <w:szCs w:val="16"/>
-              </w:rPr>
-              <w:t>rations.lotNo</w:t>
-            </w:r>
-            <w:proofErr w:type="spellEnd"/>
-            <w:r>
-              <w:rPr>
-                <w:b/>
-                <w:iCs/>
-                <w:kern w:val="16"/>
-                <w:sz w:val="16"/>
-                <w:szCs w:val="16"/>
-              </w:rPr>
-              <w:t>}} </w:t>
+              <w:t>{{rations.lotNo}} </w:t>
             </w:r>
           </w:p>
         </w:tc>
@@ -8540,29 +6474,7 @@
                 <w:sz w:val="16"/>
                 <w:szCs w:val="16"/>
               </w:rPr>
-              <w:t>{{</w:t>
-            </w:r>
-            <w:proofErr w:type="spellStart"/>
-            <w:r>
-              <w:rPr>
-                <w:b/>
-                <w:iCs/>
-                <w:kern w:val="16"/>
-                <w:sz w:val="16"/>
-                <w:szCs w:val="16"/>
-              </w:rPr>
-              <w:t>rations.status</w:t>
-            </w:r>
-            <w:proofErr w:type="spellEnd"/>
-            <w:r>
-              <w:rPr>
-                <w:b/>
-                <w:iCs/>
-                <w:kern w:val="16"/>
-                <w:sz w:val="16"/>
-                <w:szCs w:val="16"/>
-              </w:rPr>
-              <w:t>}}</w:t>
+              <w:t>{{rations.status}}</w:t>
             </w:r>
           </w:p>
           <w:p>
@@ -8614,29 +6526,7 @@
                 <w:sz w:val="16"/>
                 <w:szCs w:val="16"/>
               </w:rPr>
-              <w:t>{{</w:t>
-            </w:r>
-            <w:proofErr w:type="spellStart"/>
-            <w:r>
-              <w:rPr>
-                <w:b/>
-                <w:iCs/>
-                <w:kern w:val="16"/>
-                <w:sz w:val="16"/>
-                <w:szCs w:val="16"/>
-              </w:rPr>
-              <w:t>rations.make</w:t>
-            </w:r>
-            <w:proofErr w:type="spellEnd"/>
-            <w:r>
-              <w:rPr>
-                <w:b/>
-                <w:iCs/>
-                <w:kern w:val="16"/>
-                <w:sz w:val="16"/>
-                <w:szCs w:val="16"/>
-              </w:rPr>
-              <w:t>}}</w:t>
+              <w:t>{{rations.make}}</w:t>
             </w:r>
           </w:p>
         </w:tc>
@@ -8770,29 +6660,7 @@
                 <w:sz w:val="16"/>
                 <w:szCs w:val="16"/>
               </w:rPr>
-              <w:t>{{</w:t>
-            </w:r>
-            <w:proofErr w:type="spellStart"/>
-            <w:r>
-              <w:rPr>
-                <w:b/>
-                <w:iCs/>
-                <w:kern w:val="16"/>
-                <w:sz w:val="16"/>
-                <w:szCs w:val="16"/>
-              </w:rPr>
-              <w:t>water.quantity</w:t>
-            </w:r>
-            <w:proofErr w:type="spellEnd"/>
-            <w:r>
-              <w:rPr>
-                <w:b/>
-                <w:iCs/>
-                <w:kern w:val="16"/>
-                <w:sz w:val="16"/>
-                <w:szCs w:val="16"/>
-              </w:rPr>
-              <w:t>}}</w:t>
+              <w:t>{{water.quantity}}</w:t>
             </w:r>
           </w:p>
         </w:tc>
@@ -8917,29 +6785,7 @@
                 <w:sz w:val="16"/>
                 <w:szCs w:val="16"/>
               </w:rPr>
-              <w:t>{{</w:t>
-            </w:r>
-            <w:proofErr w:type="spellStart"/>
-            <w:r>
-              <w:rPr>
-                <w:b/>
-                <w:iCs/>
-                <w:kern w:val="16"/>
-                <w:sz w:val="16"/>
-                <w:szCs w:val="16"/>
-              </w:rPr>
-              <w:t>water.expiry</w:t>
-            </w:r>
-            <w:proofErr w:type="spellEnd"/>
-            <w:r>
-              <w:rPr>
-                <w:b/>
-                <w:iCs/>
-                <w:kern w:val="16"/>
-                <w:sz w:val="16"/>
-                <w:szCs w:val="16"/>
-              </w:rPr>
-              <w:t>}} </w:t>
+              <w:t>{{water.expiry}} </w:t>
             </w:r>
           </w:p>
           <w:p>
@@ -8971,29 +6817,7 @@
                 <w:sz w:val="16"/>
                 <w:szCs w:val="16"/>
               </w:rPr>
-              <w:t>{{</w:t>
-            </w:r>
-            <w:proofErr w:type="spellStart"/>
-            <w:r>
-              <w:rPr>
-                <w:b/>
-                <w:iCs/>
-                <w:kern w:val="16"/>
-                <w:sz w:val="16"/>
-                <w:szCs w:val="16"/>
-              </w:rPr>
-              <w:t>water.lotNo</w:t>
-            </w:r>
-            <w:proofErr w:type="spellEnd"/>
-            <w:r>
-              <w:rPr>
-                <w:b/>
-                <w:iCs/>
-                <w:kern w:val="16"/>
-                <w:sz w:val="16"/>
-                <w:szCs w:val="16"/>
-              </w:rPr>
-              <w:t>}} </w:t>
+              <w:t>{{water.lotNo}} </w:t>
             </w:r>
           </w:p>
         </w:tc>
@@ -9037,29 +6861,7 @@
                 <w:sz w:val="16"/>
                 <w:szCs w:val="16"/>
               </w:rPr>
-              <w:t>{{</w:t>
-            </w:r>
-            <w:proofErr w:type="spellStart"/>
-            <w:r>
-              <w:rPr>
-                <w:b/>
-                <w:iCs/>
-                <w:kern w:val="16"/>
-                <w:sz w:val="16"/>
-                <w:szCs w:val="16"/>
-              </w:rPr>
-              <w:t>water.status</w:t>
-            </w:r>
-            <w:proofErr w:type="spellEnd"/>
-            <w:r>
-              <w:rPr>
-                <w:b/>
-                <w:iCs/>
-                <w:kern w:val="16"/>
-                <w:sz w:val="16"/>
-                <w:szCs w:val="16"/>
-              </w:rPr>
-              <w:t>}}</w:t>
+              <w:t>{{water.status}}</w:t>
             </w:r>
             <w:r>
               <w:rPr>
@@ -9101,29 +6903,7 @@
                 <w:sz w:val="16"/>
                 <w:szCs w:val="16"/>
               </w:rPr>
-              <w:t>{{</w:t>
-            </w:r>
-            <w:proofErr w:type="spellStart"/>
-            <w:r>
-              <w:rPr>
-                <w:b/>
-                <w:iCs/>
-                <w:kern w:val="16"/>
-                <w:sz w:val="16"/>
-                <w:szCs w:val="16"/>
-              </w:rPr>
-              <w:t>water.make</w:t>
-            </w:r>
-            <w:proofErr w:type="spellEnd"/>
-            <w:r>
-              <w:rPr>
-                <w:b/>
-                <w:iCs/>
-                <w:kern w:val="16"/>
-                <w:sz w:val="16"/>
-                <w:szCs w:val="16"/>
-              </w:rPr>
-              <w:t>}}</w:t>
+              <w:t>{{water.make}}</w:t>
             </w:r>
           </w:p>
         </w:tc>
@@ -9277,29 +7057,7 @@
                 <w:sz w:val="16"/>
                 <w:szCs w:val="20"/>
               </w:rPr>
-              <w:t>{{</w:t>
-            </w:r>
-            <w:proofErr w:type="spellStart"/>
-            <w:r>
-              <w:rPr>
-                <w:b/>
-                <w:iCs/>
-                <w:kern w:val="16"/>
-                <w:sz w:val="16"/>
-                <w:szCs w:val="20"/>
-              </w:rPr>
-              <w:t>antiSeasicknessTablets.quantity</w:t>
-            </w:r>
-            <w:proofErr w:type="spellEnd"/>
-            <w:r>
-              <w:rPr>
-                <w:b/>
-                <w:iCs/>
-                <w:kern w:val="16"/>
-                <w:sz w:val="16"/>
-                <w:szCs w:val="20"/>
-              </w:rPr>
-              <w:t>}}</w:t>
+              <w:t>{{antiSeasicknessTablets.quantity}}</w:t>
             </w:r>
           </w:p>
         </w:tc>
@@ -9444,29 +7202,7 @@
                 <w:sz w:val="16"/>
                 <w:szCs w:val="16"/>
               </w:rPr>
-              <w:t>{{</w:t>
-            </w:r>
-            <w:proofErr w:type="spellStart"/>
-            <w:r>
-              <w:rPr>
-                <w:b/>
-                <w:iCs/>
-                <w:kern w:val="16"/>
-                <w:sz w:val="16"/>
-                <w:szCs w:val="16"/>
-              </w:rPr>
-              <w:t>antiSeasicknessTablets.expiry</w:t>
-            </w:r>
-            <w:proofErr w:type="spellEnd"/>
-            <w:r>
-              <w:rPr>
-                <w:b/>
-                <w:iCs/>
-                <w:kern w:val="16"/>
-                <w:sz w:val="16"/>
-                <w:szCs w:val="16"/>
-              </w:rPr>
-              <w:t>}} </w:t>
+              <w:t>{{antiSeasicknessTablets.expiry}} </w:t>
             </w:r>
           </w:p>
           <w:p>
@@ -9498,29 +7234,7 @@
                 <w:sz w:val="16"/>
                 <w:szCs w:val="16"/>
               </w:rPr>
-              <w:t>{{</w:t>
-            </w:r>
-            <w:proofErr w:type="spellStart"/>
-            <w:r>
-              <w:rPr>
-                <w:b/>
-                <w:iCs/>
-                <w:kern w:val="16"/>
-                <w:sz w:val="16"/>
-                <w:szCs w:val="16"/>
-              </w:rPr>
-              <w:t>antiSeasicknessTablets.lotNo</w:t>
-            </w:r>
-            <w:proofErr w:type="spellEnd"/>
-            <w:r>
-              <w:rPr>
-                <w:b/>
-                <w:iCs/>
-                <w:kern w:val="16"/>
-                <w:sz w:val="16"/>
-                <w:szCs w:val="16"/>
-              </w:rPr>
-              <w:t>}} </w:t>
+              <w:t>{{antiSeasicknessTablets.lotNo}} </w:t>
             </w:r>
           </w:p>
         </w:tc>
@@ -9564,29 +7278,7 @@
                 <w:sz w:val="16"/>
                 <w:szCs w:val="16"/>
               </w:rPr>
-              <w:t>{{</w:t>
-            </w:r>
-            <w:proofErr w:type="spellStart"/>
-            <w:r>
-              <w:rPr>
-                <w:b/>
-                <w:iCs/>
-                <w:kern w:val="16"/>
-                <w:sz w:val="16"/>
-                <w:szCs w:val="16"/>
-              </w:rPr>
-              <w:t>antiSeasicknessTablets.status</w:t>
-            </w:r>
-            <w:proofErr w:type="spellEnd"/>
-            <w:r>
-              <w:rPr>
-                <w:b/>
-                <w:iCs/>
-                <w:kern w:val="16"/>
-                <w:sz w:val="16"/>
-                <w:szCs w:val="16"/>
-              </w:rPr>
-              <w:t>}}</w:t>
+              <w:t>{{antiSeasicknessTablets.status}}</w:t>
             </w:r>
           </w:p>
           <w:p>
@@ -9618,29 +7310,7 @@
                 <w:sz w:val="16"/>
                 <w:szCs w:val="16"/>
               </w:rPr>
-              <w:t>{{</w:t>
-            </w:r>
-            <w:proofErr w:type="spellStart"/>
-            <w:r>
-              <w:rPr>
-                <w:b/>
-                <w:iCs/>
-                <w:kern w:val="16"/>
-                <w:sz w:val="16"/>
-                <w:szCs w:val="16"/>
-              </w:rPr>
-              <w:t>antiSeasicknessTablets.make</w:t>
-            </w:r>
-            <w:proofErr w:type="spellEnd"/>
-            <w:r>
-              <w:rPr>
-                <w:b/>
-                <w:iCs/>
-                <w:kern w:val="16"/>
-                <w:sz w:val="16"/>
-                <w:szCs w:val="16"/>
-              </w:rPr>
-              <w:t>}}</w:t>
+              <w:t>{{antiSeasicknessTablets.make}}</w:t>
             </w:r>
           </w:p>
         </w:tc>
@@ -10000,27 +7670,7 @@
                 <w:sz w:val="16"/>
                 <w:szCs w:val="16"/>
               </w:rPr>
-              <w:t>{{</w:t>
-            </w:r>
-            <w:proofErr w:type="spellStart"/>
-            <w:r>
-              <w:rPr>
-                <w:b/>
-                <w:kern w:val="16"/>
-                <w:sz w:val="16"/>
-                <w:szCs w:val="16"/>
-              </w:rPr>
-              <w:t>workingPressureTest.startOn</w:t>
-            </w:r>
-            <w:proofErr w:type="spellEnd"/>
-            <w:r>
-              <w:rPr>
-                <w:b/>
-                <w:kern w:val="16"/>
-                <w:sz w:val="16"/>
-                <w:szCs w:val="16"/>
-              </w:rPr>
-              <w:t>}}</w:t>
+              <w:t>{{workingPressureTest.startOn}}</w:t>
             </w:r>
           </w:p>
         </w:tc>
@@ -10045,27 +7695,7 @@
                 <w:sz w:val="16"/>
                 <w:szCs w:val="16"/>
               </w:rPr>
-              <w:t>{{</w:t>
-            </w:r>
-            <w:proofErr w:type="spellStart"/>
-            <w:r>
-              <w:rPr>
-                <w:b/>
-                <w:kern w:val="16"/>
-                <w:sz w:val="16"/>
-                <w:szCs w:val="16"/>
-              </w:rPr>
-              <w:t>workingPressureTest.pressureWaterInchesStart</w:t>
-            </w:r>
-            <w:proofErr w:type="spellEnd"/>
-            <w:r>
-              <w:rPr>
-                <w:b/>
-                <w:kern w:val="16"/>
-                <w:sz w:val="16"/>
-                <w:szCs w:val="16"/>
-              </w:rPr>
-              <w:t>}}</w:t>
+              <w:t>{{workingPressureTest.pressureWaterInchesStart}}</w:t>
             </w:r>
           </w:p>
         </w:tc>
@@ -10091,27 +7721,7 @@
                 <w:sz w:val="16"/>
                 <w:szCs w:val="16"/>
               </w:rPr>
-              <w:t>{{</w:t>
-            </w:r>
-            <w:proofErr w:type="spellStart"/>
-            <w:r>
-              <w:rPr>
-                <w:b/>
-                <w:kern w:val="16"/>
-                <w:sz w:val="16"/>
-                <w:szCs w:val="16"/>
-              </w:rPr>
-              <w:t>workingPressureTest.timeOff</w:t>
-            </w:r>
-            <w:proofErr w:type="spellEnd"/>
-            <w:r>
-              <w:rPr>
-                <w:b/>
-                <w:kern w:val="16"/>
-                <w:sz w:val="16"/>
-                <w:szCs w:val="16"/>
-              </w:rPr>
-              <w:t>}} </w:t>
+              <w:t>{{workingPressureTest.timeOff}} </w:t>
             </w:r>
           </w:p>
         </w:tc>
@@ -10137,27 +7747,7 @@
                 <w:sz w:val="16"/>
                 <w:szCs w:val="16"/>
               </w:rPr>
-              <w:t>{{</w:t>
-            </w:r>
-            <w:proofErr w:type="spellStart"/>
-            <w:r>
-              <w:rPr>
-                <w:b/>
-                <w:kern w:val="16"/>
-                <w:sz w:val="16"/>
-                <w:szCs w:val="16"/>
-              </w:rPr>
-              <w:t>workingPressureTest.pressureWaterInchesEnd</w:t>
-            </w:r>
-            <w:proofErr w:type="spellEnd"/>
-            <w:r>
-              <w:rPr>
-                <w:b/>
-                <w:kern w:val="16"/>
-                <w:sz w:val="16"/>
-                <w:szCs w:val="16"/>
-              </w:rPr>
-              <w:t>}}</w:t>
+              <w:t>{{workingPressureTest.pressureWaterInchesEnd}}</w:t>
             </w:r>
           </w:p>
         </w:tc>
@@ -10183,27 +7773,7 @@
                 <w:sz w:val="16"/>
                 <w:szCs w:val="16"/>
               </w:rPr>
-              <w:t>{{</w:t>
-            </w:r>
-            <w:proofErr w:type="spellStart"/>
-            <w:r>
-              <w:rPr>
-                <w:b/>
-                <w:kern w:val="16"/>
-                <w:sz w:val="16"/>
-                <w:szCs w:val="16"/>
-              </w:rPr>
-              <w:t>workingPressureTest.valveResetInches</w:t>
-            </w:r>
-            <w:proofErr w:type="spellEnd"/>
-            <w:r>
-              <w:rPr>
-                <w:b/>
-                <w:kern w:val="16"/>
-                <w:sz w:val="16"/>
-                <w:szCs w:val="16"/>
-              </w:rPr>
-              <w:t>}} </w:t>
+              <w:t>{{workingPressureTest.valveResetInches}} </w:t>
             </w:r>
           </w:p>
         </w:tc>
@@ -10253,203 +7823,223 @@
                 <w:sz w:val="18"/>
                 <w:szCs w:val="18"/>
               </w:rPr>
-              <w:t>{{</w:t>
-            </w:r>
-            <w:proofErr w:type="spellStart"/>
-            <w:r>
-              <w:rPr>
-                <w:b/>
-                <w:kern w:val="16"/>
+              <w:t>{{workingPressureTest.remarks}}</w:t>
+            </w:r>
+          </w:p>
+        </w:tc>
+      </w:tr>
+      <w:tr>
+        <w:tc>
+          <w:tcPr>
+            <w:tcW w:w="1618" w:type="dxa"/>
+            <w:gridSpan w:val="2"/>
+          </w:tcPr>
+          <w:p>
+            <w:pPr>
+              <w:rPr>
+                <w:b/>
+                <w:kern w:val="16"/>
+                <w:sz w:val="16"/>
+                <w:szCs w:val="16"/>
+              </w:rPr>
+            </w:pPr>
+            <w:r>
+              <w:rPr>
+                <w:b/>
+                <w:kern w:val="16"/>
+                <w:sz w:val="16"/>
+                <w:szCs w:val="16"/>
+              </w:rPr>
+              <w:t>Lower Buoyancy</w:t>
+            </w:r>
+          </w:p>
+        </w:tc>
+        <w:tc>
+          <w:tcPr>
+            <w:tcW w:w="1260" w:type="dxa"/>
+            <w:gridSpan w:val="3"/>
+          </w:tcPr>
+          <w:p>
+            <w:pPr>
+              <w:jc w:val="center"/>
+              <w:rPr>
+                <w:b/>
+                <w:kern w:val="16"/>
+                <w:sz w:val="16"/>
+                <w:szCs w:val="16"/>
+              </w:rPr>
+            </w:pPr>
+            <w:r>
+              <w:rPr>
+                <w:b/>
+                <w:kern w:val="16"/>
+                <w:sz w:val="16"/>
+                <w:szCs w:val="16"/>
+              </w:rPr>
+              <w:t>{{lowerBuoyancyTest.startOn}}</w:t>
+            </w:r>
+          </w:p>
+        </w:tc>
+        <w:tc>
+          <w:tcPr>
+            <w:tcW w:w="1170" w:type="dxa"/>
+          </w:tcPr>
+          <w:p>
+            <w:pPr>
+              <w:jc w:val="center"/>
+              <w:rPr>
+                <w:b/>
+                <w:kern w:val="16"/>
+                <w:sz w:val="16"/>
+                <w:szCs w:val="16"/>
+              </w:rPr>
+            </w:pPr>
+            <w:r>
+              <w:rPr>
+                <w:b/>
+                <w:kern w:val="16"/>
+                <w:sz w:val="16"/>
+                <w:szCs w:val="16"/>
+              </w:rPr>
+              <w:t>{{lowerBuoyancyTest.pressureWaterInches}}</w:t>
+            </w:r>
+          </w:p>
+        </w:tc>
+        <w:tc>
+          <w:tcPr>
+            <w:tcW w:w="1260" w:type="dxa"/>
+            <w:gridSpan w:val="2"/>
+          </w:tcPr>
+          <w:p>
+            <w:pPr>
+              <w:jc w:val="center"/>
+              <w:rPr>
+                <w:b/>
+                <w:kern w:val="16"/>
+                <w:sz w:val="16"/>
+                <w:szCs w:val="16"/>
+              </w:rPr>
+            </w:pPr>
+          </w:p>
+          <w:p>
+            <w:pPr>
+              <w:rPr>
+                <w:sz w:val="16"/>
+                <w:szCs w:val="16"/>
+              </w:rPr>
+            </w:pPr>
+            <w:r>
+              <w:rPr>
+                <w:sz w:val="16"/>
+                <w:szCs w:val="16"/>
+              </w:rPr>
+              <w:t>{{lowerBuoyancyTest.timeOff}}</w:t>
+            </w:r>
+          </w:p>
+        </w:tc>
+        <w:tc>
+          <w:tcPr>
+            <w:tcW w:w="1219" w:type="dxa"/>
+            <w:gridSpan w:val="3"/>
+          </w:tcPr>
+          <w:p>
+            <w:pPr>
+              <w:rPr>
+                <w:b/>
+                <w:kern w:val="16"/>
+                <w:sz w:val="16"/>
+                <w:szCs w:val="16"/>
+              </w:rPr>
+            </w:pPr>
+            <w:r>
+              <w:rPr>
+                <w:b/>
+                <w:kern w:val="16"/>
+                <w:sz w:val="16"/>
+                <w:szCs w:val="16"/>
+              </w:rPr>
+              <w:t>{{lowerBuoyancyTest.pressureWaterInches2}}</w:t>
+            </w:r>
+          </w:p>
+        </w:tc>
+        <w:tc>
+          <w:tcPr>
+            <w:tcW w:w="1659" w:type="dxa"/>
+            <w:gridSpan w:val="2"/>
+          </w:tcPr>
+          <w:p>
+            <w:pPr>
+              <w:jc w:val="center"/>
+              <w:rPr>
+                <w:b/>
+                <w:kern w:val="16"/>
+                <w:sz w:val="16"/>
+                <w:szCs w:val="16"/>
+              </w:rPr>
+            </w:pPr>
+          </w:p>
+          <w:p>
+            <w:pPr>
+              <w:jc w:val="center"/>
+              <w:rPr>
+                <w:sz w:val="16"/>
+                <w:szCs w:val="16"/>
+              </w:rPr>
+            </w:pPr>
+            <w:r>
+              <w:rPr>
+                <w:sz w:val="16"/>
+                <w:szCs w:val="16"/>
+              </w:rPr>
+              <w:t>{{lowerBuoyancyTest.valveResetInches}}</w:t>
+            </w:r>
+          </w:p>
+        </w:tc>
+        <w:tc>
+          <w:tcPr>
+            <w:tcW w:w="1622" w:type="dxa"/>
+            <w:gridSpan w:val="3"/>
+          </w:tcPr>
+          <w:p>
+            <w:pPr>
+              <w:rPr>
+                <w:b/>
+                <w:kern w:val="16"/>
+                <w:sz w:val="16"/>
+                <w:szCs w:val="16"/>
+              </w:rPr>
+            </w:pPr>
+            <w:r>
+              <w:rPr>
+                <w:b/>
+                <w:kern w:val="16"/>
+                <w:sz w:val="16"/>
+                <w:szCs w:val="16"/>
+              </w:rPr>
+              <w:t>N.A.P.</w:t>
+            </w:r>
+          </w:p>
+        </w:tc>
+        <w:tc>
+          <w:tcPr>
+            <w:tcW w:w="1603" w:type="dxa"/>
+          </w:tcPr>
+          <w:p>
+            <w:pPr>
+              <w:jc w:val="center"/>
+              <w:rPr>
+                <w:b/>
                 <w:sz w:val="18"/>
                 <w:szCs w:val="18"/>
               </w:rPr>
-              <w:t>workingPressureTest.remarks</w:t>
-            </w:r>
-            <w:proofErr w:type="spellEnd"/>
-            <w:r>
-              <w:rPr>
-                <w:b/>
-                <w:kern w:val="16"/>
+            </w:pPr>
+            <w:r>
+              <w:rPr>
+                <w:b/>
                 <w:sz w:val="18"/>
                 <w:szCs w:val="18"/>
               </w:rPr>
-              <w:t>}}</w:t>
-            </w:r>
-          </w:p>
-        </w:tc>
-      </w:tr>
-      <w:tr>
-        <w:tc>
-          <w:tcPr>
-            <w:tcW w:w="1618" w:type="dxa"/>
-            <w:gridSpan w:val="2"/>
-          </w:tcPr>
-          <w:p>
-            <w:pPr>
-              <w:rPr>
-                <w:b/>
-                <w:kern w:val="16"/>
-                <w:sz w:val="16"/>
-                <w:szCs w:val="16"/>
-              </w:rPr>
-            </w:pPr>
-            <w:r>
-              <w:rPr>
-                <w:b/>
-                <w:kern w:val="16"/>
-                <w:sz w:val="16"/>
-                <w:szCs w:val="16"/>
-              </w:rPr>
-              <w:t>Lower Buoyancy</w:t>
-            </w:r>
-          </w:p>
-        </w:tc>
-        <w:tc>
-          <w:tcPr>
-            <w:tcW w:w="1260" w:type="dxa"/>
-            <w:gridSpan w:val="3"/>
-          </w:tcPr>
-          <w:p>
-            <w:pPr>
-              <w:jc w:val="center"/>
-              <w:rPr>
-                <w:b/>
-                <w:kern w:val="16"/>
-                <w:sz w:val="16"/>
-                <w:szCs w:val="16"/>
-              </w:rPr>
-            </w:pPr>
-          </w:p>
-        </w:tc>
-        <w:tc>
-          <w:tcPr>
-            <w:tcW w:w="1170" w:type="dxa"/>
-          </w:tcPr>
-          <w:p>
-            <w:pPr>
-              <w:jc w:val="center"/>
-              <w:rPr>
-                <w:b/>
-                <w:kern w:val="16"/>
-                <w:sz w:val="16"/>
-                <w:szCs w:val="16"/>
-              </w:rPr>
-            </w:pPr>
-          </w:p>
-        </w:tc>
-        <w:tc>
-          <w:tcPr>
-            <w:tcW w:w="1260" w:type="dxa"/>
-            <w:gridSpan w:val="2"/>
-          </w:tcPr>
-          <w:p>
-            <w:pPr>
-              <w:jc w:val="center"/>
-              <w:rPr>
-                <w:b/>
-                <w:kern w:val="16"/>
-                <w:sz w:val="16"/>
-                <w:szCs w:val="16"/>
-              </w:rPr>
-            </w:pPr>
-          </w:p>
-        </w:tc>
-        <w:tc>
-          <w:tcPr>
-            <w:tcW w:w="1219" w:type="dxa"/>
-            <w:gridSpan w:val="3"/>
-          </w:tcPr>
-          <w:p>
-            <w:pPr>
-              <w:rPr>
-                <w:b/>
-                <w:kern w:val="16"/>
-                <w:sz w:val="16"/>
-                <w:szCs w:val="16"/>
-              </w:rPr>
-            </w:pPr>
-          </w:p>
-        </w:tc>
-        <w:tc>
-          <w:tcPr>
-            <w:tcW w:w="1659" w:type="dxa"/>
-            <w:gridSpan w:val="2"/>
-          </w:tcPr>
-          <w:p>
-            <w:pPr>
-              <w:jc w:val="center"/>
-              <w:rPr>
-                <w:b/>
-                <w:kern w:val="16"/>
-                <w:sz w:val="16"/>
-                <w:szCs w:val="16"/>
-              </w:rPr>
-            </w:pPr>
-          </w:p>
-        </w:tc>
-        <w:tc>
-          <w:tcPr>
-            <w:tcW w:w="1622" w:type="dxa"/>
-            <w:gridSpan w:val="3"/>
-          </w:tcPr>
-          <w:p>
-            <w:pPr>
-              <w:rPr>
-                <w:b/>
-                <w:kern w:val="16"/>
-                <w:sz w:val="16"/>
-                <w:szCs w:val="16"/>
-              </w:rPr>
-            </w:pPr>
-            <w:r>
-              <w:rPr>
-                <w:b/>
-                <w:kern w:val="16"/>
-                <w:sz w:val="16"/>
-                <w:szCs w:val="16"/>
-              </w:rPr>
-              <w:t>N.A.P.</w:t>
-            </w:r>
-          </w:p>
-        </w:tc>
-        <w:tc>
-          <w:tcPr>
-            <w:tcW w:w="1603" w:type="dxa"/>
-          </w:tcPr>
-          <w:p>
-            <w:pPr>
-              <w:jc w:val="center"/>
-              <w:rPr>
-                <w:b/>
-                <w:sz w:val="18"/>
-                <w:szCs w:val="18"/>
-              </w:rPr>
-            </w:pPr>
-            <w:r>
-              <w:rPr>
-                <w:b/>
-                <w:sz w:val="18"/>
-                <w:szCs w:val="18"/>
-              </w:rPr>
-              <w:t>{{</w:t>
-            </w:r>
-            <w:proofErr w:type="spellStart"/>
-            <w:r>
-              <w:rPr>
-                <w:b/>
-                <w:sz w:val="18"/>
-                <w:szCs w:val="18"/>
-              </w:rPr>
-              <w:t>testResults.nap</w:t>
-            </w:r>
-            <w:proofErr w:type="spellEnd"/>
-            <w:r>
-              <w:rPr>
-                <w:b/>
-                <w:sz w:val="18"/>
-                <w:szCs w:val="18"/>
-              </w:rPr>
-              <w:t>}}</w:t>
+              <w:t>{{testResults.nap}}</w:t>
             </w:r>
           </w:p>
         </w:tc>
@@ -10498,6 +8088,15 @@
                 <w:szCs w:val="16"/>
               </w:rPr>
             </w:pPr>
+            <w:r>
+              <w:rPr>
+                <w:b/>
+                <w:kern w:val="16"/>
+                <w:sz w:val="16"/>
+                <w:szCs w:val="16"/>
+              </w:rPr>
+              <w:t>{{floorTest.startOn}}</w:t>
+            </w:r>
           </w:p>
         </w:tc>
         <w:tc>
@@ -10514,6 +8113,15 @@
                 <w:szCs w:val="16"/>
               </w:rPr>
             </w:pPr>
+            <w:r>
+              <w:rPr>
+                <w:b/>
+                <w:kern w:val="16"/>
+                <w:sz w:val="16"/>
+                <w:szCs w:val="16"/>
+              </w:rPr>
+              <w:t>{{floorTest.pressureWaterInches}}</w:t>
+            </w:r>
           </w:p>
         </w:tc>
         <w:tc>
@@ -10531,6 +8139,15 @@
                 <w:szCs w:val="16"/>
               </w:rPr>
             </w:pPr>
+            <w:r>
+              <w:rPr>
+                <w:b/>
+                <w:kern w:val="16"/>
+                <w:sz w:val="16"/>
+                <w:szCs w:val="16"/>
+              </w:rPr>
+              <w:t>{{floorTest.timeOff}}</w:t>
+            </w:r>
           </w:p>
         </w:tc>
         <w:tc>
@@ -10548,6 +8165,15 @@
                 <w:szCs w:val="16"/>
               </w:rPr>
             </w:pPr>
+            <w:r>
+              <w:rPr>
+                <w:b/>
+                <w:kern w:val="16"/>
+                <w:sz w:val="16"/>
+                <w:szCs w:val="16"/>
+              </w:rPr>
+              <w:t>{{floorTest.pressureWaterInches2}}</w:t>
+            </w:r>
           </w:p>
         </w:tc>
         <w:tc>
@@ -10565,6 +8191,15 @@
                 <w:szCs w:val="16"/>
               </w:rPr>
             </w:pPr>
+            <w:r>
+              <w:rPr>
+                <w:b/>
+                <w:kern w:val="16"/>
+                <w:sz w:val="16"/>
+                <w:szCs w:val="16"/>
+              </w:rPr>
+              <w:t>{{floorTest.valveResetInches}}</w:t>
+            </w:r>
           </w:p>
         </w:tc>
         <w:tc>
@@ -10611,25 +8246,222 @@
                 <w:sz w:val="18"/>
                 <w:szCs w:val="18"/>
               </w:rPr>
-              <w:t>{{</w:t>
-            </w:r>
-            <w:proofErr w:type="spellStart"/>
-            <w:r>
+              <w:t>{{testResults.floorSeam}}</w:t>
+            </w:r>
+          </w:p>
+        </w:tc>
+      </w:tr>
+      <w:tr>
+        <w:tc>
+          <w:tcPr>
+            <w:tcW w:w="1618" w:type="dxa"/>
+            <w:gridSpan w:val="2"/>
+          </w:tcPr>
+          <w:p>
+            <w:pPr>
+              <w:rPr>
+                <w:b/>
+                <w:kern w:val="16"/>
+                <w:sz w:val="16"/>
+                <w:szCs w:val="16"/>
+              </w:rPr>
+            </w:pPr>
+            <w:r>
+              <w:rPr>
+                <w:b/>
+                <w:kern w:val="16"/>
+                <w:sz w:val="16"/>
+                <w:szCs w:val="16"/>
+              </w:rPr>
+              <w:t>Room Temp</w:t>
+            </w:r>
+          </w:p>
+        </w:tc>
+        <w:tc>
+          <w:tcPr>
+            <w:tcW w:w="1260" w:type="dxa"/>
+            <w:gridSpan w:val="3"/>
+          </w:tcPr>
+          <w:p>
+            <w:pPr>
+              <w:jc w:val="center"/>
+              <w:rPr>
+                <w:b/>
+                <w:kern w:val="16"/>
+                <w:sz w:val="16"/>
+                <w:szCs w:val="16"/>
+              </w:rPr>
+            </w:pPr>
+            <w:r>
+              <w:rPr>
+                <w:b/>
+                <w:kern w:val="16"/>
+                <w:sz w:val="16"/>
+                <w:szCs w:val="16"/>
+              </w:rPr>
+              <w:t>{{roomTempTest.startOn}}</w:t>
+            </w:r>
+          </w:p>
+        </w:tc>
+        <w:tc>
+          <w:tcPr>
+            <w:tcW w:w="1170" w:type="dxa"/>
+          </w:tcPr>
+          <w:p>
+            <w:pPr>
+              <w:jc w:val="center"/>
+              <w:rPr>
+                <w:b/>
+                <w:kern w:val="16"/>
+                <w:sz w:val="16"/>
+                <w:szCs w:val="16"/>
+              </w:rPr>
+            </w:pPr>
+            <w:r>
+              <w:rPr>
+                <w:b/>
+                <w:kern w:val="16"/>
+                <w:sz w:val="16"/>
+                <w:szCs w:val="16"/>
+              </w:rPr>
+              <w:t>{{roomTempTest.pressureWaterInches}}</w:t>
+            </w:r>
+          </w:p>
+        </w:tc>
+        <w:tc>
+          <w:tcPr>
+            <w:tcW w:w="1260" w:type="dxa"/>
+            <w:gridSpan w:val="2"/>
+          </w:tcPr>
+          <w:p>
+            <w:pPr>
+              <w:jc w:val="center"/>
+              <w:rPr>
+                <w:b/>
+                <w:kern w:val="16"/>
+                <w:sz w:val="16"/>
+                <w:szCs w:val="16"/>
+              </w:rPr>
+            </w:pPr>
+            <w:r>
+              <w:rPr>
+                <w:b/>
+                <w:kern w:val="16"/>
+                <w:sz w:val="16"/>
+                <w:szCs w:val="16"/>
+              </w:rPr>
+              <w:t>{{roomTempTest.timeOff}}</w:t>
+            </w:r>
+          </w:p>
+        </w:tc>
+        <w:tc>
+          <w:tcPr>
+            <w:tcW w:w="1219" w:type="dxa"/>
+            <w:gridSpan w:val="3"/>
+          </w:tcPr>
+          <w:p>
+            <w:pPr>
+              <w:jc w:val="center"/>
+              <w:rPr>
+                <w:b/>
+                <w:kern w:val="16"/>
+                <w:sz w:val="16"/>
+                <w:szCs w:val="16"/>
+              </w:rPr>
+            </w:pPr>
+            <w:r>
+              <w:rPr>
+                <w:b/>
+                <w:kern w:val="16"/>
+                <w:sz w:val="16"/>
+                <w:szCs w:val="16"/>
+              </w:rPr>
+              <w:t>{{roomTempTest.pressureWaterInches2}}</w:t>
+            </w:r>
+          </w:p>
+        </w:tc>
+        <w:tc>
+          <w:tcPr>
+            <w:tcW w:w="1659" w:type="dxa"/>
+            <w:gridSpan w:val="2"/>
+          </w:tcPr>
+          <w:p>
+            <w:pPr>
+              <w:rPr>
+                <w:b/>
+                <w:kern w:val="16"/>
+                <w:sz w:val="16"/>
+                <w:szCs w:val="16"/>
+                <w:u w:val="single"/>
+              </w:rPr>
+            </w:pPr>
+            <w:r>
+              <w:rPr>
+                <w:b/>
+                <w:kern w:val="16"/>
+                <w:sz w:val="16"/>
+                <w:szCs w:val="16"/>
+                <w:u w:val="single"/>
+              </w:rPr>
+              <w:t>{{roomTempTest.valveResetInches}}</w:t>
+            </w:r>
+            <w:r>
+              <w:rPr>
+                <w:b/>
+                <w:kern w:val="16"/>
+                <w:sz w:val="16"/>
+                <w:szCs w:val="16"/>
+                <w:u w:val="single"/>
+              </w:rPr>
+              <w:t xml:space="preserve">             </w:t>
+            </w:r>
+          </w:p>
+        </w:tc>
+        <w:tc>
+          <w:tcPr>
+            <w:tcW w:w="1622" w:type="dxa"/>
+            <w:gridSpan w:val="3"/>
+          </w:tcPr>
+          <w:p>
+            <w:pPr>
+              <w:rPr>
+                <w:b/>
+                <w:kern w:val="16"/>
+                <w:sz w:val="16"/>
+                <w:szCs w:val="16"/>
+              </w:rPr>
+            </w:pPr>
+            <w:r>
+              <w:rPr>
+                <w:b/>
+                <w:kern w:val="16"/>
+                <w:sz w:val="16"/>
+                <w:szCs w:val="16"/>
+              </w:rPr>
+              <w:t>D/L O/Load</w:t>
+            </w:r>
+          </w:p>
+        </w:tc>
+        <w:tc>
+          <w:tcPr>
+            <w:tcW w:w="1603" w:type="dxa"/>
+          </w:tcPr>
+          <w:p>
+            <w:pPr>
+              <w:jc w:val="center"/>
               <w:rPr>
                 <w:b/>
                 <w:sz w:val="18"/>
                 <w:szCs w:val="18"/>
               </w:rPr>
-              <w:t>testResults.floorSeam</w:t>
-            </w:r>
-            <w:proofErr w:type="spellEnd"/>
+            </w:pPr>
             <w:r>
               <w:rPr>
                 <w:b/>
                 <w:sz w:val="18"/>
                 <w:szCs w:val="18"/>
               </w:rPr>
-              <w:t>}}</w:t>
+              <w:t>{{testResults.dlOverload}}</w:t>
             </w:r>
           </w:p>
         </w:tc>
@@ -10637,193 +8469,6 @@
       <w:tr>
         <w:tc>
           <w:tcPr>
-            <w:tcW w:w="1618" w:type="dxa"/>
-            <w:gridSpan w:val="2"/>
-          </w:tcPr>
-          <w:p>
-            <w:pPr>
-              <w:rPr>
-                <w:b/>
-                <w:kern w:val="16"/>
-                <w:sz w:val="16"/>
-                <w:szCs w:val="16"/>
-              </w:rPr>
-            </w:pPr>
-            <w:r>
-              <w:rPr>
-                <w:b/>
-                <w:kern w:val="16"/>
-                <w:sz w:val="16"/>
-                <w:szCs w:val="16"/>
-              </w:rPr>
-              <w:t>Room Temp</w:t>
-            </w:r>
-          </w:p>
-        </w:tc>
-        <w:tc>
-          <w:tcPr>
-            <w:tcW w:w="1260" w:type="dxa"/>
-            <w:gridSpan w:val="3"/>
-          </w:tcPr>
-          <w:p>
-            <w:pPr>
-              <w:jc w:val="center"/>
-              <w:rPr>
-                <w:b/>
-                <w:kern w:val="16"/>
-                <w:sz w:val="16"/>
-                <w:szCs w:val="16"/>
-              </w:rPr>
-            </w:pPr>
-          </w:p>
-        </w:tc>
-        <w:tc>
-          <w:tcPr>
-            <w:tcW w:w="1170" w:type="dxa"/>
-          </w:tcPr>
-          <w:p>
-            <w:pPr>
-              <w:jc w:val="center"/>
-              <w:rPr>
-                <w:b/>
-                <w:kern w:val="16"/>
-                <w:sz w:val="16"/>
-                <w:szCs w:val="16"/>
-              </w:rPr>
-            </w:pPr>
-          </w:p>
-        </w:tc>
-        <w:tc>
-          <w:tcPr>
-            <w:tcW w:w="1260" w:type="dxa"/>
-            <w:gridSpan w:val="2"/>
-          </w:tcPr>
-          <w:p>
-            <w:pPr>
-              <w:jc w:val="center"/>
-              <w:rPr>
-                <w:b/>
-                <w:kern w:val="16"/>
-                <w:sz w:val="16"/>
-                <w:szCs w:val="16"/>
-              </w:rPr>
-            </w:pPr>
-          </w:p>
-        </w:tc>
-        <w:tc>
-          <w:tcPr>
-            <w:tcW w:w="1219" w:type="dxa"/>
-            <w:gridSpan w:val="3"/>
-          </w:tcPr>
-          <w:p>
-            <w:pPr>
-              <w:jc w:val="center"/>
-              <w:rPr>
-                <w:b/>
-                <w:kern w:val="16"/>
-                <w:sz w:val="16"/>
-                <w:szCs w:val="16"/>
-              </w:rPr>
-            </w:pPr>
-          </w:p>
-        </w:tc>
-        <w:tc>
-          <w:tcPr>
-            <w:tcW w:w="1659" w:type="dxa"/>
-            <w:gridSpan w:val="2"/>
-          </w:tcPr>
-          <w:p>
-            <w:pPr>
-              <w:rPr>
-                <w:b/>
-                <w:kern w:val="16"/>
-                <w:sz w:val="16"/>
-                <w:szCs w:val="16"/>
-                <w:u w:val="single"/>
-              </w:rPr>
-            </w:pPr>
-            <w:r>
-              <w:rPr>
-                <w:b/>
-                <w:kern w:val="16"/>
-                <w:sz w:val="16"/>
-                <w:szCs w:val="16"/>
-                <w:u w:val="single"/>
-              </w:rPr>
-              <w:t xml:space="preserve">             </w:t>
-            </w:r>
-          </w:p>
-        </w:tc>
-        <w:tc>
-          <w:tcPr>
-            <w:tcW w:w="1622" w:type="dxa"/>
-            <w:gridSpan w:val="3"/>
-          </w:tcPr>
-          <w:p>
-            <w:pPr>
-              <w:rPr>
-                <w:b/>
-                <w:kern w:val="16"/>
-                <w:sz w:val="16"/>
-                <w:szCs w:val="16"/>
-              </w:rPr>
-            </w:pPr>
-            <w:r>
-              <w:rPr>
-                <w:b/>
-                <w:kern w:val="16"/>
-                <w:sz w:val="16"/>
-                <w:szCs w:val="16"/>
-              </w:rPr>
-              <w:t>D/L O/Load</w:t>
-            </w:r>
-          </w:p>
-        </w:tc>
-        <w:tc>
-          <w:tcPr>
-            <w:tcW w:w="1603" w:type="dxa"/>
-          </w:tcPr>
-          <w:p>
-            <w:pPr>
-              <w:jc w:val="center"/>
-              <w:rPr>
-                <w:b/>
-                <w:sz w:val="18"/>
-                <w:szCs w:val="18"/>
-              </w:rPr>
-            </w:pPr>
-            <w:r>
-              <w:rPr>
-                <w:b/>
-                <w:sz w:val="18"/>
-                <w:szCs w:val="18"/>
-              </w:rPr>
-              <w:t>{{</w:t>
-            </w:r>
-            <w:proofErr w:type="spellStart"/>
-            <w:r>
-              <w:rPr>
-                <w:b/>
-                <w:sz w:val="18"/>
-                <w:szCs w:val="18"/>
-              </w:rPr>
-              <w:t>testResults.dlOverload</w:t>
-            </w:r>
-            <w:proofErr w:type="spellEnd"/>
-            <w:r>
-              <w:rPr>
-                <w:b/>
-                <w:sz w:val="18"/>
-                <w:szCs w:val="18"/>
-              </w:rPr>
-              <w:t>}}</w:t>
-            </w:r>
-          </w:p>
-        </w:tc>
-      </w:tr>
-      <w:tr>
-        <w:tc>
-          <w:tcPr>
             <w:tcW w:w="2878" w:type="dxa"/>
             <w:gridSpan w:val="5"/>
           </w:tcPr>
@@ -10862,27 +8507,7 @@
                 <w:sz w:val="16"/>
                 <w:szCs w:val="16"/>
               </w:rPr>
-              <w:t>{{</w:t>
-            </w:r>
-            <w:proofErr w:type="spellStart"/>
-            <w:r>
-              <w:rPr>
-                <w:b/>
-                <w:kern w:val="16"/>
-                <w:sz w:val="16"/>
-                <w:szCs w:val="16"/>
-              </w:rPr>
-              <w:t>otherInfo.lengthOfPainter</w:t>
-            </w:r>
-            <w:proofErr w:type="spellEnd"/>
-            <w:r>
-              <w:rPr>
-                <w:b/>
-                <w:kern w:val="16"/>
-                <w:sz w:val="16"/>
-                <w:szCs w:val="16"/>
-              </w:rPr>
-              <w:t>}}</w:t>
+              <w:t>{{otherInfo.lengthOfPainter}}</w:t>
             </w:r>
           </w:p>
         </w:tc>
@@ -10943,27 +8568,7 @@
                 <w:sz w:val="16"/>
                 <w:szCs w:val="16"/>
               </w:rPr>
-              <w:t>{{</w:t>
-            </w:r>
-            <w:proofErr w:type="spellStart"/>
-            <w:r>
-              <w:rPr>
-                <w:b/>
-                <w:kern w:val="16"/>
-                <w:sz w:val="16"/>
-                <w:szCs w:val="16"/>
-              </w:rPr>
-              <w:t>otherInfo.maxStowage</w:t>
-            </w:r>
-            <w:proofErr w:type="spellEnd"/>
-            <w:r>
-              <w:rPr>
-                <w:b/>
-                <w:kern w:val="16"/>
-                <w:sz w:val="16"/>
-                <w:szCs w:val="16"/>
-              </w:rPr>
-              <w:t>}}</w:t>
+              <w:t>{{otherInfo.maxStowage}}</w:t>
             </w:r>
           </w:p>
         </w:tc>
@@ -11023,27 +8628,7 @@
                 <w:sz w:val="16"/>
                 <w:szCs w:val="16"/>
               </w:rPr>
-              <w:t>{{</w:t>
-            </w:r>
-            <w:proofErr w:type="spellStart"/>
-            <w:r>
-              <w:rPr>
-                <w:b/>
-                <w:kern w:val="16"/>
-                <w:sz w:val="16"/>
-                <w:szCs w:val="16"/>
-              </w:rPr>
-              <w:t>otherInfo.solas</w:t>
-            </w:r>
-            <w:proofErr w:type="spellEnd"/>
-            <w:r>
-              <w:rPr>
-                <w:b/>
-                <w:kern w:val="16"/>
-                <w:sz w:val="16"/>
-                <w:szCs w:val="16"/>
-              </w:rPr>
-              <w:t>}}</w:t>
+              <w:t>{{otherInfo.solas}}</w:t>
             </w:r>
             <w:r>
               <w:rPr>
@@ -11941,7 +9526,6 @@
           <w:szCs w:val="48"/>
         </w:rPr>
       </w:pPr>
-      <w:proofErr w:type="spellStart"/>
       <w:r>
         <w:rPr>
           <w:b/>
@@ -11949,17 +9533,7 @@
           <w:kern w:val="16"/>
           <w:szCs w:val="48"/>
         </w:rPr>
-        <w:t>Sakthish</w:t>
-      </w:r>
-      <w:proofErr w:type="spellEnd"/>
-      <w:r>
-        <w:rPr>
-          <w:b/>
-          <w:bCs/>
-          <w:kern w:val="16"/>
-          <w:szCs w:val="48"/>
-        </w:rPr>
-        <w:t xml:space="preserve"> Venkatesan </w:t>
+        <w:t xml:space="preserve">Sakthish Venkatesan </w:t>
       </w:r>
     </w:p>
     <w:p>
@@ -12120,7 +9694,7 @@
 </file>
 
 <file path=word/endnotes.xml><?xml version="1.0" encoding="utf-8"?>
-<w:endnotes xmlns:wpc="http://schemas.microsoft.com/office/word/2010/wordprocessingCanvas" xmlns:cx="http://schemas.microsoft.com/office/drawing/2014/chartex" xmlns:cx1="http://schemas.microsoft.com/office/drawing/2015/9/8/chartex" xmlns:cx2="http://schemas.microsoft.com/office/drawing/2015/10/21/chartex" xmlns:cx3="http://schemas.microsoft.com/office/drawing/2016/5/9/chartex" xmlns:cx4="http://schemas.microsoft.com/office/drawing/2016/5/10/chartex" xmlns:cx5="http://schemas.microsoft.com/office/drawing/2016/5/11/chartex" xmlns:cx6="http://schemas.microsoft.com/office/drawing/2016/5/12/chartex" xmlns:cx7="http://schemas.microsoft.com/office/drawing/2016/5/13/chartex" xmlns:cx8="http://schemas.microsoft.com/office/drawing/2016/5/14/chartex" xmlns:mc="http://schemas.openxmlformats.org/markup-compatibility/2006" xmlns:aink="http://schemas.microsoft.com/office/drawing/2016/ink" xmlns:am3d="http://schemas.microsoft.com/office/drawing/2017/model3d" xmlns:o="urn:schemas-microsoft-com:office:office" xmlns:r="http://schemas.openxmlformats.org/officeDocument/2006/relationships" xmlns:m="http://schemas.openxmlformats.org/officeDocument/2006/math" xmlns:v="urn:schemas-microsoft-com:vml" xmlns:wp14="http://schemas.microsoft.com/office/word/2010/wordprocessingDrawing" xmlns:wp="http://schemas.openxmlformats.org/drawingml/2006/wordprocessingDrawing" xmlns:w10="urn:schemas-microsoft-com:office:word" xmlns:w="http://schemas.openxmlformats.org/wordprocessingml/2006/main" xmlns:w14="http://schemas.microsoft.com/office/word/2010/wordml" xmlns:w15="http://schemas.microsoft.com/office/word/2012/wordml" xmlns:w16cex="http://schemas.microsoft.com/office/word/2018/wordml/cex" xmlns:w16cid="http://schemas.microsoft.com/office/word/2016/wordml/cid" xmlns:w16="http://schemas.microsoft.com/office/word/2018/wordml" xmlns:w16sdtdh="http://schemas.microsoft.com/office/word/2020/wordml/sdtdatahash" xmlns:w16se="http://schemas.microsoft.com/office/word/2015/wordml/symex" xmlns:wpg="http://schemas.microsoft.com/office/word/2010/wordprocessingGroup" xmlns:wpi="http://schemas.microsoft.com/office/word/2010/wordprocessingInk" xmlns:wne="http://schemas.microsoft.com/office/word/2006/wordml" xmlns:wps="http://schemas.microsoft.com/office/word/2010/wordprocessingShape" mc:Ignorable="w14 w15 w16se w16cid w16 w16cex w16sdtdh wp14">
+<w:endnotes xmlns:wpc="http://schemas.microsoft.com/office/word/2010/wordprocessingCanvas" xmlns:cx="http://schemas.microsoft.com/office/drawing/2014/chartex" xmlns:cx1="http://schemas.microsoft.com/office/drawing/2015/9/8/chartex" xmlns:cx2="http://schemas.microsoft.com/office/drawing/2015/10/21/chartex" xmlns:cx3="http://schemas.microsoft.com/office/drawing/2016/5/9/chartex" xmlns:cx4="http://schemas.microsoft.com/office/drawing/2016/5/10/chartex" xmlns:cx5="http://schemas.microsoft.com/office/drawing/2016/5/11/chartex" xmlns:cx6="http://schemas.microsoft.com/office/drawing/2016/5/12/chartex" xmlns:cx7="http://schemas.microsoft.com/office/drawing/2016/5/13/chartex" xmlns:cx8="http://schemas.microsoft.com/office/drawing/2016/5/14/chartex" xmlns:mc="http://schemas.openxmlformats.org/markup-compatibility/2006" xmlns:aink="http://schemas.microsoft.com/office/drawing/2016/ink" xmlns:am3d="http://schemas.microsoft.com/office/drawing/2017/model3d" xmlns:o="urn:schemas-microsoft-com:office:office" xmlns:oel="http://schemas.microsoft.com/office/2019/extlst" xmlns:r="http://schemas.openxmlformats.org/officeDocument/2006/relationships" xmlns:m="http://schemas.openxmlformats.org/officeDocument/2006/math" xmlns:v="urn:schemas-microsoft-com:vml" xmlns:wp14="http://schemas.microsoft.com/office/word/2010/wordprocessingDrawing" xmlns:wp="http://schemas.openxmlformats.org/drawingml/2006/wordprocessingDrawing" xmlns:w10="urn:schemas-microsoft-com:office:word" xmlns:w="http://schemas.openxmlformats.org/wordprocessingml/2006/main" xmlns:w14="http://schemas.microsoft.com/office/word/2010/wordml" xmlns:w15="http://schemas.microsoft.com/office/word/2012/wordml" xmlns:w16cex="http://schemas.microsoft.com/office/word/2018/wordml/cex" xmlns:w16cid="http://schemas.microsoft.com/office/word/2016/wordml/cid" xmlns:w16="http://schemas.microsoft.com/office/word/2018/wordml" xmlns:w16du="http://schemas.microsoft.com/office/word/2023/wordml/word16du" xmlns:w16sdtdh="http://schemas.microsoft.com/office/word/2020/wordml/sdtdatahash" xmlns:w16sdtfl="http://schemas.microsoft.com/office/word/2024/wordml/sdtformatlock" xmlns:w16se="http://schemas.microsoft.com/office/word/2015/wordml/symex" xmlns:wpg="http://schemas.microsoft.com/office/word/2010/wordprocessingGroup" xmlns:wpi="http://schemas.microsoft.com/office/word/2010/wordprocessingInk" xmlns:wne="http://schemas.microsoft.com/office/word/2006/wordml" xmlns:wps="http://schemas.microsoft.com/office/word/2010/wordprocessingShape" mc:Ignorable="w14 w15 w16se w16cid w16 w16cex w16sdtdh w16sdtfl w16du wp14">
   <w:endnote w:type="separator" w:id="-1">
     <w:p>
       <w:r>
@@ -12139,7 +9713,7 @@
 </file>
 
 <file path=word/footnotes.xml><?xml version="1.0" encoding="utf-8"?>
-<w:footnotes xmlns:wpc="http://schemas.microsoft.com/office/word/2010/wordprocessingCanvas" xmlns:cx="http://schemas.microsoft.com/office/drawing/2014/chartex" xmlns:cx1="http://schemas.microsoft.com/office/drawing/2015/9/8/chartex" xmlns:cx2="http://schemas.microsoft.com/office/drawing/2015/10/21/chartex" xmlns:cx3="http://schemas.microsoft.com/office/drawing/2016/5/9/chartex" xmlns:cx4="http://schemas.microsoft.com/office/drawing/2016/5/10/chartex" xmlns:cx5="http://schemas.microsoft.com/office/drawing/2016/5/11/chartex" xmlns:cx6="http://schemas.microsoft.com/office/drawing/2016/5/12/chartex" xmlns:cx7="http://schemas.microsoft.com/office/drawing/2016/5/13/chartex" xmlns:cx8="http://schemas.microsoft.com/office/drawing/2016/5/14/chartex" xmlns:mc="http://schemas.openxmlformats.org/markup-compatibility/2006" xmlns:aink="http://schemas.microsoft.com/office/drawing/2016/ink" xmlns:am3d="http://schemas.microsoft.com/office/drawing/2017/model3d" xmlns:o="urn:schemas-microsoft-com:office:office" xmlns:r="http://schemas.openxmlformats.org/officeDocument/2006/relationships" xmlns:m="http://schemas.openxmlformats.org/officeDocument/2006/math" xmlns:v="urn:schemas-microsoft-com:vml" xmlns:wp14="http://schemas.microsoft.com/office/word/2010/wordprocessingDrawing" xmlns:wp="http://schemas.openxmlformats.org/drawingml/2006/wordprocessingDrawing" xmlns:w10="urn:schemas-microsoft-com:office:word" xmlns:w="http://schemas.openxmlformats.org/wordprocessingml/2006/main" xmlns:w14="http://schemas.microsoft.com/office/word/2010/wordml" xmlns:w15="http://schemas.microsoft.com/office/word/2012/wordml" xmlns:w16cex="http://schemas.microsoft.com/office/word/2018/wordml/cex" xmlns:w16cid="http://schemas.microsoft.com/office/word/2016/wordml/cid" xmlns:w16="http://schemas.microsoft.com/office/word/2018/wordml" xmlns:w16sdtdh="http://schemas.microsoft.com/office/word/2020/wordml/sdtdatahash" xmlns:w16se="http://schemas.microsoft.com/office/word/2015/wordml/symex" xmlns:wpg="http://schemas.microsoft.com/office/word/2010/wordprocessingGroup" xmlns:wpi="http://schemas.microsoft.com/office/word/2010/wordprocessingInk" xmlns:wne="http://schemas.microsoft.com/office/word/2006/wordml" xmlns:wps="http://schemas.microsoft.com/office/word/2010/wordprocessingShape" mc:Ignorable="w14 w15 w16se w16cid w16 w16cex w16sdtdh wp14">
+<w:footnotes xmlns:wpc="http://schemas.microsoft.com/office/word/2010/wordprocessingCanvas" xmlns:cx="http://schemas.microsoft.com/office/drawing/2014/chartex" xmlns:cx1="http://schemas.microsoft.com/office/drawing/2015/9/8/chartex" xmlns:cx2="http://schemas.microsoft.com/office/drawing/2015/10/21/chartex" xmlns:cx3="http://schemas.microsoft.com/office/drawing/2016/5/9/chartex" xmlns:cx4="http://schemas.microsoft.com/office/drawing/2016/5/10/chartex" xmlns:cx5="http://schemas.microsoft.com/office/drawing/2016/5/11/chartex" xmlns:cx6="http://schemas.microsoft.com/office/drawing/2016/5/12/chartex" xmlns:cx7="http://schemas.microsoft.com/office/drawing/2016/5/13/chartex" xmlns:cx8="http://schemas.microsoft.com/office/drawing/2016/5/14/chartex" xmlns:mc="http://schemas.openxmlformats.org/markup-compatibility/2006" xmlns:aink="http://schemas.microsoft.com/office/drawing/2016/ink" xmlns:am3d="http://schemas.microsoft.com/office/drawing/2017/model3d" xmlns:o="urn:schemas-microsoft-com:office:office" xmlns:oel="http://schemas.microsoft.com/office/2019/extlst" xmlns:r="http://schemas.openxmlformats.org/officeDocument/2006/relationships" xmlns:m="http://schemas.openxmlformats.org/officeDocument/2006/math" xmlns:v="urn:schemas-microsoft-com:vml" xmlns:wp14="http://schemas.microsoft.com/office/word/2010/wordprocessingDrawing" xmlns:wp="http://schemas.openxmlformats.org/drawingml/2006/wordprocessingDrawing" xmlns:w10="urn:schemas-microsoft-com:office:word" xmlns:w="http://schemas.openxmlformats.org/wordprocessingml/2006/main" xmlns:w14="http://schemas.microsoft.com/office/word/2010/wordml" xmlns:w15="http://schemas.microsoft.com/office/word/2012/wordml" xmlns:w16cex="http://schemas.microsoft.com/office/word/2018/wordml/cex" xmlns:w16cid="http://schemas.microsoft.com/office/word/2016/wordml/cid" xmlns:w16="http://schemas.microsoft.com/office/word/2018/wordml" xmlns:w16du="http://schemas.microsoft.com/office/word/2023/wordml/word16du" xmlns:w16sdtdh="http://schemas.microsoft.com/office/word/2020/wordml/sdtdatahash" xmlns:w16sdtfl="http://schemas.microsoft.com/office/word/2024/wordml/sdtformatlock" xmlns:w16se="http://schemas.microsoft.com/office/word/2015/wordml/symex" xmlns:wpg="http://schemas.microsoft.com/office/word/2010/wordprocessingGroup" xmlns:wpi="http://schemas.microsoft.com/office/word/2010/wordprocessingInk" xmlns:wne="http://schemas.microsoft.com/office/word/2006/wordml" xmlns:wps="http://schemas.microsoft.com/office/word/2010/wordprocessingShape" mc:Ignorable="w14 w15 w16se w16cid w16 w16cex w16sdtdh w16sdtfl w16du wp14">
   <w:footnote w:type="separator" w:id="-1">
     <w:p>
       <w:r>
@@ -12158,7 +9732,7 @@
 </file>
 
 <file path=word/header1.xml><?xml version="1.0" encoding="utf-8"?>
-<w:hdr xmlns:wpc="http://schemas.microsoft.com/office/word/2010/wordprocessingCanvas" xmlns:cx="http://schemas.microsoft.com/office/drawing/2014/chartex" xmlns:cx1="http://schemas.microsoft.com/office/drawing/2015/9/8/chartex" xmlns:cx2="http://schemas.microsoft.com/office/drawing/2015/10/21/chartex" xmlns:cx3="http://schemas.microsoft.com/office/drawing/2016/5/9/chartex" xmlns:cx4="http://schemas.microsoft.com/office/drawing/2016/5/10/chartex" xmlns:cx5="http://schemas.microsoft.com/office/drawing/2016/5/11/chartex" xmlns:cx6="http://schemas.microsoft.com/office/drawing/2016/5/12/chartex" xmlns:cx7="http://schemas.microsoft.com/office/drawing/2016/5/13/chartex" xmlns:cx8="http://schemas.microsoft.com/office/drawing/2016/5/14/chartex" xmlns:mc="http://schemas.openxmlformats.org/markup-compatibility/2006" xmlns:aink="http://schemas.microsoft.com/office/drawing/2016/ink" xmlns:am3d="http://schemas.microsoft.com/office/drawing/2017/model3d" xmlns:o="urn:schemas-microsoft-com:office:office" xmlns:r="http://schemas.openxmlformats.org/officeDocument/2006/relationships" xmlns:m="http://schemas.openxmlformats.org/officeDocument/2006/math" xmlns:v="urn:schemas-microsoft-com:vml" xmlns:wp14="http://schemas.microsoft.com/office/word/2010/wordprocessingDrawing" xmlns:wp="http://schemas.openxmlformats.org/drawingml/2006/wordprocessingDrawing" xmlns:w10="urn:schemas-microsoft-com:office:word" xmlns:w="http://schemas.openxmlformats.org/wordprocessingml/2006/main" xmlns:w14="http://schemas.microsoft.com/office/word/2010/wordml" xmlns:w15="http://schemas.microsoft.com/office/word/2012/wordml" xmlns:w16cex="http://schemas.microsoft.com/office/word/2018/wordml/cex" xmlns:w16cid="http://schemas.microsoft.com/office/word/2016/wordml/cid" xmlns:w16="http://schemas.microsoft.com/office/word/2018/wordml" xmlns:w16sdtdh="http://schemas.microsoft.com/office/word/2020/wordml/sdtdatahash" xmlns:w16se="http://schemas.microsoft.com/office/word/2015/wordml/symex" xmlns:wpg="http://schemas.microsoft.com/office/word/2010/wordprocessingGroup" xmlns:wpi="http://schemas.microsoft.com/office/word/2010/wordprocessingInk" xmlns:wne="http://schemas.microsoft.com/office/word/2006/wordml" xmlns:wps="http://schemas.microsoft.com/office/word/2010/wordprocessingShape" mc:Ignorable="w14 w15 w16se w16cid w16 w16cex w16sdtdh wp14">
+<w:hdr xmlns:wpc="http://schemas.microsoft.com/office/word/2010/wordprocessingCanvas" xmlns:cx="http://schemas.microsoft.com/office/drawing/2014/chartex" xmlns:cx1="http://schemas.microsoft.com/office/drawing/2015/9/8/chartex" xmlns:cx2="http://schemas.microsoft.com/office/drawing/2015/10/21/chartex" xmlns:cx3="http://schemas.microsoft.com/office/drawing/2016/5/9/chartex" xmlns:cx4="http://schemas.microsoft.com/office/drawing/2016/5/10/chartex" xmlns:cx5="http://schemas.microsoft.com/office/drawing/2016/5/11/chartex" xmlns:cx6="http://schemas.microsoft.com/office/drawing/2016/5/12/chartex" xmlns:cx7="http://schemas.microsoft.com/office/drawing/2016/5/13/chartex" xmlns:cx8="http://schemas.microsoft.com/office/drawing/2016/5/14/chartex" xmlns:mc="http://schemas.openxmlformats.org/markup-compatibility/2006" xmlns:aink="http://schemas.microsoft.com/office/drawing/2016/ink" xmlns:am3d="http://schemas.microsoft.com/office/drawing/2017/model3d" xmlns:o="urn:schemas-microsoft-com:office:office" xmlns:oel="http://schemas.microsoft.com/office/2019/extlst" xmlns:r="http://schemas.openxmlformats.org/officeDocument/2006/relationships" xmlns:m="http://schemas.openxmlformats.org/officeDocument/2006/math" xmlns:v="urn:schemas-microsoft-com:vml" xmlns:wp14="http://schemas.microsoft.com/office/word/2010/wordprocessingDrawing" xmlns:wp="http://schemas.openxmlformats.org/drawingml/2006/wordprocessingDrawing" xmlns:w10="urn:schemas-microsoft-com:office:word" xmlns:w="http://schemas.openxmlformats.org/wordprocessingml/2006/main" xmlns:w14="http://schemas.microsoft.com/office/word/2010/wordml" xmlns:w15="http://schemas.microsoft.com/office/word/2012/wordml" xmlns:w16cex="http://schemas.microsoft.com/office/word/2018/wordml/cex" xmlns:w16cid="http://schemas.microsoft.com/office/word/2016/wordml/cid" xmlns:w16="http://schemas.microsoft.com/office/word/2018/wordml" xmlns:w16du="http://schemas.microsoft.com/office/word/2023/wordml/word16du" xmlns:w16sdtdh="http://schemas.microsoft.com/office/word/2020/wordml/sdtdatahash" xmlns:w16sdtfl="http://schemas.microsoft.com/office/word/2024/wordml/sdtformatlock" xmlns:w16se="http://schemas.microsoft.com/office/word/2015/wordml/symex" xmlns:wpg="http://schemas.microsoft.com/office/word/2010/wordprocessingGroup" xmlns:wpi="http://schemas.microsoft.com/office/word/2010/wordprocessingInk" xmlns:wne="http://schemas.microsoft.com/office/word/2006/wordml" xmlns:wps="http://schemas.microsoft.com/office/word/2010/wordprocessingShape" mc:Ignorable="w14 w15 w16se w16cid w16 w16cex w16sdtdh w16sdtfl w16du wp14">
   <w:p>
     <w:pPr>
       <w:pStyle w:val="Header"/>
@@ -12183,7 +9757,7 @@
 </file>
 
 <file path=word/numbering.xml><?xml version="1.0" encoding="utf-8"?>
-<w:numbering xmlns:wpc="http://schemas.microsoft.com/office/word/2010/wordprocessingCanvas" xmlns:cx="http://schemas.microsoft.com/office/drawing/2014/chartex" xmlns:cx1="http://schemas.microsoft.com/office/drawing/2015/9/8/chartex" xmlns:cx2="http://schemas.microsoft.com/office/drawing/2015/10/21/chartex" xmlns:cx3="http://schemas.microsoft.com/office/drawing/2016/5/9/chartex" xmlns:cx4="http://schemas.microsoft.com/office/drawing/2016/5/10/chartex" xmlns:cx5="http://schemas.microsoft.com/office/drawing/2016/5/11/chartex" xmlns:cx6="http://schemas.microsoft.com/office/drawing/2016/5/12/chartex" xmlns:cx7="http://schemas.microsoft.com/office/drawing/2016/5/13/chartex" xmlns:cx8="http://schemas.microsoft.com/office/drawing/2016/5/14/chartex" xmlns:mc="http://schemas.openxmlformats.org/markup-compatibility/2006" xmlns:aink="http://schemas.microsoft.com/office/drawing/2016/ink" xmlns:am3d="http://schemas.microsoft.com/office/drawing/2017/model3d" xmlns:o="urn:schemas-microsoft-com:office:office" xmlns:r="http://schemas.openxmlformats.org/officeDocument/2006/relationships" xmlns:m="http://schemas.openxmlformats.org/officeDocument/2006/math" xmlns:v="urn:schemas-microsoft-com:vml" xmlns:wp14="http://schemas.microsoft.com/office/word/2010/wordprocessingDrawing" xmlns:wp="http://schemas.openxmlformats.org/drawingml/2006/wordprocessingDrawing" xmlns:w10="urn:schemas-microsoft-com:office:word" xmlns:w="http://schemas.openxmlformats.org/wordprocessingml/2006/main" xmlns:w14="http://schemas.microsoft.com/office/word/2010/wordml" xmlns:w15="http://schemas.microsoft.com/office/word/2012/wordml" xmlns:w16cex="http://schemas.microsoft.com/office/word/2018/wordml/cex" xmlns:w16cid="http://schemas.microsoft.com/office/word/2016/wordml/cid" xmlns:w16="http://schemas.microsoft.com/office/word/2018/wordml" xmlns:w16sdtdh="http://schemas.microsoft.com/office/word/2020/wordml/sdtdatahash" xmlns:w16se="http://schemas.microsoft.com/office/word/2015/wordml/symex" xmlns:wpg="http://schemas.microsoft.com/office/word/2010/wordprocessingGroup" xmlns:wpi="http://schemas.microsoft.com/office/word/2010/wordprocessingInk" xmlns:wne="http://schemas.microsoft.com/office/word/2006/wordml" xmlns:wps="http://schemas.microsoft.com/office/word/2010/wordprocessingShape" mc:Ignorable="w14 w15 w16se w16cid w16 w16cex w16sdtdh wp14">
+<w:numbering xmlns:wpc="http://schemas.microsoft.com/office/word/2010/wordprocessingCanvas" xmlns:cx="http://schemas.microsoft.com/office/drawing/2014/chartex" xmlns:cx1="http://schemas.microsoft.com/office/drawing/2015/9/8/chartex" xmlns:cx2="http://schemas.microsoft.com/office/drawing/2015/10/21/chartex" xmlns:cx3="http://schemas.microsoft.com/office/drawing/2016/5/9/chartex" xmlns:cx4="http://schemas.microsoft.com/office/drawing/2016/5/10/chartex" xmlns:cx5="http://schemas.microsoft.com/office/drawing/2016/5/11/chartex" xmlns:cx6="http://schemas.microsoft.com/office/drawing/2016/5/12/chartex" xmlns:cx7="http://schemas.microsoft.com/office/drawing/2016/5/13/chartex" xmlns:cx8="http://schemas.microsoft.com/office/drawing/2016/5/14/chartex" xmlns:mc="http://schemas.openxmlformats.org/markup-compatibility/2006" xmlns:aink="http://schemas.microsoft.com/office/drawing/2016/ink" xmlns:am3d="http://schemas.microsoft.com/office/drawing/2017/model3d" xmlns:o="urn:schemas-microsoft-com:office:office" xmlns:oel="http://schemas.microsoft.com/office/2019/extlst" xmlns:r="http://schemas.openxmlformats.org/officeDocument/2006/relationships" xmlns:m="http://schemas.openxmlformats.org/officeDocument/2006/math" xmlns:v="urn:schemas-microsoft-com:vml" xmlns:wp14="http://schemas.microsoft.com/office/word/2010/wordprocessingDrawing" xmlns:wp="http://schemas.openxmlformats.org/drawingml/2006/wordprocessingDrawing" xmlns:w10="urn:schemas-microsoft-com:office:word" xmlns:w="http://schemas.openxmlformats.org/wordprocessingml/2006/main" xmlns:w14="http://schemas.microsoft.com/office/word/2010/wordml" xmlns:w15="http://schemas.microsoft.com/office/word/2012/wordml" xmlns:w16cex="http://schemas.microsoft.com/office/word/2018/wordml/cex" xmlns:w16cid="http://schemas.microsoft.com/office/word/2016/wordml/cid" xmlns:w16="http://schemas.microsoft.com/office/word/2018/wordml" xmlns:w16du="http://schemas.microsoft.com/office/word/2023/wordml/word16du" xmlns:w16sdtdh="http://schemas.microsoft.com/office/word/2020/wordml/sdtdatahash" xmlns:w16sdtfl="http://schemas.microsoft.com/office/word/2024/wordml/sdtformatlock" xmlns:w16se="http://schemas.microsoft.com/office/word/2015/wordml/symex" xmlns:wpg="http://schemas.microsoft.com/office/word/2010/wordprocessingGroup" xmlns:wpi="http://schemas.microsoft.com/office/word/2010/wordprocessingInk" xmlns:wne="http://schemas.microsoft.com/office/word/2006/wordml" xmlns:wps="http://schemas.microsoft.com/office/word/2010/wordprocessingShape" mc:Ignorable="w14 w15 w16se w16cid w16 w16cex w16sdtdh w16sdtfl w16du wp14">
   <w:abstractNum w:abstractNumId="0" w15:restartNumberingAfterBreak="0">
     <w:nsid w:val="2AFC4ACA"/>
     <w:multiLevelType w:val="multilevel"/>
@@ -12631,25 +10205,25 @@
       </w:rPr>
     </w:lvl>
   </w:abstractNum>
-  <w:num w:numId="1">
+  <w:num w:numId="1" w16cid:durableId="273246028">
     <w:abstractNumId w:val="1"/>
   </w:num>
-  <w:num w:numId="2">
+  <w:num w:numId="2" w16cid:durableId="1000085589">
     <w:abstractNumId w:val="2"/>
   </w:num>
-  <w:num w:numId="3">
+  <w:num w:numId="3" w16cid:durableId="1923562565">
     <w:abstractNumId w:val="0"/>
   </w:num>
 </w:numbering>
 </file>
 
 <file path=word/styles.xml><?xml version="1.0" encoding="utf-8"?>
-<w:styles xmlns:mc="http://schemas.openxmlformats.org/markup-compatibility/2006" xmlns:r="http://schemas.openxmlformats.org/officeDocument/2006/relationships" xmlns:w="http://schemas.openxmlformats.org/wordprocessingml/2006/main" xmlns:w14="http://schemas.microsoft.com/office/word/2010/wordml" xmlns:w15="http://schemas.microsoft.com/office/word/2012/wordml" xmlns:w16cex="http://schemas.microsoft.com/office/word/2018/wordml/cex" xmlns:w16cid="http://schemas.microsoft.com/office/word/2016/wordml/cid" xmlns:w16="http://schemas.microsoft.com/office/word/2018/wordml" xmlns:w16sdtdh="http://schemas.microsoft.com/office/word/2020/wordml/sdtdatahash" xmlns:w16se="http://schemas.microsoft.com/office/word/2015/wordml/symex" mc:Ignorable="w14 w15 w16se w16cid w16 w16cex w16sdtdh">
+<w:styles xmlns:mc="http://schemas.openxmlformats.org/markup-compatibility/2006" xmlns:r="http://schemas.openxmlformats.org/officeDocument/2006/relationships" xmlns:w="http://schemas.openxmlformats.org/wordprocessingml/2006/main" xmlns:w14="http://schemas.microsoft.com/office/word/2010/wordml" xmlns:w15="http://schemas.microsoft.com/office/word/2012/wordml" xmlns:w16cex="http://schemas.microsoft.com/office/word/2018/wordml/cex" xmlns:w16cid="http://schemas.microsoft.com/office/word/2016/wordml/cid" xmlns:w16="http://schemas.microsoft.com/office/word/2018/wordml" xmlns:w16du="http://schemas.microsoft.com/office/word/2023/wordml/word16du" xmlns:w16sdtdh="http://schemas.microsoft.com/office/word/2020/wordml/sdtdatahash" xmlns:w16sdtfl="http://schemas.microsoft.com/office/word/2024/wordml/sdtformatlock" xmlns:w16se="http://schemas.microsoft.com/office/word/2015/wordml/symex" mc:Ignorable="w14 w15 w16se w16cid w16 w16cex w16sdtdh w16sdtfl w16du">
   <w:docDefaults>
     <w:rPrDefault>
       <w:rPr>
         <w:rFonts w:ascii="Calibri" w:eastAsia="Times New Roman" w:hAnsi="Calibri" w:cs="Times New Roman"/>
-        <w:lang w:val="en-US" w:eastAsia="en-US" w:bidi="ar-SA"/>
+        <w:lang w:val="en-IN" w:eastAsia="en-IN" w:bidi="ar-SA"/>
       </w:rPr>
     </w:rPrDefault>
     <w:pPrDefault/>
@@ -12760,7 +10334,7 @@
     <w:lsdException w:name="HTML Sample" w:semiHidden="1" w:unhideWhenUsed="1"/>
     <w:lsdException w:name="HTML Typewriter" w:semiHidden="1" w:unhideWhenUsed="1"/>
     <w:lsdException w:name="HTML Variable" w:semiHidden="1" w:unhideWhenUsed="1"/>
-    <w:lsdException w:name="Normal Table" w:unhideWhenUsed="1" w:qFormat="1"/>
+    <w:lsdException w:name="Normal Table" w:semiHidden="1" w:unhideWhenUsed="1" w:qFormat="1"/>
     <w:lsdException w:name="annotation subject" w:semiHidden="1" w:unhideWhenUsed="1"/>
     <w:lsdException w:name="No List" w:semiHidden="1" w:unhideWhenUsed="1"/>
     <w:lsdException w:name="Outline List 1" w:semiHidden="1" w:unhideWhenUsed="1"/>
@@ -13038,6 +10612,7 @@
     <w:rPr>
       <w:sz w:val="22"/>
       <w:szCs w:val="22"/>
+      <w:lang w:val="en-US" w:eastAsia="en-US"/>
     </w:rPr>
   </w:style>
   <w:style w:type="character" w:default="1" w:styleId="DefaultParagraphFont">
@@ -13048,9 +10623,10 @@
   <w:style w:type="table" w:default="1" w:styleId="TableNormal">
     <w:name w:val="Normal Table"/>
     <w:uiPriority w:val="99"/>
+    <w:semiHidden/>
     <w:unhideWhenUsed/>
-    <w:qFormat/>
     <w:tblPr>
+      <w:tblInd w:w="0" w:type="dxa"/>
       <w:tblCellMar>
         <w:top w:w="0" w:type="dxa"/>
         <w:left w:w="108" w:type="dxa"/>
